--- a/tables for celsis.docx
+++ b/tables for celsis.docx
@@ -1059,7 +1059,7 @@
                 <w:sz w:val="14"/>
                 <w:szCs w:val="14"/>
               </w:rPr>
-              <w:t>{{ before_test }}</w:t>
+              <w:t w:space="preserve" xml:space="preserve">{{ pro_before_test }}</w:t>
             </w:r>
           </w:p>
         </w:tc>
@@ -1097,7 +1097,7 @@
                 <w:sz w:val="14"/>
                 <w:szCs w:val="14"/>
               </w:rPr>
-              <w:t>{{ analyst_initial }}</w:t>
+              <w:t w:space="preserve" xml:space="preserve">{{ pro_analyst_initial }}</w:t>
             </w:r>
           </w:p>
         </w:tc>
@@ -1166,7 +1166,7 @@
                 <w:sz w:val="14"/>
                 <w:szCs w:val="14"/>
               </w:rPr>
-              <w:t>{{ be_obs_pers_dur_pro }}</w:t>
+              <w:t w:space="preserve" xml:space="preserve">{{ pro_be_obs_pers_dur_pro }}</w:t>
             </w:r>
           </w:p>
         </w:tc>
@@ -1194,43 +1194,43 @@
                 <w:sz w:val="14"/>
                 <w:szCs w:val="14"/>
               </w:rPr>
-              <w:t xml:space="preserve">{{ </w:t>
-            </w:r>
-            <w:r>
-              <w:rPr>
-                <w:rFonts w:ascii="Times New Roman" w:hAnsi="Times New Roman"/>
-                <w:color w:val="000000" w:themeColor="text1"/>
-                <w:sz w:val="14"/>
-                <w:szCs w:val="14"/>
-              </w:rPr>
-              <w:t>be_</w:t>
-            </w:r>
-            <w:r>
-              <w:rPr>
-                <w:rFonts w:ascii="Times New Roman" w:hAnsi="Times New Roman"/>
-                <w:color w:val="000000" w:themeColor="text1"/>
-                <w:sz w:val="14"/>
-                <w:szCs w:val="14"/>
-              </w:rPr>
-              <w:t>etx_pers_dur</w:t>
-            </w:r>
-            <w:r>
-              <w:rPr>
-                <w:rFonts w:ascii="Times New Roman" w:hAnsi="Times New Roman"/>
-                <w:color w:val="000000" w:themeColor="text1"/>
-                <w:sz w:val="14"/>
-                <w:szCs w:val="14"/>
-              </w:rPr>
-              <w:t>_pro</w:t>
-            </w:r>
-            <w:r>
-              <w:rPr>
-                <w:rFonts w:ascii="Times New Roman" w:hAnsi="Times New Roman"/>
-                <w:color w:val="000000" w:themeColor="text1"/>
-                <w:sz w:val="14"/>
-                <w:szCs w:val="14"/>
-              </w:rPr>
-              <w:t xml:space="preserve"> }}</w:t>
+              <w:t xml:space="preserve" w:space="preserve">{{ pro_be_etx_pers_dur_pro }}</w:t>
+            </w:r>
+            <w:r>
+              <w:rPr>
+                <w:rFonts w:ascii="Times New Roman" w:hAnsi="Times New Roman"/>
+                <w:color w:val="000000" w:themeColor="text1"/>
+                <w:sz w:val="14"/>
+                <w:szCs w:val="14"/>
+              </w:rPr>
+              <w:t/>
+            </w:r>
+            <w:r>
+              <w:rPr>
+                <w:rFonts w:ascii="Times New Roman" w:hAnsi="Times New Roman"/>
+                <w:color w:val="000000" w:themeColor="text1"/>
+                <w:sz w:val="14"/>
+                <w:szCs w:val="14"/>
+              </w:rPr>
+              <w:t/>
+            </w:r>
+            <w:r>
+              <w:rPr>
+                <w:rFonts w:ascii="Times New Roman" w:hAnsi="Times New Roman"/>
+                <w:color w:val="000000" w:themeColor="text1"/>
+                <w:sz w:val="14"/>
+                <w:szCs w:val="14"/>
+              </w:rPr>
+              <w:t/>
+            </w:r>
+            <w:r>
+              <w:rPr>
+                <w:rFonts w:ascii="Times New Roman" w:hAnsi="Times New Roman"/>
+                <w:color w:val="000000" w:themeColor="text1"/>
+                <w:sz w:val="14"/>
+                <w:szCs w:val="14"/>
+              </w:rPr>
+              <w:t xml:space="preserve"/>
             </w:r>
           </w:p>
         </w:tc>
@@ -1258,43 +1258,43 @@
                 <w:sz w:val="14"/>
                 <w:szCs w:val="14"/>
               </w:rPr>
-              <w:t xml:space="preserve">{{ </w:t>
-            </w:r>
-            <w:r>
-              <w:rPr>
-                <w:rFonts w:ascii="Times New Roman" w:hAnsi="Times New Roman"/>
-                <w:color w:val="000000" w:themeColor="text1"/>
-                <w:sz w:val="14"/>
-                <w:szCs w:val="14"/>
-              </w:rPr>
-              <w:t>be_</w:t>
-            </w:r>
-            <w:r>
-              <w:rPr>
-                <w:rFonts w:ascii="Times New Roman" w:hAnsi="Times New Roman"/>
-                <w:color w:val="000000" w:themeColor="text1"/>
-                <w:sz w:val="14"/>
-                <w:szCs w:val="14"/>
-              </w:rPr>
-              <w:t>id_pers_dur</w:t>
-            </w:r>
-            <w:r>
-              <w:rPr>
-                <w:rFonts w:ascii="Times New Roman" w:hAnsi="Times New Roman"/>
-                <w:color w:val="000000" w:themeColor="text1"/>
-                <w:sz w:val="14"/>
-                <w:szCs w:val="14"/>
-              </w:rPr>
-              <w:t>_pro</w:t>
-            </w:r>
-            <w:r>
-              <w:rPr>
-                <w:rFonts w:ascii="Times New Roman" w:hAnsi="Times New Roman"/>
-                <w:color w:val="000000" w:themeColor="text1"/>
-                <w:sz w:val="14"/>
-                <w:szCs w:val="14"/>
-              </w:rPr>
-              <w:t xml:space="preserve"> }}</w:t>
+              <w:t xml:space="preserve" w:space="preserve">{{ pro_be_id_pers_dur_pro }}</w:t>
+            </w:r>
+            <w:r>
+              <w:rPr>
+                <w:rFonts w:ascii="Times New Roman" w:hAnsi="Times New Roman"/>
+                <w:color w:val="000000" w:themeColor="text1"/>
+                <w:sz w:val="14"/>
+                <w:szCs w:val="14"/>
+              </w:rPr>
+              <w:t/>
+            </w:r>
+            <w:r>
+              <w:rPr>
+                <w:rFonts w:ascii="Times New Roman" w:hAnsi="Times New Roman"/>
+                <w:color w:val="000000" w:themeColor="text1"/>
+                <w:sz w:val="14"/>
+                <w:szCs w:val="14"/>
+              </w:rPr>
+              <w:t/>
+            </w:r>
+            <w:r>
+              <w:rPr>
+                <w:rFonts w:ascii="Times New Roman" w:hAnsi="Times New Roman"/>
+                <w:color w:val="000000" w:themeColor="text1"/>
+                <w:sz w:val="14"/>
+                <w:szCs w:val="14"/>
+              </w:rPr>
+              <w:t/>
+            </w:r>
+            <w:r>
+              <w:rPr>
+                <w:rFonts w:ascii="Times New Roman" w:hAnsi="Times New Roman"/>
+                <w:color w:val="000000" w:themeColor="text1"/>
+                <w:sz w:val="14"/>
+                <w:szCs w:val="14"/>
+              </w:rPr>
+              <w:t xml:space="preserve"/>
             </w:r>
           </w:p>
         </w:tc>
@@ -1437,16 +1437,16 @@
                 <w:sz w:val="14"/>
                 <w:szCs w:val="14"/>
               </w:rPr>
-              <w:t xml:space="preserve"> </w:t>
-            </w:r>
-            <w:r>
-              <w:rPr>
-                <w:rFonts w:ascii="Times New Roman" w:hAnsi="Times New Roman"/>
-                <w:color w:val="000000" w:themeColor="text1"/>
-                <w:sz w:val="14"/>
-                <w:szCs w:val="14"/>
-              </w:rPr>
-              <w:t>{{ test_date }}</w:t>
+              <w:t xml:space="preserve" w:space="preserve"> {{ pro_test_date }}</w:t>
+            </w:r>
+            <w:r>
+              <w:rPr>
+                <w:rFonts w:ascii="Times New Roman" w:hAnsi="Times New Roman"/>
+                <w:color w:val="000000" w:themeColor="text1"/>
+                <w:sz w:val="14"/>
+                <w:szCs w:val="14"/>
+              </w:rPr>
+              <w:t/>
             </w:r>
           </w:p>
         </w:tc>
@@ -1485,16 +1485,16 @@
                 <w:sz w:val="14"/>
                 <w:szCs w:val="14"/>
               </w:rPr>
-              <w:t>{{ analyst_initial }}</w:t>
-            </w:r>
-            <w:r>
-              <w:rPr>
-                <w:rFonts w:ascii="Times New Roman" w:hAnsi="Times New Roman"/>
-                <w:color w:val="000000" w:themeColor="text1"/>
-                <w:sz w:val="14"/>
-                <w:szCs w:val="14"/>
-              </w:rPr>
-              <w:t xml:space="preserve"> </w:t>
+              <w:t w:space="preserve" xml:space="preserve">{{ pro_analyst_initial }} </w:t>
+            </w:r>
+            <w:r>
+              <w:rPr>
+                <w:rFonts w:ascii="Times New Roman" w:hAnsi="Times New Roman"/>
+                <w:color w:val="000000" w:themeColor="text1"/>
+                <w:sz w:val="14"/>
+                <w:szCs w:val="14"/>
+              </w:rPr>
+              <w:t xml:space="preserve"/>
             </w:r>
             <w:bookmarkEnd w:id="0"/>
           </w:p>
@@ -1564,7 +1564,7 @@
                 <w:sz w:val="14"/>
                 <w:szCs w:val="14"/>
               </w:rPr>
-              <w:t>{{ obs_pers_dur_pro }}</w:t>
+              <w:t w:space="preserve" xml:space="preserve">{{ pro_obs_pers_dur_pro }}</w:t>
             </w:r>
           </w:p>
         </w:tc>
@@ -1600,25 +1600,25 @@
                 <w:sz w:val="14"/>
                 <w:szCs w:val="14"/>
               </w:rPr>
-              <w:t>{{ etx_pers_dur</w:t>
-            </w:r>
-            <w:r>
-              <w:rPr>
-                <w:rFonts w:ascii="Times New Roman" w:hAnsi="Times New Roman"/>
-                <w:color w:val="000000" w:themeColor="text1"/>
-                <w:sz w:val="14"/>
-                <w:szCs w:val="14"/>
-              </w:rPr>
-              <w:t>_pro</w:t>
-            </w:r>
-            <w:r>
-              <w:rPr>
-                <w:rFonts w:ascii="Times New Roman" w:hAnsi="Times New Roman"/>
-                <w:color w:val="000000" w:themeColor="text1"/>
-                <w:sz w:val="14"/>
-                <w:szCs w:val="14"/>
-              </w:rPr>
-              <w:t xml:space="preserve"> }}</w:t>
+              <w:t w:space="preserve" xml:space="preserve">{{ pro_etx_pers_dur_pro }}</w:t>
+            </w:r>
+            <w:r>
+              <w:rPr>
+                <w:rFonts w:ascii="Times New Roman" w:hAnsi="Times New Roman"/>
+                <w:color w:val="000000" w:themeColor="text1"/>
+                <w:sz w:val="14"/>
+                <w:szCs w:val="14"/>
+              </w:rPr>
+              <w:t/>
+            </w:r>
+            <w:r>
+              <w:rPr>
+                <w:rFonts w:ascii="Times New Roman" w:hAnsi="Times New Roman"/>
+                <w:color w:val="000000" w:themeColor="text1"/>
+                <w:sz w:val="14"/>
+                <w:szCs w:val="14"/>
+              </w:rPr>
+              <w:t xml:space="preserve"/>
             </w:r>
           </w:p>
         </w:tc>
@@ -1654,25 +1654,25 @@
                 <w:sz w:val="14"/>
                 <w:szCs w:val="14"/>
               </w:rPr>
-              <w:t>{{ id_pers_dur</w:t>
-            </w:r>
-            <w:r>
-              <w:rPr>
-                <w:rFonts w:ascii="Times New Roman" w:hAnsi="Times New Roman"/>
-                <w:color w:val="000000" w:themeColor="text1"/>
-                <w:sz w:val="14"/>
-                <w:szCs w:val="14"/>
-              </w:rPr>
-              <w:t>_pro</w:t>
-            </w:r>
-            <w:r>
-              <w:rPr>
-                <w:rFonts w:ascii="Times New Roman" w:hAnsi="Times New Roman"/>
-                <w:color w:val="000000" w:themeColor="text1"/>
-                <w:sz w:val="14"/>
-                <w:szCs w:val="14"/>
-              </w:rPr>
-              <w:t xml:space="preserve"> }}</w:t>
+              <w:t w:space="preserve" xml:space="preserve">{{ pro_id_pers_dur_pro }}</w:t>
+            </w:r>
+            <w:r>
+              <w:rPr>
+                <w:rFonts w:ascii="Times New Roman" w:hAnsi="Times New Roman"/>
+                <w:color w:val="000000" w:themeColor="text1"/>
+                <w:sz w:val="14"/>
+                <w:szCs w:val="14"/>
+              </w:rPr>
+              <w:t/>
+            </w:r>
+            <w:r>
+              <w:rPr>
+                <w:rFonts w:ascii="Times New Roman" w:hAnsi="Times New Roman"/>
+                <w:color w:val="000000" w:themeColor="text1"/>
+                <w:sz w:val="14"/>
+                <w:szCs w:val="14"/>
+              </w:rPr>
+              <w:t xml:space="preserve"/>
             </w:r>
           </w:p>
         </w:tc>
@@ -1815,16 +1815,16 @@
                 <w:sz w:val="14"/>
                 <w:szCs w:val="14"/>
               </w:rPr>
-              <w:t xml:space="preserve"> </w:t>
-            </w:r>
-            <w:r>
-              <w:rPr>
-                <w:rFonts w:ascii="Times New Roman" w:hAnsi="Times New Roman"/>
-                <w:color w:val="000000" w:themeColor="text1"/>
-                <w:sz w:val="14"/>
-                <w:szCs w:val="14"/>
-              </w:rPr>
-              <w:t>{{ after_test }}</w:t>
+              <w:t xml:space="preserve" w:space="preserve"> {{ pro_after_test }}</w:t>
+            </w:r>
+            <w:r>
+              <w:rPr>
+                <w:rFonts w:ascii="Times New Roman" w:hAnsi="Times New Roman"/>
+                <w:color w:val="000000" w:themeColor="text1"/>
+                <w:sz w:val="14"/>
+                <w:szCs w:val="14"/>
+              </w:rPr>
+              <w:t/>
             </w:r>
           </w:p>
         </w:tc>
@@ -1862,16 +1862,16 @@
                 <w:sz w:val="14"/>
                 <w:szCs w:val="14"/>
               </w:rPr>
-              <w:t>{{ analyst_initial }}</w:t>
-            </w:r>
-            <w:r>
-              <w:rPr>
-                <w:rFonts w:ascii="Times New Roman" w:hAnsi="Times New Roman"/>
-                <w:color w:val="000000" w:themeColor="text1"/>
-                <w:sz w:val="14"/>
-                <w:szCs w:val="14"/>
-              </w:rPr>
-              <w:t xml:space="preserve"> </w:t>
+              <w:t w:space="preserve" xml:space="preserve">{{ pro_analyst_initial }} </w:t>
+            </w:r>
+            <w:r>
+              <w:rPr>
+                <w:rFonts w:ascii="Times New Roman" w:hAnsi="Times New Roman"/>
+                <w:color w:val="000000" w:themeColor="text1"/>
+                <w:sz w:val="14"/>
+                <w:szCs w:val="14"/>
+              </w:rPr>
+              <w:t xml:space="preserve"/>
             </w:r>
           </w:p>
         </w:tc>
@@ -1940,7 +1940,7 @@
                 <w:sz w:val="14"/>
                 <w:szCs w:val="14"/>
               </w:rPr>
-              <w:t>{{ af_obs_pers_dur_pro }}</w:t>
+              <w:t w:space="preserve" xml:space="preserve">{{ pro_af_obs_pers_dur_pro }}</w:t>
             </w:r>
           </w:p>
         </w:tc>
@@ -1968,43 +1968,43 @@
                 <w:sz w:val="14"/>
                 <w:szCs w:val="14"/>
               </w:rPr>
-              <w:t xml:space="preserve">{{ </w:t>
-            </w:r>
-            <w:r>
-              <w:rPr>
-                <w:rFonts w:ascii="Times New Roman" w:hAnsi="Times New Roman"/>
-                <w:color w:val="000000" w:themeColor="text1"/>
-                <w:sz w:val="14"/>
-                <w:szCs w:val="14"/>
-              </w:rPr>
-              <w:t>af_</w:t>
-            </w:r>
-            <w:r>
-              <w:rPr>
-                <w:rFonts w:ascii="Times New Roman" w:hAnsi="Times New Roman"/>
-                <w:color w:val="000000" w:themeColor="text1"/>
-                <w:sz w:val="14"/>
-                <w:szCs w:val="14"/>
-              </w:rPr>
-              <w:t>etx_pers_dur</w:t>
-            </w:r>
-            <w:r>
-              <w:rPr>
-                <w:rFonts w:ascii="Times New Roman" w:hAnsi="Times New Roman"/>
-                <w:color w:val="000000" w:themeColor="text1"/>
-                <w:sz w:val="14"/>
-                <w:szCs w:val="14"/>
-              </w:rPr>
-              <w:t>_pro</w:t>
-            </w:r>
-            <w:r>
-              <w:rPr>
-                <w:rFonts w:ascii="Times New Roman" w:hAnsi="Times New Roman"/>
-                <w:color w:val="000000" w:themeColor="text1"/>
-                <w:sz w:val="14"/>
-                <w:szCs w:val="14"/>
-              </w:rPr>
-              <w:t xml:space="preserve"> }}</w:t>
+              <w:t xml:space="preserve" w:space="preserve">{{ pro_af_etx_pers_dur_pro }}</w:t>
+            </w:r>
+            <w:r>
+              <w:rPr>
+                <w:rFonts w:ascii="Times New Roman" w:hAnsi="Times New Roman"/>
+                <w:color w:val="000000" w:themeColor="text1"/>
+                <w:sz w:val="14"/>
+                <w:szCs w:val="14"/>
+              </w:rPr>
+              <w:t/>
+            </w:r>
+            <w:r>
+              <w:rPr>
+                <w:rFonts w:ascii="Times New Roman" w:hAnsi="Times New Roman"/>
+                <w:color w:val="000000" w:themeColor="text1"/>
+                <w:sz w:val="14"/>
+                <w:szCs w:val="14"/>
+              </w:rPr>
+              <w:t/>
+            </w:r>
+            <w:r>
+              <w:rPr>
+                <w:rFonts w:ascii="Times New Roman" w:hAnsi="Times New Roman"/>
+                <w:color w:val="000000" w:themeColor="text1"/>
+                <w:sz w:val="14"/>
+                <w:szCs w:val="14"/>
+              </w:rPr>
+              <w:t/>
+            </w:r>
+            <w:r>
+              <w:rPr>
+                <w:rFonts w:ascii="Times New Roman" w:hAnsi="Times New Roman"/>
+                <w:color w:val="000000" w:themeColor="text1"/>
+                <w:sz w:val="14"/>
+                <w:szCs w:val="14"/>
+              </w:rPr>
+              <w:t xml:space="preserve"/>
             </w:r>
           </w:p>
         </w:tc>
@@ -2032,43 +2032,43 @@
                 <w:sz w:val="14"/>
                 <w:szCs w:val="14"/>
               </w:rPr>
-              <w:t xml:space="preserve">{{ </w:t>
-            </w:r>
-            <w:r>
-              <w:rPr>
-                <w:rFonts w:ascii="Times New Roman" w:hAnsi="Times New Roman"/>
-                <w:color w:val="000000" w:themeColor="text1"/>
-                <w:sz w:val="14"/>
-                <w:szCs w:val="14"/>
-              </w:rPr>
-              <w:t>af_</w:t>
-            </w:r>
-            <w:r>
-              <w:rPr>
-                <w:rFonts w:ascii="Times New Roman" w:hAnsi="Times New Roman"/>
-                <w:color w:val="000000" w:themeColor="text1"/>
-                <w:sz w:val="14"/>
-                <w:szCs w:val="14"/>
-              </w:rPr>
-              <w:t>id_pers_dur</w:t>
-            </w:r>
-            <w:r>
-              <w:rPr>
-                <w:rFonts w:ascii="Times New Roman" w:hAnsi="Times New Roman"/>
-                <w:color w:val="000000" w:themeColor="text1"/>
-                <w:sz w:val="14"/>
-                <w:szCs w:val="14"/>
-              </w:rPr>
-              <w:t>_pro</w:t>
-            </w:r>
-            <w:r>
-              <w:rPr>
-                <w:rFonts w:ascii="Times New Roman" w:hAnsi="Times New Roman"/>
-                <w:color w:val="000000" w:themeColor="text1"/>
-                <w:sz w:val="14"/>
-                <w:szCs w:val="14"/>
-              </w:rPr>
-              <w:t xml:space="preserve"> }}</w:t>
+              <w:t xml:space="preserve" w:space="preserve">{{ pro_af_id_pers_dur_pro }}</w:t>
+            </w:r>
+            <w:r>
+              <w:rPr>
+                <w:rFonts w:ascii="Times New Roman" w:hAnsi="Times New Roman"/>
+                <w:color w:val="000000" w:themeColor="text1"/>
+                <w:sz w:val="14"/>
+                <w:szCs w:val="14"/>
+              </w:rPr>
+              <w:t/>
+            </w:r>
+            <w:r>
+              <w:rPr>
+                <w:rFonts w:ascii="Times New Roman" w:hAnsi="Times New Roman"/>
+                <w:color w:val="000000" w:themeColor="text1"/>
+                <w:sz w:val="14"/>
+                <w:szCs w:val="14"/>
+              </w:rPr>
+              <w:t/>
+            </w:r>
+            <w:r>
+              <w:rPr>
+                <w:rFonts w:ascii="Times New Roman" w:hAnsi="Times New Roman"/>
+                <w:color w:val="000000" w:themeColor="text1"/>
+                <w:sz w:val="14"/>
+                <w:szCs w:val="14"/>
+              </w:rPr>
+              <w:t/>
+            </w:r>
+            <w:r>
+              <w:rPr>
+                <w:rFonts w:ascii="Times New Roman" w:hAnsi="Times New Roman"/>
+                <w:color w:val="000000" w:themeColor="text1"/>
+                <w:sz w:val="14"/>
+                <w:szCs w:val="14"/>
+              </w:rPr>
+              <w:t xml:space="preserve"/>
             </w:r>
           </w:p>
         </w:tc>
@@ -2247,16 +2247,16 @@
                 <w:sz w:val="14"/>
                 <w:szCs w:val="14"/>
               </w:rPr>
-              <w:t xml:space="preserve"> </w:t>
-            </w:r>
-            <w:r>
-              <w:rPr>
-                <w:rFonts w:ascii="Times New Roman" w:hAnsi="Times New Roman"/>
-                <w:color w:val="000000" w:themeColor="text1"/>
-                <w:sz w:val="14"/>
-                <w:szCs w:val="14"/>
-              </w:rPr>
-              <w:t>{{ before_test }}</w:t>
+              <w:t xml:space="preserve" w:space="preserve"> {{ pro_before_test }}</w:t>
+            </w:r>
+            <w:r>
+              <w:rPr>
+                <w:rFonts w:ascii="Times New Roman" w:hAnsi="Times New Roman"/>
+                <w:color w:val="000000" w:themeColor="text1"/>
+                <w:sz w:val="14"/>
+                <w:szCs w:val="14"/>
+              </w:rPr>
+              <w:t/>
             </w:r>
           </w:p>
         </w:tc>
@@ -2294,7 +2294,7 @@
                 <w:sz w:val="14"/>
                 <w:szCs w:val="14"/>
               </w:rPr>
-              <w:t>{{ analyst_initial }}</w:t>
+              <w:t w:space="preserve" xml:space="preserve">{{ pro_analyst_initial }}</w:t>
             </w:r>
           </w:p>
         </w:tc>
@@ -2363,43 +2363,43 @@
                 <w:sz w:val="14"/>
                 <w:szCs w:val="14"/>
               </w:rPr>
-              <w:t xml:space="preserve">{{ </w:t>
-            </w:r>
-            <w:r>
-              <w:rPr>
-                <w:rFonts w:ascii="Times New Roman" w:hAnsi="Times New Roman"/>
-                <w:color w:val="000000" w:themeColor="text1"/>
-                <w:sz w:val="14"/>
-                <w:szCs w:val="14"/>
-              </w:rPr>
-              <w:t>be_</w:t>
-            </w:r>
-            <w:r>
-              <w:rPr>
-                <w:rFonts w:ascii="Times New Roman" w:hAnsi="Times New Roman"/>
-                <w:color w:val="000000" w:themeColor="text1"/>
-                <w:sz w:val="14"/>
-                <w:szCs w:val="14"/>
-              </w:rPr>
-              <w:t>obs_surf_dur</w:t>
-            </w:r>
-            <w:r>
-              <w:rPr>
-                <w:rFonts w:ascii="Times New Roman" w:hAnsi="Times New Roman"/>
-                <w:color w:val="000000" w:themeColor="text1"/>
-                <w:sz w:val="14"/>
-                <w:szCs w:val="14"/>
-              </w:rPr>
-              <w:t>_pro</w:t>
-            </w:r>
-            <w:r>
-              <w:rPr>
-                <w:rFonts w:ascii="Times New Roman" w:hAnsi="Times New Roman"/>
-                <w:color w:val="000000" w:themeColor="text1"/>
-                <w:sz w:val="14"/>
-                <w:szCs w:val="14"/>
-              </w:rPr>
-              <w:t xml:space="preserve"> }}</w:t>
+              <w:t xml:space="preserve" w:space="preserve">{{ pro_be_obs_surf_dur_pro }}</w:t>
+            </w:r>
+            <w:r>
+              <w:rPr>
+                <w:rFonts w:ascii="Times New Roman" w:hAnsi="Times New Roman"/>
+                <w:color w:val="000000" w:themeColor="text1"/>
+                <w:sz w:val="14"/>
+                <w:szCs w:val="14"/>
+              </w:rPr>
+              <w:t/>
+            </w:r>
+            <w:r>
+              <w:rPr>
+                <w:rFonts w:ascii="Times New Roman" w:hAnsi="Times New Roman"/>
+                <w:color w:val="000000" w:themeColor="text1"/>
+                <w:sz w:val="14"/>
+                <w:szCs w:val="14"/>
+              </w:rPr>
+              <w:t/>
+            </w:r>
+            <w:r>
+              <w:rPr>
+                <w:rFonts w:ascii="Times New Roman" w:hAnsi="Times New Roman"/>
+                <w:color w:val="000000" w:themeColor="text1"/>
+                <w:sz w:val="14"/>
+                <w:szCs w:val="14"/>
+              </w:rPr>
+              <w:t/>
+            </w:r>
+            <w:r>
+              <w:rPr>
+                <w:rFonts w:ascii="Times New Roman" w:hAnsi="Times New Roman"/>
+                <w:color w:val="000000" w:themeColor="text1"/>
+                <w:sz w:val="14"/>
+                <w:szCs w:val="14"/>
+              </w:rPr>
+              <w:t xml:space="preserve"/>
             </w:r>
           </w:p>
         </w:tc>
@@ -2427,43 +2427,43 @@
                 <w:sz w:val="14"/>
                 <w:szCs w:val="14"/>
               </w:rPr>
-              <w:t xml:space="preserve">{{ </w:t>
-            </w:r>
-            <w:r>
-              <w:rPr>
-                <w:rFonts w:ascii="Times New Roman" w:hAnsi="Times New Roman"/>
-                <w:color w:val="000000" w:themeColor="text1"/>
-                <w:sz w:val="14"/>
-                <w:szCs w:val="14"/>
-              </w:rPr>
-              <w:t>be_</w:t>
-            </w:r>
-            <w:r>
-              <w:rPr>
-                <w:rFonts w:ascii="Times New Roman" w:hAnsi="Times New Roman"/>
-                <w:color w:val="000000" w:themeColor="text1"/>
-                <w:sz w:val="14"/>
-                <w:szCs w:val="14"/>
-              </w:rPr>
-              <w:t>etx_surf_dur</w:t>
-            </w:r>
-            <w:r>
-              <w:rPr>
-                <w:rFonts w:ascii="Times New Roman" w:hAnsi="Times New Roman"/>
-                <w:color w:val="000000" w:themeColor="text1"/>
-                <w:sz w:val="14"/>
-                <w:szCs w:val="14"/>
-              </w:rPr>
-              <w:t>_pro</w:t>
-            </w:r>
-            <w:r>
-              <w:rPr>
-                <w:rFonts w:ascii="Times New Roman" w:hAnsi="Times New Roman"/>
-                <w:color w:val="000000" w:themeColor="text1"/>
-                <w:sz w:val="14"/>
-                <w:szCs w:val="14"/>
-              </w:rPr>
-              <w:t xml:space="preserve"> }}</w:t>
+              <w:t xml:space="preserve" w:space="preserve">{{ pro_be_etx_surf_dur_pro }}</w:t>
+            </w:r>
+            <w:r>
+              <w:rPr>
+                <w:rFonts w:ascii="Times New Roman" w:hAnsi="Times New Roman"/>
+                <w:color w:val="000000" w:themeColor="text1"/>
+                <w:sz w:val="14"/>
+                <w:szCs w:val="14"/>
+              </w:rPr>
+              <w:t/>
+            </w:r>
+            <w:r>
+              <w:rPr>
+                <w:rFonts w:ascii="Times New Roman" w:hAnsi="Times New Roman"/>
+                <w:color w:val="000000" w:themeColor="text1"/>
+                <w:sz w:val="14"/>
+                <w:szCs w:val="14"/>
+              </w:rPr>
+              <w:t/>
+            </w:r>
+            <w:r>
+              <w:rPr>
+                <w:rFonts w:ascii="Times New Roman" w:hAnsi="Times New Roman"/>
+                <w:color w:val="000000" w:themeColor="text1"/>
+                <w:sz w:val="14"/>
+                <w:szCs w:val="14"/>
+              </w:rPr>
+              <w:t/>
+            </w:r>
+            <w:r>
+              <w:rPr>
+                <w:rFonts w:ascii="Times New Roman" w:hAnsi="Times New Roman"/>
+                <w:color w:val="000000" w:themeColor="text1"/>
+                <w:sz w:val="14"/>
+                <w:szCs w:val="14"/>
+              </w:rPr>
+              <w:t xml:space="preserve"/>
             </w:r>
           </w:p>
         </w:tc>
@@ -2491,43 +2491,43 @@
                 <w:sz w:val="14"/>
                 <w:szCs w:val="14"/>
               </w:rPr>
-              <w:t xml:space="preserve">{{ </w:t>
-            </w:r>
-            <w:r>
-              <w:rPr>
-                <w:rFonts w:ascii="Times New Roman" w:hAnsi="Times New Roman"/>
-                <w:color w:val="000000" w:themeColor="text1"/>
-                <w:sz w:val="14"/>
-                <w:szCs w:val="14"/>
-              </w:rPr>
-              <w:t>be_</w:t>
-            </w:r>
-            <w:r>
-              <w:rPr>
-                <w:rFonts w:ascii="Times New Roman" w:hAnsi="Times New Roman"/>
-                <w:color w:val="000000" w:themeColor="text1"/>
-                <w:sz w:val="14"/>
-                <w:szCs w:val="14"/>
-              </w:rPr>
-              <w:t>id_surf_dur</w:t>
-            </w:r>
-            <w:r>
-              <w:rPr>
-                <w:rFonts w:ascii="Times New Roman" w:hAnsi="Times New Roman"/>
-                <w:color w:val="000000" w:themeColor="text1"/>
-                <w:sz w:val="14"/>
-                <w:szCs w:val="14"/>
-              </w:rPr>
-              <w:t>_pro</w:t>
-            </w:r>
-            <w:r>
-              <w:rPr>
-                <w:rFonts w:ascii="Times New Roman" w:hAnsi="Times New Roman"/>
-                <w:color w:val="000000" w:themeColor="text1"/>
-                <w:sz w:val="14"/>
-                <w:szCs w:val="14"/>
-              </w:rPr>
-              <w:t xml:space="preserve"> }}</w:t>
+              <w:t xml:space="preserve" w:space="preserve">{{ pro_be_id_surf_dur_pro }}</w:t>
+            </w:r>
+            <w:r>
+              <w:rPr>
+                <w:rFonts w:ascii="Times New Roman" w:hAnsi="Times New Roman"/>
+                <w:color w:val="000000" w:themeColor="text1"/>
+                <w:sz w:val="14"/>
+                <w:szCs w:val="14"/>
+              </w:rPr>
+              <w:t/>
+            </w:r>
+            <w:r>
+              <w:rPr>
+                <w:rFonts w:ascii="Times New Roman" w:hAnsi="Times New Roman"/>
+                <w:color w:val="000000" w:themeColor="text1"/>
+                <w:sz w:val="14"/>
+                <w:szCs w:val="14"/>
+              </w:rPr>
+              <w:t/>
+            </w:r>
+            <w:r>
+              <w:rPr>
+                <w:rFonts w:ascii="Times New Roman" w:hAnsi="Times New Roman"/>
+                <w:color w:val="000000" w:themeColor="text1"/>
+                <w:sz w:val="14"/>
+                <w:szCs w:val="14"/>
+              </w:rPr>
+              <w:t/>
+            </w:r>
+            <w:r>
+              <w:rPr>
+                <w:rFonts w:ascii="Times New Roman" w:hAnsi="Times New Roman"/>
+                <w:color w:val="000000" w:themeColor="text1"/>
+                <w:sz w:val="14"/>
+                <w:szCs w:val="14"/>
+              </w:rPr>
+              <w:t xml:space="preserve"/>
             </w:r>
           </w:p>
         </w:tc>
@@ -2684,16 +2684,16 @@
                 <w:sz w:val="14"/>
                 <w:szCs w:val="14"/>
               </w:rPr>
-              <w:t xml:space="preserve"> </w:t>
-            </w:r>
-            <w:r>
-              <w:rPr>
-                <w:rFonts w:ascii="Times New Roman" w:hAnsi="Times New Roman"/>
-                <w:color w:val="000000" w:themeColor="text1"/>
-                <w:sz w:val="14"/>
-                <w:szCs w:val="14"/>
-              </w:rPr>
-              <w:t>{{ test_date }}</w:t>
+              <w:t xml:space="preserve" w:space="preserve"> {{ pro_test_date }}</w:t>
+            </w:r>
+            <w:r>
+              <w:rPr>
+                <w:rFonts w:ascii="Times New Roman" w:hAnsi="Times New Roman"/>
+                <w:color w:val="000000" w:themeColor="text1"/>
+                <w:sz w:val="14"/>
+                <w:szCs w:val="14"/>
+              </w:rPr>
+              <w:t/>
             </w:r>
           </w:p>
         </w:tc>
@@ -2731,16 +2731,16 @@
                 <w:sz w:val="14"/>
                 <w:szCs w:val="14"/>
               </w:rPr>
-              <w:t>{{ analyst_initial }}</w:t>
-            </w:r>
-            <w:r>
-              <w:rPr>
-                <w:rFonts w:ascii="Times New Roman" w:hAnsi="Times New Roman"/>
-                <w:color w:val="000000" w:themeColor="text1"/>
-                <w:sz w:val="14"/>
-                <w:szCs w:val="14"/>
-              </w:rPr>
-              <w:t xml:space="preserve"> </w:t>
+              <w:t w:space="preserve" xml:space="preserve">{{ pro_analyst_initial }} </w:t>
+            </w:r>
+            <w:r>
+              <w:rPr>
+                <w:rFonts w:ascii="Times New Roman" w:hAnsi="Times New Roman"/>
+                <w:color w:val="000000" w:themeColor="text1"/>
+                <w:sz w:val="14"/>
+                <w:szCs w:val="14"/>
+              </w:rPr>
+              <w:t xml:space="preserve"/>
             </w:r>
           </w:p>
         </w:tc>
@@ -2809,25 +2809,25 @@
                 <w:sz w:val="14"/>
                 <w:szCs w:val="14"/>
               </w:rPr>
-              <w:t>{{ obs_surf_dur</w:t>
-            </w:r>
-            <w:r>
-              <w:rPr>
-                <w:rFonts w:ascii="Times New Roman" w:hAnsi="Times New Roman"/>
-                <w:color w:val="000000" w:themeColor="text1"/>
-                <w:sz w:val="14"/>
-                <w:szCs w:val="14"/>
-              </w:rPr>
-              <w:t>_pro</w:t>
-            </w:r>
-            <w:r>
-              <w:rPr>
-                <w:rFonts w:ascii="Times New Roman" w:hAnsi="Times New Roman"/>
-                <w:color w:val="000000" w:themeColor="text1"/>
-                <w:sz w:val="14"/>
-                <w:szCs w:val="14"/>
-              </w:rPr>
-              <w:t xml:space="preserve"> }}</w:t>
+              <w:t w:space="preserve" xml:space="preserve">{{ pro_obs_surf_dur_pro }}</w:t>
+            </w:r>
+            <w:r>
+              <w:rPr>
+                <w:rFonts w:ascii="Times New Roman" w:hAnsi="Times New Roman"/>
+                <w:color w:val="000000" w:themeColor="text1"/>
+                <w:sz w:val="14"/>
+                <w:szCs w:val="14"/>
+              </w:rPr>
+              <w:t/>
+            </w:r>
+            <w:r>
+              <w:rPr>
+                <w:rFonts w:ascii="Times New Roman" w:hAnsi="Times New Roman"/>
+                <w:color w:val="000000" w:themeColor="text1"/>
+                <w:sz w:val="14"/>
+                <w:szCs w:val="14"/>
+              </w:rPr>
+              <w:t xml:space="preserve"/>
             </w:r>
           </w:p>
         </w:tc>
@@ -2863,25 +2863,25 @@
                 <w:sz w:val="14"/>
                 <w:szCs w:val="14"/>
               </w:rPr>
-              <w:t>{{ etx_surf_dur</w:t>
-            </w:r>
-            <w:r>
-              <w:rPr>
-                <w:rFonts w:ascii="Times New Roman" w:hAnsi="Times New Roman"/>
-                <w:color w:val="000000" w:themeColor="text1"/>
-                <w:sz w:val="14"/>
-                <w:szCs w:val="14"/>
-              </w:rPr>
-              <w:t>_pro</w:t>
-            </w:r>
-            <w:r>
-              <w:rPr>
-                <w:rFonts w:ascii="Times New Roman" w:hAnsi="Times New Roman"/>
-                <w:color w:val="000000" w:themeColor="text1"/>
-                <w:sz w:val="14"/>
-                <w:szCs w:val="14"/>
-              </w:rPr>
-              <w:t xml:space="preserve"> }}</w:t>
+              <w:t w:space="preserve" xml:space="preserve">{{ pro_etx_surf_dur_pro }}</w:t>
+            </w:r>
+            <w:r>
+              <w:rPr>
+                <w:rFonts w:ascii="Times New Roman" w:hAnsi="Times New Roman"/>
+                <w:color w:val="000000" w:themeColor="text1"/>
+                <w:sz w:val="14"/>
+                <w:szCs w:val="14"/>
+              </w:rPr>
+              <w:t/>
+            </w:r>
+            <w:r>
+              <w:rPr>
+                <w:rFonts w:ascii="Times New Roman" w:hAnsi="Times New Roman"/>
+                <w:color w:val="000000" w:themeColor="text1"/>
+                <w:sz w:val="14"/>
+                <w:szCs w:val="14"/>
+              </w:rPr>
+              <w:t xml:space="preserve"/>
             </w:r>
           </w:p>
         </w:tc>
@@ -2917,25 +2917,25 @@
                 <w:sz w:val="14"/>
                 <w:szCs w:val="14"/>
               </w:rPr>
-              <w:t>{{ id_surf_dur</w:t>
-            </w:r>
-            <w:r>
-              <w:rPr>
-                <w:rFonts w:ascii="Times New Roman" w:hAnsi="Times New Roman"/>
-                <w:color w:val="000000" w:themeColor="text1"/>
-                <w:sz w:val="14"/>
-                <w:szCs w:val="14"/>
-              </w:rPr>
-              <w:t>_pro</w:t>
-            </w:r>
-            <w:r>
-              <w:rPr>
-                <w:rFonts w:ascii="Times New Roman" w:hAnsi="Times New Roman"/>
-                <w:color w:val="000000" w:themeColor="text1"/>
-                <w:sz w:val="14"/>
-                <w:szCs w:val="14"/>
-              </w:rPr>
-              <w:t xml:space="preserve"> }}</w:t>
+              <w:t w:space="preserve" xml:space="preserve">{{ pro_id_surf_dur_pro }}</w:t>
+            </w:r>
+            <w:r>
+              <w:rPr>
+                <w:rFonts w:ascii="Times New Roman" w:hAnsi="Times New Roman"/>
+                <w:color w:val="000000" w:themeColor="text1"/>
+                <w:sz w:val="14"/>
+                <w:szCs w:val="14"/>
+              </w:rPr>
+              <w:t/>
+            </w:r>
+            <w:r>
+              <w:rPr>
+                <w:rFonts w:ascii="Times New Roman" w:hAnsi="Times New Roman"/>
+                <w:color w:val="000000" w:themeColor="text1"/>
+                <w:sz w:val="14"/>
+                <w:szCs w:val="14"/>
+              </w:rPr>
+              <w:t xml:space="preserve"/>
             </w:r>
           </w:p>
         </w:tc>
@@ -3078,16 +3078,16 @@
                 <w:sz w:val="14"/>
                 <w:szCs w:val="14"/>
               </w:rPr>
-              <w:t xml:space="preserve"> </w:t>
-            </w:r>
-            <w:r>
-              <w:rPr>
-                <w:rFonts w:ascii="Times New Roman" w:hAnsi="Times New Roman"/>
-                <w:color w:val="000000" w:themeColor="text1"/>
-                <w:sz w:val="14"/>
-                <w:szCs w:val="14"/>
-              </w:rPr>
-              <w:t>{{ after_test }}</w:t>
+              <w:t xml:space="preserve" w:space="preserve"> {{ pro_after_test }}</w:t>
+            </w:r>
+            <w:r>
+              <w:rPr>
+                <w:rFonts w:ascii="Times New Roman" w:hAnsi="Times New Roman"/>
+                <w:color w:val="000000" w:themeColor="text1"/>
+                <w:sz w:val="14"/>
+                <w:szCs w:val="14"/>
+              </w:rPr>
+              <w:t/>
             </w:r>
           </w:p>
         </w:tc>
@@ -3125,16 +3125,16 @@
                 <w:sz w:val="14"/>
                 <w:szCs w:val="14"/>
               </w:rPr>
-              <w:t>{{ analyst_initial }}</w:t>
-            </w:r>
-            <w:r>
-              <w:rPr>
-                <w:rFonts w:ascii="Times New Roman" w:hAnsi="Times New Roman"/>
-                <w:color w:val="000000" w:themeColor="text1"/>
-                <w:sz w:val="14"/>
-                <w:szCs w:val="14"/>
-              </w:rPr>
-              <w:t xml:space="preserve"> </w:t>
+              <w:t w:space="preserve" xml:space="preserve">{{ pro_analyst_initial }} </w:t>
+            </w:r>
+            <w:r>
+              <w:rPr>
+                <w:rFonts w:ascii="Times New Roman" w:hAnsi="Times New Roman"/>
+                <w:color w:val="000000" w:themeColor="text1"/>
+                <w:sz w:val="14"/>
+                <w:szCs w:val="14"/>
+              </w:rPr>
+              <w:t xml:space="preserve"/>
             </w:r>
           </w:p>
         </w:tc>
@@ -3203,43 +3203,43 @@
                 <w:sz w:val="14"/>
                 <w:szCs w:val="14"/>
               </w:rPr>
-              <w:t xml:space="preserve">{{ </w:t>
-            </w:r>
-            <w:r>
-              <w:rPr>
-                <w:rFonts w:ascii="Times New Roman" w:hAnsi="Times New Roman"/>
-                <w:color w:val="000000" w:themeColor="text1"/>
-                <w:sz w:val="14"/>
-                <w:szCs w:val="14"/>
-              </w:rPr>
-              <w:t>af_</w:t>
-            </w:r>
-            <w:r>
-              <w:rPr>
-                <w:rFonts w:ascii="Times New Roman" w:hAnsi="Times New Roman"/>
-                <w:color w:val="000000" w:themeColor="text1"/>
-                <w:sz w:val="14"/>
-                <w:szCs w:val="14"/>
-              </w:rPr>
-              <w:t>obs_surf_dur</w:t>
-            </w:r>
-            <w:r>
-              <w:rPr>
-                <w:rFonts w:ascii="Times New Roman" w:hAnsi="Times New Roman"/>
-                <w:color w:val="000000" w:themeColor="text1"/>
-                <w:sz w:val="14"/>
-                <w:szCs w:val="14"/>
-              </w:rPr>
-              <w:t>_pro</w:t>
-            </w:r>
-            <w:r>
-              <w:rPr>
-                <w:rFonts w:ascii="Times New Roman" w:hAnsi="Times New Roman"/>
-                <w:color w:val="000000" w:themeColor="text1"/>
-                <w:sz w:val="14"/>
-                <w:szCs w:val="14"/>
-              </w:rPr>
-              <w:t xml:space="preserve"> }}</w:t>
+              <w:t xml:space="preserve" w:space="preserve">{{ pro_af_obs_surf_dur_pro }}</w:t>
+            </w:r>
+            <w:r>
+              <w:rPr>
+                <w:rFonts w:ascii="Times New Roman" w:hAnsi="Times New Roman"/>
+                <w:color w:val="000000" w:themeColor="text1"/>
+                <w:sz w:val="14"/>
+                <w:szCs w:val="14"/>
+              </w:rPr>
+              <w:t/>
+            </w:r>
+            <w:r>
+              <w:rPr>
+                <w:rFonts w:ascii="Times New Roman" w:hAnsi="Times New Roman"/>
+                <w:color w:val="000000" w:themeColor="text1"/>
+                <w:sz w:val="14"/>
+                <w:szCs w:val="14"/>
+              </w:rPr>
+              <w:t/>
+            </w:r>
+            <w:r>
+              <w:rPr>
+                <w:rFonts w:ascii="Times New Roman" w:hAnsi="Times New Roman"/>
+                <w:color w:val="000000" w:themeColor="text1"/>
+                <w:sz w:val="14"/>
+                <w:szCs w:val="14"/>
+              </w:rPr>
+              <w:t/>
+            </w:r>
+            <w:r>
+              <w:rPr>
+                <w:rFonts w:ascii="Times New Roman" w:hAnsi="Times New Roman"/>
+                <w:color w:val="000000" w:themeColor="text1"/>
+                <w:sz w:val="14"/>
+                <w:szCs w:val="14"/>
+              </w:rPr>
+              <w:t xml:space="preserve"/>
             </w:r>
           </w:p>
         </w:tc>
@@ -3267,43 +3267,43 @@
                 <w:sz w:val="14"/>
                 <w:szCs w:val="14"/>
               </w:rPr>
-              <w:t xml:space="preserve">{{ </w:t>
-            </w:r>
-            <w:r>
-              <w:rPr>
-                <w:rFonts w:ascii="Times New Roman" w:hAnsi="Times New Roman"/>
-                <w:color w:val="000000" w:themeColor="text1"/>
-                <w:sz w:val="14"/>
-                <w:szCs w:val="14"/>
-              </w:rPr>
-              <w:t>af_</w:t>
-            </w:r>
-            <w:r>
-              <w:rPr>
-                <w:rFonts w:ascii="Times New Roman" w:hAnsi="Times New Roman"/>
-                <w:color w:val="000000" w:themeColor="text1"/>
-                <w:sz w:val="14"/>
-                <w:szCs w:val="14"/>
-              </w:rPr>
-              <w:t>etx_surf_dur</w:t>
-            </w:r>
-            <w:r>
-              <w:rPr>
-                <w:rFonts w:ascii="Times New Roman" w:hAnsi="Times New Roman"/>
-                <w:color w:val="000000" w:themeColor="text1"/>
-                <w:sz w:val="14"/>
-                <w:szCs w:val="14"/>
-              </w:rPr>
-              <w:t>_pro</w:t>
-            </w:r>
-            <w:r>
-              <w:rPr>
-                <w:rFonts w:ascii="Times New Roman" w:hAnsi="Times New Roman"/>
-                <w:color w:val="000000" w:themeColor="text1"/>
-                <w:sz w:val="14"/>
-                <w:szCs w:val="14"/>
-              </w:rPr>
-              <w:t xml:space="preserve"> }}</w:t>
+              <w:t xml:space="preserve" w:space="preserve">{{ pro_af_etx_surf_dur_pro }}</w:t>
+            </w:r>
+            <w:r>
+              <w:rPr>
+                <w:rFonts w:ascii="Times New Roman" w:hAnsi="Times New Roman"/>
+                <w:color w:val="000000" w:themeColor="text1"/>
+                <w:sz w:val="14"/>
+                <w:szCs w:val="14"/>
+              </w:rPr>
+              <w:t/>
+            </w:r>
+            <w:r>
+              <w:rPr>
+                <w:rFonts w:ascii="Times New Roman" w:hAnsi="Times New Roman"/>
+                <w:color w:val="000000" w:themeColor="text1"/>
+                <w:sz w:val="14"/>
+                <w:szCs w:val="14"/>
+              </w:rPr>
+              <w:t/>
+            </w:r>
+            <w:r>
+              <w:rPr>
+                <w:rFonts w:ascii="Times New Roman" w:hAnsi="Times New Roman"/>
+                <w:color w:val="000000" w:themeColor="text1"/>
+                <w:sz w:val="14"/>
+                <w:szCs w:val="14"/>
+              </w:rPr>
+              <w:t/>
+            </w:r>
+            <w:r>
+              <w:rPr>
+                <w:rFonts w:ascii="Times New Roman" w:hAnsi="Times New Roman"/>
+                <w:color w:val="000000" w:themeColor="text1"/>
+                <w:sz w:val="14"/>
+                <w:szCs w:val="14"/>
+              </w:rPr>
+              <w:t xml:space="preserve"/>
             </w:r>
           </w:p>
         </w:tc>
@@ -3331,43 +3331,43 @@
                 <w:sz w:val="14"/>
                 <w:szCs w:val="14"/>
               </w:rPr>
-              <w:t xml:space="preserve">{{ </w:t>
-            </w:r>
-            <w:r>
-              <w:rPr>
-                <w:rFonts w:ascii="Times New Roman" w:hAnsi="Times New Roman"/>
-                <w:color w:val="000000" w:themeColor="text1"/>
-                <w:sz w:val="14"/>
-                <w:szCs w:val="14"/>
-              </w:rPr>
-              <w:t>af_</w:t>
-            </w:r>
-            <w:r>
-              <w:rPr>
-                <w:rFonts w:ascii="Times New Roman" w:hAnsi="Times New Roman"/>
-                <w:color w:val="000000" w:themeColor="text1"/>
-                <w:sz w:val="14"/>
-                <w:szCs w:val="14"/>
-              </w:rPr>
-              <w:t>id_surf_dur</w:t>
-            </w:r>
-            <w:r>
-              <w:rPr>
-                <w:rFonts w:ascii="Times New Roman" w:hAnsi="Times New Roman"/>
-                <w:color w:val="000000" w:themeColor="text1"/>
-                <w:sz w:val="14"/>
-                <w:szCs w:val="14"/>
-              </w:rPr>
-              <w:t>_pro</w:t>
-            </w:r>
-            <w:r>
-              <w:rPr>
-                <w:rFonts w:ascii="Times New Roman" w:hAnsi="Times New Roman"/>
-                <w:color w:val="000000" w:themeColor="text1"/>
-                <w:sz w:val="14"/>
-                <w:szCs w:val="14"/>
-              </w:rPr>
-              <w:t xml:space="preserve"> }}</w:t>
+              <w:t xml:space="preserve" w:space="preserve">{{ pro_af_id_surf_dur_pro }}</w:t>
+            </w:r>
+            <w:r>
+              <w:rPr>
+                <w:rFonts w:ascii="Times New Roman" w:hAnsi="Times New Roman"/>
+                <w:color w:val="000000" w:themeColor="text1"/>
+                <w:sz w:val="14"/>
+                <w:szCs w:val="14"/>
+              </w:rPr>
+              <w:t/>
+            </w:r>
+            <w:r>
+              <w:rPr>
+                <w:rFonts w:ascii="Times New Roman" w:hAnsi="Times New Roman"/>
+                <w:color w:val="000000" w:themeColor="text1"/>
+                <w:sz w:val="14"/>
+                <w:szCs w:val="14"/>
+              </w:rPr>
+              <w:t/>
+            </w:r>
+            <w:r>
+              <w:rPr>
+                <w:rFonts w:ascii="Times New Roman" w:hAnsi="Times New Roman"/>
+                <w:color w:val="000000" w:themeColor="text1"/>
+                <w:sz w:val="14"/>
+                <w:szCs w:val="14"/>
+              </w:rPr>
+              <w:t/>
+            </w:r>
+            <w:r>
+              <w:rPr>
+                <w:rFonts w:ascii="Times New Roman" w:hAnsi="Times New Roman"/>
+                <w:color w:val="000000" w:themeColor="text1"/>
+                <w:sz w:val="14"/>
+                <w:szCs w:val="14"/>
+              </w:rPr>
+              <w:t xml:space="preserve"/>
             </w:r>
           </w:p>
         </w:tc>
@@ -3510,7 +3510,7 @@
                 <w:sz w:val="14"/>
                 <w:szCs w:val="14"/>
               </w:rPr>
-              <w:t>{{ before_test }}</w:t>
+              <w:t w:space="preserve" xml:space="preserve">{{ pro_before_test }}</w:t>
             </w:r>
           </w:p>
         </w:tc>
@@ -3548,7 +3548,7 @@
                 <w:sz w:val="14"/>
                 <w:szCs w:val="14"/>
               </w:rPr>
-              <w:t>{{ analyst_initial }}</w:t>
+              <w:t w:space="preserve" xml:space="preserve">{{ pro_analyst_initial }}</w:t>
             </w:r>
           </w:p>
         </w:tc>
@@ -3617,7 +3617,7 @@
                 <w:sz w:val="14"/>
                 <w:szCs w:val="14"/>
               </w:rPr>
-              <w:t xml:space="preserve">{{ </w:t>
+              <w:t xml:space="preserve" w:space="preserve">{{ pro_be_obs_sett_dur_pro }}</w:t>
             </w:r>
             <w:r>
               <w:rPr>
@@ -3627,34 +3627,34 @@
                 <w:szCs w:val="14"/>
                 <w:lang w:eastAsia="zh-CN"/>
               </w:rPr>
-              <w:t>be_</w:t>
-            </w:r>
-            <w:r>
-              <w:rPr>
-                <w:rFonts w:ascii="Times New Roman" w:hAnsi="Times New Roman"/>
-                <w:color w:val="000000" w:themeColor="text1"/>
-                <w:sz w:val="14"/>
-                <w:szCs w:val="14"/>
-              </w:rPr>
-              <w:t>obs_sett_dur</w:t>
-            </w:r>
-            <w:r>
-              <w:rPr>
-                <w:rFonts w:ascii="Times New Roman" w:hAnsi="Times New Roman"/>
-                <w:color w:val="000000" w:themeColor="text1"/>
-                <w:sz w:val="14"/>
-                <w:szCs w:val="14"/>
-              </w:rPr>
-              <w:t>_pro</w:t>
-            </w:r>
-            <w:r>
-              <w:rPr>
-                <w:rFonts w:ascii="Times New Roman" w:hAnsi="Times New Roman"/>
-                <w:color w:val="000000" w:themeColor="text1"/>
-                <w:sz w:val="14"/>
-                <w:szCs w:val="14"/>
-              </w:rPr>
-              <w:t xml:space="preserve"> }}</w:t>
+              <w:t/>
+            </w:r>
+            <w:r>
+              <w:rPr>
+                <w:rFonts w:ascii="Times New Roman" w:hAnsi="Times New Roman"/>
+                <w:color w:val="000000" w:themeColor="text1"/>
+                <w:sz w:val="14"/>
+                <w:szCs w:val="14"/>
+              </w:rPr>
+              <w:t/>
+            </w:r>
+            <w:r>
+              <w:rPr>
+                <w:rFonts w:ascii="Times New Roman" w:hAnsi="Times New Roman"/>
+                <w:color w:val="000000" w:themeColor="text1"/>
+                <w:sz w:val="14"/>
+                <w:szCs w:val="14"/>
+              </w:rPr>
+              <w:t/>
+            </w:r>
+            <w:r>
+              <w:rPr>
+                <w:rFonts w:ascii="Times New Roman" w:hAnsi="Times New Roman"/>
+                <w:color w:val="000000" w:themeColor="text1"/>
+                <w:sz w:val="14"/>
+                <w:szCs w:val="14"/>
+              </w:rPr>
+              <w:t xml:space="preserve"/>
             </w:r>
           </w:p>
         </w:tc>
@@ -3682,7 +3682,7 @@
                 <w:sz w:val="14"/>
                 <w:szCs w:val="14"/>
               </w:rPr>
-              <w:t xml:space="preserve">{{ </w:t>
+              <w:t xml:space="preserve" w:space="preserve">{{ pro_be_etx_sett_dur_pro }}</w:t>
             </w:r>
             <w:r>
               <w:rPr>
@@ -3692,34 +3692,34 @@
                 <w:szCs w:val="14"/>
                 <w:lang w:eastAsia="zh-CN"/>
               </w:rPr>
-              <w:t>be_</w:t>
-            </w:r>
-            <w:r>
-              <w:rPr>
-                <w:rFonts w:ascii="Times New Roman" w:hAnsi="Times New Roman"/>
-                <w:color w:val="000000" w:themeColor="text1"/>
-                <w:sz w:val="14"/>
-                <w:szCs w:val="14"/>
-              </w:rPr>
-              <w:t>etx_sett_dur</w:t>
-            </w:r>
-            <w:r>
-              <w:rPr>
-                <w:rFonts w:ascii="Times New Roman" w:hAnsi="Times New Roman"/>
-                <w:color w:val="000000" w:themeColor="text1"/>
-                <w:sz w:val="14"/>
-                <w:szCs w:val="14"/>
-              </w:rPr>
-              <w:t>_pro</w:t>
-            </w:r>
-            <w:r>
-              <w:rPr>
-                <w:rFonts w:ascii="Times New Roman" w:hAnsi="Times New Roman"/>
-                <w:color w:val="000000" w:themeColor="text1"/>
-                <w:sz w:val="14"/>
-                <w:szCs w:val="14"/>
-              </w:rPr>
-              <w:t xml:space="preserve"> }}</w:t>
+              <w:t/>
+            </w:r>
+            <w:r>
+              <w:rPr>
+                <w:rFonts w:ascii="Times New Roman" w:hAnsi="Times New Roman"/>
+                <w:color w:val="000000" w:themeColor="text1"/>
+                <w:sz w:val="14"/>
+                <w:szCs w:val="14"/>
+              </w:rPr>
+              <w:t/>
+            </w:r>
+            <w:r>
+              <w:rPr>
+                <w:rFonts w:ascii="Times New Roman" w:hAnsi="Times New Roman"/>
+                <w:color w:val="000000" w:themeColor="text1"/>
+                <w:sz w:val="14"/>
+                <w:szCs w:val="14"/>
+              </w:rPr>
+              <w:t/>
+            </w:r>
+            <w:r>
+              <w:rPr>
+                <w:rFonts w:ascii="Times New Roman" w:hAnsi="Times New Roman"/>
+                <w:color w:val="000000" w:themeColor="text1"/>
+                <w:sz w:val="14"/>
+                <w:szCs w:val="14"/>
+              </w:rPr>
+              <w:t xml:space="preserve"/>
             </w:r>
           </w:p>
         </w:tc>
@@ -3747,7 +3747,7 @@
                 <w:sz w:val="14"/>
                 <w:szCs w:val="14"/>
               </w:rPr>
-              <w:t xml:space="preserve">{{ </w:t>
+              <w:t xml:space="preserve" w:space="preserve">{{ pro_be_id_sett_dur_pro }}</w:t>
             </w:r>
             <w:r>
               <w:rPr>
@@ -3757,34 +3757,34 @@
                 <w:szCs w:val="14"/>
                 <w:lang w:eastAsia="zh-CN"/>
               </w:rPr>
-              <w:t>be_</w:t>
-            </w:r>
-            <w:r>
-              <w:rPr>
-                <w:rFonts w:ascii="Times New Roman" w:hAnsi="Times New Roman"/>
-                <w:color w:val="000000" w:themeColor="text1"/>
-                <w:sz w:val="14"/>
-                <w:szCs w:val="14"/>
-              </w:rPr>
-              <w:t>id_sett_dur</w:t>
-            </w:r>
-            <w:r>
-              <w:rPr>
-                <w:rFonts w:ascii="Times New Roman" w:hAnsi="Times New Roman"/>
-                <w:color w:val="000000" w:themeColor="text1"/>
-                <w:sz w:val="14"/>
-                <w:szCs w:val="14"/>
-              </w:rPr>
-              <w:t>_pro</w:t>
-            </w:r>
-            <w:r>
-              <w:rPr>
-                <w:rFonts w:ascii="Times New Roman" w:hAnsi="Times New Roman"/>
-                <w:color w:val="000000" w:themeColor="text1"/>
-                <w:sz w:val="14"/>
-                <w:szCs w:val="14"/>
-              </w:rPr>
-              <w:t xml:space="preserve"> }}</w:t>
+              <w:t/>
+            </w:r>
+            <w:r>
+              <w:rPr>
+                <w:rFonts w:ascii="Times New Roman" w:hAnsi="Times New Roman"/>
+                <w:color w:val="000000" w:themeColor="text1"/>
+                <w:sz w:val="14"/>
+                <w:szCs w:val="14"/>
+              </w:rPr>
+              <w:t/>
+            </w:r>
+            <w:r>
+              <w:rPr>
+                <w:rFonts w:ascii="Times New Roman" w:hAnsi="Times New Roman"/>
+                <w:color w:val="000000" w:themeColor="text1"/>
+                <w:sz w:val="14"/>
+                <w:szCs w:val="14"/>
+              </w:rPr>
+              <w:t/>
+            </w:r>
+            <w:r>
+              <w:rPr>
+                <w:rFonts w:ascii="Times New Roman" w:hAnsi="Times New Roman"/>
+                <w:color w:val="000000" w:themeColor="text1"/>
+                <w:sz w:val="14"/>
+                <w:szCs w:val="14"/>
+              </w:rPr>
+              <w:t xml:space="preserve"/>
             </w:r>
           </w:p>
         </w:tc>
@@ -3927,16 +3927,16 @@
                 <w:sz w:val="14"/>
                 <w:szCs w:val="14"/>
               </w:rPr>
-              <w:t xml:space="preserve"> </w:t>
-            </w:r>
-            <w:r>
-              <w:rPr>
-                <w:rFonts w:ascii="Times New Roman" w:hAnsi="Times New Roman"/>
-                <w:color w:val="000000" w:themeColor="text1"/>
-                <w:sz w:val="14"/>
-                <w:szCs w:val="14"/>
-              </w:rPr>
-              <w:t>{{ test_date }}</w:t>
+              <w:t xml:space="preserve" w:space="preserve"> {{ pro_test_date }}</w:t>
+            </w:r>
+            <w:r>
+              <w:rPr>
+                <w:rFonts w:ascii="Times New Roman" w:hAnsi="Times New Roman"/>
+                <w:color w:val="000000" w:themeColor="text1"/>
+                <w:sz w:val="14"/>
+                <w:szCs w:val="14"/>
+              </w:rPr>
+              <w:t/>
             </w:r>
           </w:p>
         </w:tc>
@@ -3974,16 +3974,16 @@
                 <w:sz w:val="14"/>
                 <w:szCs w:val="14"/>
               </w:rPr>
-              <w:t>{{ analyst_initial }}</w:t>
-            </w:r>
-            <w:r>
-              <w:rPr>
-                <w:rFonts w:ascii="Times New Roman" w:hAnsi="Times New Roman"/>
-                <w:color w:val="000000" w:themeColor="text1"/>
-                <w:sz w:val="14"/>
-                <w:szCs w:val="14"/>
-              </w:rPr>
-              <w:t xml:space="preserve"> </w:t>
+              <w:t w:space="preserve" xml:space="preserve">{{ pro_analyst_initial }} </w:t>
+            </w:r>
+            <w:r>
+              <w:rPr>
+                <w:rFonts w:ascii="Times New Roman" w:hAnsi="Times New Roman"/>
+                <w:color w:val="000000" w:themeColor="text1"/>
+                <w:sz w:val="14"/>
+                <w:szCs w:val="14"/>
+              </w:rPr>
+              <w:t xml:space="preserve"/>
             </w:r>
           </w:p>
         </w:tc>
@@ -4052,25 +4052,25 @@
                 <w:sz w:val="14"/>
                 <w:szCs w:val="14"/>
               </w:rPr>
-              <w:t>{{ obs_sett_dur</w:t>
-            </w:r>
-            <w:r>
-              <w:rPr>
-                <w:rFonts w:ascii="Times New Roman" w:hAnsi="Times New Roman"/>
-                <w:color w:val="000000" w:themeColor="text1"/>
-                <w:sz w:val="14"/>
-                <w:szCs w:val="14"/>
-              </w:rPr>
-              <w:t>_pro</w:t>
-            </w:r>
-            <w:r>
-              <w:rPr>
-                <w:rFonts w:ascii="Times New Roman" w:hAnsi="Times New Roman"/>
-                <w:color w:val="000000" w:themeColor="text1"/>
-                <w:sz w:val="14"/>
-                <w:szCs w:val="14"/>
-              </w:rPr>
-              <w:t xml:space="preserve"> }}</w:t>
+              <w:t w:space="preserve" xml:space="preserve">{{ pro_obs_sett_dur_pro }}</w:t>
+            </w:r>
+            <w:r>
+              <w:rPr>
+                <w:rFonts w:ascii="Times New Roman" w:hAnsi="Times New Roman"/>
+                <w:color w:val="000000" w:themeColor="text1"/>
+                <w:sz w:val="14"/>
+                <w:szCs w:val="14"/>
+              </w:rPr>
+              <w:t/>
+            </w:r>
+            <w:r>
+              <w:rPr>
+                <w:rFonts w:ascii="Times New Roman" w:hAnsi="Times New Roman"/>
+                <w:color w:val="000000" w:themeColor="text1"/>
+                <w:sz w:val="14"/>
+                <w:szCs w:val="14"/>
+              </w:rPr>
+              <w:t xml:space="preserve"/>
             </w:r>
           </w:p>
         </w:tc>
@@ -4106,25 +4106,25 @@
                 <w:sz w:val="14"/>
                 <w:szCs w:val="14"/>
               </w:rPr>
-              <w:t>{{ etx_sett_dur</w:t>
-            </w:r>
-            <w:r>
-              <w:rPr>
-                <w:rFonts w:ascii="Times New Roman" w:hAnsi="Times New Roman"/>
-                <w:color w:val="000000" w:themeColor="text1"/>
-                <w:sz w:val="14"/>
-                <w:szCs w:val="14"/>
-              </w:rPr>
-              <w:t>_pro</w:t>
-            </w:r>
-            <w:r>
-              <w:rPr>
-                <w:rFonts w:ascii="Times New Roman" w:hAnsi="Times New Roman"/>
-                <w:color w:val="000000" w:themeColor="text1"/>
-                <w:sz w:val="14"/>
-                <w:szCs w:val="14"/>
-              </w:rPr>
-              <w:t xml:space="preserve"> }}</w:t>
+              <w:t w:space="preserve" xml:space="preserve">{{ pro_etx_sett_dur_pro }}</w:t>
+            </w:r>
+            <w:r>
+              <w:rPr>
+                <w:rFonts w:ascii="Times New Roman" w:hAnsi="Times New Roman"/>
+                <w:color w:val="000000" w:themeColor="text1"/>
+                <w:sz w:val="14"/>
+                <w:szCs w:val="14"/>
+              </w:rPr>
+              <w:t/>
+            </w:r>
+            <w:r>
+              <w:rPr>
+                <w:rFonts w:ascii="Times New Roman" w:hAnsi="Times New Roman"/>
+                <w:color w:val="000000" w:themeColor="text1"/>
+                <w:sz w:val="14"/>
+                <w:szCs w:val="14"/>
+              </w:rPr>
+              <w:t xml:space="preserve"/>
             </w:r>
           </w:p>
         </w:tc>
@@ -4160,25 +4160,25 @@
                 <w:sz w:val="14"/>
                 <w:szCs w:val="14"/>
               </w:rPr>
-              <w:t>{{ id_sett_dur</w:t>
-            </w:r>
-            <w:r>
-              <w:rPr>
-                <w:rFonts w:ascii="Times New Roman" w:hAnsi="Times New Roman"/>
-                <w:color w:val="000000" w:themeColor="text1"/>
-                <w:sz w:val="14"/>
-                <w:szCs w:val="14"/>
-              </w:rPr>
-              <w:t>_pro</w:t>
-            </w:r>
-            <w:r>
-              <w:rPr>
-                <w:rFonts w:ascii="Times New Roman" w:hAnsi="Times New Roman"/>
-                <w:color w:val="000000" w:themeColor="text1"/>
-                <w:sz w:val="14"/>
-                <w:szCs w:val="14"/>
-              </w:rPr>
-              <w:t xml:space="preserve"> }}</w:t>
+              <w:t w:space="preserve" xml:space="preserve">{{ pro_id_sett_dur_pro }}</w:t>
+            </w:r>
+            <w:r>
+              <w:rPr>
+                <w:rFonts w:ascii="Times New Roman" w:hAnsi="Times New Roman"/>
+                <w:color w:val="000000" w:themeColor="text1"/>
+                <w:sz w:val="14"/>
+                <w:szCs w:val="14"/>
+              </w:rPr>
+              <w:t/>
+            </w:r>
+            <w:r>
+              <w:rPr>
+                <w:rFonts w:ascii="Times New Roman" w:hAnsi="Times New Roman"/>
+                <w:color w:val="000000" w:themeColor="text1"/>
+                <w:sz w:val="14"/>
+                <w:szCs w:val="14"/>
+              </w:rPr>
+              <w:t xml:space="preserve"/>
             </w:r>
           </w:p>
         </w:tc>
@@ -4321,16 +4321,16 @@
                 <w:sz w:val="14"/>
                 <w:szCs w:val="14"/>
               </w:rPr>
-              <w:t xml:space="preserve"> </w:t>
-            </w:r>
-            <w:r>
-              <w:rPr>
-                <w:rFonts w:ascii="Times New Roman" w:hAnsi="Times New Roman"/>
-                <w:color w:val="000000" w:themeColor="text1"/>
-                <w:sz w:val="14"/>
-                <w:szCs w:val="14"/>
-              </w:rPr>
-              <w:t>{{ after_test }}</w:t>
+              <w:t xml:space="preserve" w:space="preserve"> {{ pro_after_test }}</w:t>
+            </w:r>
+            <w:r>
+              <w:rPr>
+                <w:rFonts w:ascii="Times New Roman" w:hAnsi="Times New Roman"/>
+                <w:color w:val="000000" w:themeColor="text1"/>
+                <w:sz w:val="14"/>
+                <w:szCs w:val="14"/>
+              </w:rPr>
+              <w:t/>
             </w:r>
           </w:p>
         </w:tc>
@@ -4368,16 +4368,16 @@
                 <w:sz w:val="14"/>
                 <w:szCs w:val="14"/>
               </w:rPr>
-              <w:t>{{ analyst_initial }}</w:t>
-            </w:r>
-            <w:r>
-              <w:rPr>
-                <w:rFonts w:ascii="Times New Roman" w:hAnsi="Times New Roman"/>
-                <w:color w:val="000000" w:themeColor="text1"/>
-                <w:sz w:val="14"/>
-                <w:szCs w:val="14"/>
-              </w:rPr>
-              <w:t xml:space="preserve"> </w:t>
+              <w:t w:space="preserve" xml:space="preserve">{{ pro_analyst_initial }} </w:t>
+            </w:r>
+            <w:r>
+              <w:rPr>
+                <w:rFonts w:ascii="Times New Roman" w:hAnsi="Times New Roman"/>
+                <w:color w:val="000000" w:themeColor="text1"/>
+                <w:sz w:val="14"/>
+                <w:szCs w:val="14"/>
+              </w:rPr>
+              <w:t xml:space="preserve"/>
             </w:r>
           </w:p>
         </w:tc>
@@ -4446,7 +4446,7 @@
                 <w:sz w:val="14"/>
                 <w:szCs w:val="14"/>
               </w:rPr>
-              <w:t xml:space="preserve">{{ </w:t>
+              <w:t xml:space="preserve" w:space="preserve">{{ pro_af_obs_sett_dur_pro }}</w:t>
             </w:r>
             <w:r>
               <w:rPr>
@@ -4456,34 +4456,34 @@
                 <w:szCs w:val="14"/>
                 <w:lang w:eastAsia="zh-CN"/>
               </w:rPr>
-              <w:t>af_</w:t>
-            </w:r>
-            <w:r>
-              <w:rPr>
-                <w:rFonts w:ascii="Times New Roman" w:hAnsi="Times New Roman"/>
-                <w:color w:val="000000" w:themeColor="text1"/>
-                <w:sz w:val="14"/>
-                <w:szCs w:val="14"/>
-              </w:rPr>
-              <w:t>obs_sett_dur</w:t>
-            </w:r>
-            <w:r>
-              <w:rPr>
-                <w:rFonts w:ascii="Times New Roman" w:hAnsi="Times New Roman"/>
-                <w:color w:val="000000" w:themeColor="text1"/>
-                <w:sz w:val="14"/>
-                <w:szCs w:val="14"/>
-              </w:rPr>
-              <w:t>_pro</w:t>
-            </w:r>
-            <w:r>
-              <w:rPr>
-                <w:rFonts w:ascii="Times New Roman" w:hAnsi="Times New Roman"/>
-                <w:color w:val="000000" w:themeColor="text1"/>
-                <w:sz w:val="14"/>
-                <w:szCs w:val="14"/>
-              </w:rPr>
-              <w:t xml:space="preserve"> }}</w:t>
+              <w:t/>
+            </w:r>
+            <w:r>
+              <w:rPr>
+                <w:rFonts w:ascii="Times New Roman" w:hAnsi="Times New Roman"/>
+                <w:color w:val="000000" w:themeColor="text1"/>
+                <w:sz w:val="14"/>
+                <w:szCs w:val="14"/>
+              </w:rPr>
+              <w:t/>
+            </w:r>
+            <w:r>
+              <w:rPr>
+                <w:rFonts w:ascii="Times New Roman" w:hAnsi="Times New Roman"/>
+                <w:color w:val="000000" w:themeColor="text1"/>
+                <w:sz w:val="14"/>
+                <w:szCs w:val="14"/>
+              </w:rPr>
+              <w:t/>
+            </w:r>
+            <w:r>
+              <w:rPr>
+                <w:rFonts w:ascii="Times New Roman" w:hAnsi="Times New Roman"/>
+                <w:color w:val="000000" w:themeColor="text1"/>
+                <w:sz w:val="14"/>
+                <w:szCs w:val="14"/>
+              </w:rPr>
+              <w:t xml:space="preserve"/>
             </w:r>
           </w:p>
         </w:tc>
@@ -4511,7 +4511,7 @@
                 <w:sz w:val="14"/>
                 <w:szCs w:val="14"/>
               </w:rPr>
-              <w:t xml:space="preserve">{{ </w:t>
+              <w:t xml:space="preserve" w:space="preserve">{{ pro_af_etx_sett_dur_pro }}</w:t>
             </w:r>
             <w:r>
               <w:rPr>
@@ -4521,34 +4521,34 @@
                 <w:szCs w:val="14"/>
                 <w:lang w:eastAsia="zh-CN"/>
               </w:rPr>
-              <w:t>af_</w:t>
-            </w:r>
-            <w:r>
-              <w:rPr>
-                <w:rFonts w:ascii="Times New Roman" w:hAnsi="Times New Roman"/>
-                <w:color w:val="000000" w:themeColor="text1"/>
-                <w:sz w:val="14"/>
-                <w:szCs w:val="14"/>
-              </w:rPr>
-              <w:t>etx_sett_dur</w:t>
-            </w:r>
-            <w:r>
-              <w:rPr>
-                <w:rFonts w:ascii="Times New Roman" w:hAnsi="Times New Roman"/>
-                <w:color w:val="000000" w:themeColor="text1"/>
-                <w:sz w:val="14"/>
-                <w:szCs w:val="14"/>
-              </w:rPr>
-              <w:t>_pro</w:t>
-            </w:r>
-            <w:r>
-              <w:rPr>
-                <w:rFonts w:ascii="Times New Roman" w:hAnsi="Times New Roman"/>
-                <w:color w:val="000000" w:themeColor="text1"/>
-                <w:sz w:val="14"/>
-                <w:szCs w:val="14"/>
-              </w:rPr>
-              <w:t xml:space="preserve"> }}</w:t>
+              <w:t/>
+            </w:r>
+            <w:r>
+              <w:rPr>
+                <w:rFonts w:ascii="Times New Roman" w:hAnsi="Times New Roman"/>
+                <w:color w:val="000000" w:themeColor="text1"/>
+                <w:sz w:val="14"/>
+                <w:szCs w:val="14"/>
+              </w:rPr>
+              <w:t/>
+            </w:r>
+            <w:r>
+              <w:rPr>
+                <w:rFonts w:ascii="Times New Roman" w:hAnsi="Times New Roman"/>
+                <w:color w:val="000000" w:themeColor="text1"/>
+                <w:sz w:val="14"/>
+                <w:szCs w:val="14"/>
+              </w:rPr>
+              <w:t/>
+            </w:r>
+            <w:r>
+              <w:rPr>
+                <w:rFonts w:ascii="Times New Roman" w:hAnsi="Times New Roman"/>
+                <w:color w:val="000000" w:themeColor="text1"/>
+                <w:sz w:val="14"/>
+                <w:szCs w:val="14"/>
+              </w:rPr>
+              <w:t xml:space="preserve"/>
             </w:r>
           </w:p>
         </w:tc>
@@ -4576,7 +4576,7 @@
                 <w:sz w:val="14"/>
                 <w:szCs w:val="14"/>
               </w:rPr>
-              <w:t xml:space="preserve">{{ </w:t>
+              <w:t xml:space="preserve" w:space="preserve">{{ pro_af_id_sett_dur_pro }}</w:t>
             </w:r>
             <w:r>
               <w:rPr>
@@ -4586,34 +4586,34 @@
                 <w:szCs w:val="14"/>
                 <w:lang w:eastAsia="zh-CN"/>
               </w:rPr>
-              <w:t>af_</w:t>
-            </w:r>
-            <w:r>
-              <w:rPr>
-                <w:rFonts w:ascii="Times New Roman" w:hAnsi="Times New Roman"/>
-                <w:color w:val="000000" w:themeColor="text1"/>
-                <w:sz w:val="14"/>
-                <w:szCs w:val="14"/>
-              </w:rPr>
-              <w:t>id_sett_dur</w:t>
-            </w:r>
-            <w:r>
-              <w:rPr>
-                <w:rFonts w:ascii="Times New Roman" w:hAnsi="Times New Roman"/>
-                <w:color w:val="000000" w:themeColor="text1"/>
-                <w:sz w:val="14"/>
-                <w:szCs w:val="14"/>
-              </w:rPr>
-              <w:t>_pro</w:t>
-            </w:r>
-            <w:r>
-              <w:rPr>
-                <w:rFonts w:ascii="Times New Roman" w:hAnsi="Times New Roman"/>
-                <w:color w:val="000000" w:themeColor="text1"/>
-                <w:sz w:val="14"/>
-                <w:szCs w:val="14"/>
-              </w:rPr>
-              <w:t xml:space="preserve"> }}</w:t>
+              <w:t/>
+            </w:r>
+            <w:r>
+              <w:rPr>
+                <w:rFonts w:ascii="Times New Roman" w:hAnsi="Times New Roman"/>
+                <w:color w:val="000000" w:themeColor="text1"/>
+                <w:sz w:val="14"/>
+                <w:szCs w:val="14"/>
+              </w:rPr>
+              <w:t/>
+            </w:r>
+            <w:r>
+              <w:rPr>
+                <w:rFonts w:ascii="Times New Roman" w:hAnsi="Times New Roman"/>
+                <w:color w:val="000000" w:themeColor="text1"/>
+                <w:sz w:val="14"/>
+                <w:szCs w:val="14"/>
+              </w:rPr>
+              <w:t/>
+            </w:r>
+            <w:r>
+              <w:rPr>
+                <w:rFonts w:ascii="Times New Roman" w:hAnsi="Times New Roman"/>
+                <w:color w:val="000000" w:themeColor="text1"/>
+                <w:sz w:val="14"/>
+                <w:szCs w:val="14"/>
+              </w:rPr>
+              <w:t xml:space="preserve"/>
             </w:r>
           </w:p>
         </w:tc>
@@ -4773,7 +4773,7 @@
                 <w:sz w:val="14"/>
                 <w:szCs w:val="14"/>
               </w:rPr>
-              <w:t>{{ date_of_weekly }}</w:t>
+              <w:t w:space="preserve" xml:space="preserve">{{ pro_date_of_weekly }}</w:t>
             </w:r>
           </w:p>
         </w:tc>
@@ -4861,7 +4861,7 @@
                 <w:sz w:val="14"/>
                 <w:szCs w:val="14"/>
               </w:rPr>
-              <w:t>{{ obs_air_wk_of }}</w:t>
+              <w:t w:space="preserve" xml:space="preserve">{{ pro_obs_air_wk_of }}</w:t>
             </w:r>
           </w:p>
         </w:tc>
@@ -4892,7 +4892,7 @@
                 <w:sz w:val="14"/>
                 <w:szCs w:val="14"/>
               </w:rPr>
-              <w:t>{{ etx_air_wk_of }}</w:t>
+              <w:t w:space="preserve" xml:space="preserve">{{ pro_etx_air_wk_of }}</w:t>
             </w:r>
           </w:p>
         </w:tc>
@@ -4924,7 +4924,7 @@
                 <w:sz w:val="14"/>
                 <w:szCs w:val="14"/>
               </w:rPr>
-              <w:t>{{ id_air_wk_of }}</w:t>
+              <w:t w:space="preserve" xml:space="preserve">{{ pro_id_air_wk_of }}</w:t>
             </w:r>
           </w:p>
         </w:tc>
@@ -5044,7 +5044,7 @@
                 <w:sz w:val="14"/>
                 <w:szCs w:val="14"/>
               </w:rPr>
-              <w:t>{{ date_of_weekly }}</w:t>
+              <w:t w:space="preserve" xml:space="preserve">{{ pro_date_of_weekly }}</w:t>
             </w:r>
           </w:p>
         </w:tc>
@@ -5127,7 +5127,7 @@
                 <w:sz w:val="14"/>
                 <w:szCs w:val="14"/>
               </w:rPr>
-              <w:t>{{ obs_air_wk_of }}</w:t>
+              <w:t w:space="preserve" xml:space="preserve">{{ pro_obs_air_wk_of }}</w:t>
             </w:r>
           </w:p>
         </w:tc>
@@ -5158,7 +5158,7 @@
                 <w:sz w:val="14"/>
                 <w:szCs w:val="14"/>
               </w:rPr>
-              <w:t>{{ etx_air_wk_of }}</w:t>
+              <w:t w:space="preserve" xml:space="preserve">{{ pro_etx_air_wk_of }}</w:t>
             </w:r>
           </w:p>
         </w:tc>
@@ -5190,7 +5190,7 @@
                 <w:sz w:val="14"/>
                 <w:szCs w:val="14"/>
               </w:rPr>
-              <w:t>{{ id_air_wk_of }}</w:t>
+              <w:t w:space="preserve" xml:space="preserve">{{ pro_id_air_wk_of }}</w:t>
             </w:r>
           </w:p>
         </w:tc>
@@ -5430,7 +5430,7 @@
                 <w:sz w:val="14"/>
                 <w:szCs w:val="14"/>
               </w:rPr>
-              <w:t>{{ obs_room_wk_of }}</w:t>
+              <w:t w:space="preserve" xml:space="preserve">{{ pro_obs_room_wk_of }}</w:t>
             </w:r>
           </w:p>
         </w:tc>
@@ -5461,7 +5461,7 @@
                 <w:sz w:val="14"/>
                 <w:szCs w:val="14"/>
               </w:rPr>
-              <w:t>{{ etx_room_wk_of }}</w:t>
+              <w:t w:space="preserve" xml:space="preserve">{{ pro_etx_room_wk_of }}</w:t>
             </w:r>
           </w:p>
         </w:tc>
@@ -5493,7 +5493,7 @@
                 <w:sz w:val="14"/>
                 <w:szCs w:val="14"/>
               </w:rPr>
-              <w:t>{{ id_room_wk_of }}</w:t>
+              <w:t w:space="preserve" xml:space="preserve">{{ pro_id_room_wk_of }}</w:t>
             </w:r>
           </w:p>
         </w:tc>
@@ -5696,7 +5696,7 @@
                 <w:sz w:val="14"/>
                 <w:szCs w:val="14"/>
               </w:rPr>
-              <w:t>{{ obs_room_wk_of }}</w:t>
+              <w:t w:space="preserve" xml:space="preserve">{{ pro_obs_room_wk_of }}</w:t>
             </w:r>
           </w:p>
         </w:tc>
@@ -5727,7 +5727,7 @@
                 <w:sz w:val="14"/>
                 <w:szCs w:val="14"/>
               </w:rPr>
-              <w:t>{{ etx_room_wk_of }}</w:t>
+              <w:t w:space="preserve" xml:space="preserve">{{ pro_etx_room_wk_of }}</w:t>
             </w:r>
           </w:p>
         </w:tc>
@@ -5759,7 +5759,7 @@
                 <w:sz w:val="14"/>
                 <w:szCs w:val="14"/>
               </w:rPr>
-              <w:t>{{ id_room_wk_of }}</w:t>
+              <w:t w:space="preserve" xml:space="preserve">{{ pro_id_room_wk_of }}</w:t>
             </w:r>
           </w:p>
         </w:tc>
@@ -5836,7 +5836,7 @@
           <w:szCs w:val="18"/>
           <w:u w:val="single"/>
         </w:rPr>
-        <w:t xml:space="preserve">Table </w:t>
+        <w:t xml:space="preserve" w:space="preserve">Table 3: Environmental Monitoring from Aliquoting Performed on {{ alq_test_date }}</w:t>
       </w:r>
       <w:r>
         <w:rPr>
@@ -5848,7 +5848,7 @@
           <w:u w:val="single"/>
           <w:lang w:eastAsia="zh-CN"/>
         </w:rPr>
-        <w:t>3</w:t>
+        <w:t/>
       </w:r>
       <w:r>
         <w:rPr>
@@ -5859,7 +5859,7 @@
           <w:szCs w:val="18"/>
           <w:u w:val="single"/>
         </w:rPr>
-        <w:t xml:space="preserve">: </w:t>
+        <w:t xml:space="preserve"/>
       </w:r>
       <w:r>
         <w:rPr>
@@ -5869,7 +5869,7 @@
           <w:szCs w:val="18"/>
           <w:u w:val="single"/>
         </w:rPr>
-        <w:t>Environmental Monitoring from</w:t>
+        <w:t/>
       </w:r>
       <w:r>
         <w:rPr>
@@ -5879,7 +5879,7 @@
           <w:szCs w:val="18"/>
           <w:u w:val="single"/>
         </w:rPr>
-        <w:t xml:space="preserve"> </w:t>
+        <w:t xml:space="preserve"/>
       </w:r>
       <w:r>
         <w:rPr>
@@ -5890,7 +5890,7 @@
           <w:u w:val="single"/>
           <w:lang w:eastAsia="zh-CN"/>
         </w:rPr>
-        <w:t>Aliquoting</w:t>
+        <w:t/>
       </w:r>
       <w:r>
         <w:rPr>
@@ -5900,7 +5900,7 @@
           <w:szCs w:val="18"/>
           <w:u w:val="single"/>
         </w:rPr>
-        <w:t xml:space="preserve"> Performed on </w:t>
+        <w:t xml:space="preserve"/>
       </w:r>
       <w:r>
         <w:rPr>
@@ -5910,7 +5910,7 @@
           <w:szCs w:val="18"/>
           <w:u w:val="single"/>
         </w:rPr>
-        <w:t>{{ test_date }}</w:t>
+        <w:t/>
       </w:r>
     </w:p>
     <w:p>
@@ -6372,7 +6372,7 @@
                 <w:sz w:val="14"/>
                 <w:szCs w:val="14"/>
               </w:rPr>
-              <w:t>{{ before_test }}</w:t>
+              <w:t w:space="preserve" xml:space="preserve">{{ alq_before_test }}</w:t>
             </w:r>
           </w:p>
         </w:tc>
@@ -6410,7 +6410,7 @@
                 <w:sz w:val="14"/>
                 <w:szCs w:val="14"/>
               </w:rPr>
-              <w:t>{{ analyst_initial }}</w:t>
+              <w:t w:space="preserve" xml:space="preserve">{{ alq_analyst_initial }}</w:t>
             </w:r>
           </w:p>
         </w:tc>
@@ -6479,7 +6479,7 @@
                 <w:sz w:val="14"/>
                 <w:szCs w:val="14"/>
               </w:rPr>
-              <w:t>{{ be_obs_pers_dur_pro }}</w:t>
+              <w:t w:space="preserve" xml:space="preserve">{{ alq_be_obs_pers_dur_pro }}</w:t>
             </w:r>
           </w:p>
         </w:tc>
@@ -6507,43 +6507,43 @@
                 <w:sz w:val="14"/>
                 <w:szCs w:val="14"/>
               </w:rPr>
-              <w:t xml:space="preserve">{{ </w:t>
-            </w:r>
-            <w:r>
-              <w:rPr>
-                <w:rFonts w:ascii="Times New Roman" w:hAnsi="Times New Roman"/>
-                <w:color w:val="000000" w:themeColor="text1"/>
-                <w:sz w:val="14"/>
-                <w:szCs w:val="14"/>
-              </w:rPr>
-              <w:t>be_</w:t>
-            </w:r>
-            <w:r>
-              <w:rPr>
-                <w:rFonts w:ascii="Times New Roman" w:hAnsi="Times New Roman"/>
-                <w:color w:val="000000" w:themeColor="text1"/>
-                <w:sz w:val="14"/>
-                <w:szCs w:val="14"/>
-              </w:rPr>
-              <w:t>etx_pers_dur</w:t>
-            </w:r>
-            <w:r>
-              <w:rPr>
-                <w:rFonts w:ascii="Times New Roman" w:hAnsi="Times New Roman"/>
-                <w:color w:val="000000" w:themeColor="text1"/>
-                <w:sz w:val="14"/>
-                <w:szCs w:val="14"/>
-              </w:rPr>
-              <w:t>_pro</w:t>
-            </w:r>
-            <w:r>
-              <w:rPr>
-                <w:rFonts w:ascii="Times New Roman" w:hAnsi="Times New Roman"/>
-                <w:color w:val="000000" w:themeColor="text1"/>
-                <w:sz w:val="14"/>
-                <w:szCs w:val="14"/>
-              </w:rPr>
-              <w:t xml:space="preserve"> }}</w:t>
+              <w:t xml:space="preserve" w:space="preserve">{{ alq_be_etx_pers_dur_pro }}</w:t>
+            </w:r>
+            <w:r>
+              <w:rPr>
+                <w:rFonts w:ascii="Times New Roman" w:hAnsi="Times New Roman"/>
+                <w:color w:val="000000" w:themeColor="text1"/>
+                <w:sz w:val="14"/>
+                <w:szCs w:val="14"/>
+              </w:rPr>
+              <w:t/>
+            </w:r>
+            <w:r>
+              <w:rPr>
+                <w:rFonts w:ascii="Times New Roman" w:hAnsi="Times New Roman"/>
+                <w:color w:val="000000" w:themeColor="text1"/>
+                <w:sz w:val="14"/>
+                <w:szCs w:val="14"/>
+              </w:rPr>
+              <w:t/>
+            </w:r>
+            <w:r>
+              <w:rPr>
+                <w:rFonts w:ascii="Times New Roman" w:hAnsi="Times New Roman"/>
+                <w:color w:val="000000" w:themeColor="text1"/>
+                <w:sz w:val="14"/>
+                <w:szCs w:val="14"/>
+              </w:rPr>
+              <w:t/>
+            </w:r>
+            <w:r>
+              <w:rPr>
+                <w:rFonts w:ascii="Times New Roman" w:hAnsi="Times New Roman"/>
+                <w:color w:val="000000" w:themeColor="text1"/>
+                <w:sz w:val="14"/>
+                <w:szCs w:val="14"/>
+              </w:rPr>
+              <w:t xml:space="preserve"/>
             </w:r>
           </w:p>
         </w:tc>
@@ -6571,43 +6571,43 @@
                 <w:sz w:val="14"/>
                 <w:szCs w:val="14"/>
               </w:rPr>
-              <w:t xml:space="preserve">{{ </w:t>
-            </w:r>
-            <w:r>
-              <w:rPr>
-                <w:rFonts w:ascii="Times New Roman" w:hAnsi="Times New Roman"/>
-                <w:color w:val="000000" w:themeColor="text1"/>
-                <w:sz w:val="14"/>
-                <w:szCs w:val="14"/>
-              </w:rPr>
-              <w:t>be_</w:t>
-            </w:r>
-            <w:r>
-              <w:rPr>
-                <w:rFonts w:ascii="Times New Roman" w:hAnsi="Times New Roman"/>
-                <w:color w:val="000000" w:themeColor="text1"/>
-                <w:sz w:val="14"/>
-                <w:szCs w:val="14"/>
-              </w:rPr>
-              <w:t>id_pers_dur</w:t>
-            </w:r>
-            <w:r>
-              <w:rPr>
-                <w:rFonts w:ascii="Times New Roman" w:hAnsi="Times New Roman"/>
-                <w:color w:val="000000" w:themeColor="text1"/>
-                <w:sz w:val="14"/>
-                <w:szCs w:val="14"/>
-              </w:rPr>
-              <w:t>_pro</w:t>
-            </w:r>
-            <w:r>
-              <w:rPr>
-                <w:rFonts w:ascii="Times New Roman" w:hAnsi="Times New Roman"/>
-                <w:color w:val="000000" w:themeColor="text1"/>
-                <w:sz w:val="14"/>
-                <w:szCs w:val="14"/>
-              </w:rPr>
-              <w:t xml:space="preserve"> }}</w:t>
+              <w:t xml:space="preserve" w:space="preserve">{{ alq_be_id_pers_dur_pro }}</w:t>
+            </w:r>
+            <w:r>
+              <w:rPr>
+                <w:rFonts w:ascii="Times New Roman" w:hAnsi="Times New Roman"/>
+                <w:color w:val="000000" w:themeColor="text1"/>
+                <w:sz w:val="14"/>
+                <w:szCs w:val="14"/>
+              </w:rPr>
+              <w:t/>
+            </w:r>
+            <w:r>
+              <w:rPr>
+                <w:rFonts w:ascii="Times New Roman" w:hAnsi="Times New Roman"/>
+                <w:color w:val="000000" w:themeColor="text1"/>
+                <w:sz w:val="14"/>
+                <w:szCs w:val="14"/>
+              </w:rPr>
+              <w:t/>
+            </w:r>
+            <w:r>
+              <w:rPr>
+                <w:rFonts w:ascii="Times New Roman" w:hAnsi="Times New Roman"/>
+                <w:color w:val="000000" w:themeColor="text1"/>
+                <w:sz w:val="14"/>
+                <w:szCs w:val="14"/>
+              </w:rPr>
+              <w:t/>
+            </w:r>
+            <w:r>
+              <w:rPr>
+                <w:rFonts w:ascii="Times New Roman" w:hAnsi="Times New Roman"/>
+                <w:color w:val="000000" w:themeColor="text1"/>
+                <w:sz w:val="14"/>
+                <w:szCs w:val="14"/>
+              </w:rPr>
+              <w:t xml:space="preserve"/>
             </w:r>
           </w:p>
         </w:tc>
@@ -6750,16 +6750,16 @@
                 <w:sz w:val="14"/>
                 <w:szCs w:val="14"/>
               </w:rPr>
-              <w:t xml:space="preserve"> </w:t>
-            </w:r>
-            <w:r>
-              <w:rPr>
-                <w:rFonts w:ascii="Times New Roman" w:hAnsi="Times New Roman"/>
-                <w:color w:val="000000" w:themeColor="text1"/>
-                <w:sz w:val="14"/>
-                <w:szCs w:val="14"/>
-              </w:rPr>
-              <w:t>{{ test_date }}</w:t>
+              <w:t xml:space="preserve" w:space="preserve"> {{ alq_test_date }}</w:t>
+            </w:r>
+            <w:r>
+              <w:rPr>
+                <w:rFonts w:ascii="Times New Roman" w:hAnsi="Times New Roman"/>
+                <w:color w:val="000000" w:themeColor="text1"/>
+                <w:sz w:val="14"/>
+                <w:szCs w:val="14"/>
+              </w:rPr>
+              <w:t/>
             </w:r>
           </w:p>
         </w:tc>
@@ -6797,16 +6797,16 @@
                 <w:sz w:val="14"/>
                 <w:szCs w:val="14"/>
               </w:rPr>
-              <w:t>{{ analyst_initial }}</w:t>
-            </w:r>
-            <w:r>
-              <w:rPr>
-                <w:rFonts w:ascii="Times New Roman" w:hAnsi="Times New Roman"/>
-                <w:color w:val="000000" w:themeColor="text1"/>
-                <w:sz w:val="14"/>
-                <w:szCs w:val="14"/>
-              </w:rPr>
-              <w:t xml:space="preserve"> </w:t>
+              <w:t w:space="preserve" xml:space="preserve">{{ alq_analyst_initial }} </w:t>
+            </w:r>
+            <w:r>
+              <w:rPr>
+                <w:rFonts w:ascii="Times New Roman" w:hAnsi="Times New Roman"/>
+                <w:color w:val="000000" w:themeColor="text1"/>
+                <w:sz w:val="14"/>
+                <w:szCs w:val="14"/>
+              </w:rPr>
+              <w:t xml:space="preserve"/>
             </w:r>
           </w:p>
         </w:tc>
@@ -6875,7 +6875,7 @@
                 <w:sz w:val="14"/>
                 <w:szCs w:val="14"/>
               </w:rPr>
-              <w:t>{{ obs_pers_dur_pro }}</w:t>
+              <w:t w:space="preserve" xml:space="preserve">{{ alq_obs_pers_dur_pro }}</w:t>
             </w:r>
           </w:p>
         </w:tc>
@@ -6911,25 +6911,25 @@
                 <w:sz w:val="14"/>
                 <w:szCs w:val="14"/>
               </w:rPr>
-              <w:t>{{ etx_pers_dur</w:t>
-            </w:r>
-            <w:r>
-              <w:rPr>
-                <w:rFonts w:ascii="Times New Roman" w:hAnsi="Times New Roman"/>
-                <w:color w:val="000000" w:themeColor="text1"/>
-                <w:sz w:val="14"/>
-                <w:szCs w:val="14"/>
-              </w:rPr>
-              <w:t>_pro</w:t>
-            </w:r>
-            <w:r>
-              <w:rPr>
-                <w:rFonts w:ascii="Times New Roman" w:hAnsi="Times New Roman"/>
-                <w:color w:val="000000" w:themeColor="text1"/>
-                <w:sz w:val="14"/>
-                <w:szCs w:val="14"/>
-              </w:rPr>
-              <w:t xml:space="preserve"> }}</w:t>
+              <w:t w:space="preserve" xml:space="preserve">{{ alq_etx_pers_dur_pro }}</w:t>
+            </w:r>
+            <w:r>
+              <w:rPr>
+                <w:rFonts w:ascii="Times New Roman" w:hAnsi="Times New Roman"/>
+                <w:color w:val="000000" w:themeColor="text1"/>
+                <w:sz w:val="14"/>
+                <w:szCs w:val="14"/>
+              </w:rPr>
+              <w:t/>
+            </w:r>
+            <w:r>
+              <w:rPr>
+                <w:rFonts w:ascii="Times New Roman" w:hAnsi="Times New Roman"/>
+                <w:color w:val="000000" w:themeColor="text1"/>
+                <w:sz w:val="14"/>
+                <w:szCs w:val="14"/>
+              </w:rPr>
+              <w:t xml:space="preserve"/>
             </w:r>
           </w:p>
         </w:tc>
@@ -6965,25 +6965,25 @@
                 <w:sz w:val="14"/>
                 <w:szCs w:val="14"/>
               </w:rPr>
-              <w:t>{{ id_pers_dur</w:t>
-            </w:r>
-            <w:r>
-              <w:rPr>
-                <w:rFonts w:ascii="Times New Roman" w:hAnsi="Times New Roman"/>
-                <w:color w:val="000000" w:themeColor="text1"/>
-                <w:sz w:val="14"/>
-                <w:szCs w:val="14"/>
-              </w:rPr>
-              <w:t>_pro</w:t>
-            </w:r>
-            <w:r>
-              <w:rPr>
-                <w:rFonts w:ascii="Times New Roman" w:hAnsi="Times New Roman"/>
-                <w:color w:val="000000" w:themeColor="text1"/>
-                <w:sz w:val="14"/>
-                <w:szCs w:val="14"/>
-              </w:rPr>
-              <w:t xml:space="preserve"> }}</w:t>
+              <w:t w:space="preserve" xml:space="preserve">{{ alq_id_pers_dur_pro }}</w:t>
+            </w:r>
+            <w:r>
+              <w:rPr>
+                <w:rFonts w:ascii="Times New Roman" w:hAnsi="Times New Roman"/>
+                <w:color w:val="000000" w:themeColor="text1"/>
+                <w:sz w:val="14"/>
+                <w:szCs w:val="14"/>
+              </w:rPr>
+              <w:t/>
+            </w:r>
+            <w:r>
+              <w:rPr>
+                <w:rFonts w:ascii="Times New Roman" w:hAnsi="Times New Roman"/>
+                <w:color w:val="000000" w:themeColor="text1"/>
+                <w:sz w:val="14"/>
+                <w:szCs w:val="14"/>
+              </w:rPr>
+              <w:t xml:space="preserve"/>
             </w:r>
           </w:p>
         </w:tc>
@@ -7126,16 +7126,16 @@
                 <w:sz w:val="14"/>
                 <w:szCs w:val="14"/>
               </w:rPr>
-              <w:t xml:space="preserve"> </w:t>
-            </w:r>
-            <w:r>
-              <w:rPr>
-                <w:rFonts w:ascii="Times New Roman" w:hAnsi="Times New Roman"/>
-                <w:color w:val="000000" w:themeColor="text1"/>
-                <w:sz w:val="14"/>
-                <w:szCs w:val="14"/>
-              </w:rPr>
-              <w:t>{{ after_test }}</w:t>
+              <w:t xml:space="preserve" w:space="preserve"> {{ alq_after_test }}</w:t>
+            </w:r>
+            <w:r>
+              <w:rPr>
+                <w:rFonts w:ascii="Times New Roman" w:hAnsi="Times New Roman"/>
+                <w:color w:val="000000" w:themeColor="text1"/>
+                <w:sz w:val="14"/>
+                <w:szCs w:val="14"/>
+              </w:rPr>
+              <w:t/>
             </w:r>
           </w:p>
         </w:tc>
@@ -7173,16 +7173,16 @@
                 <w:sz w:val="14"/>
                 <w:szCs w:val="14"/>
               </w:rPr>
-              <w:t>{{ analyst_initial }}</w:t>
-            </w:r>
-            <w:r>
-              <w:rPr>
-                <w:rFonts w:ascii="Times New Roman" w:hAnsi="Times New Roman"/>
-                <w:color w:val="000000" w:themeColor="text1"/>
-                <w:sz w:val="14"/>
-                <w:szCs w:val="14"/>
-              </w:rPr>
-              <w:t xml:space="preserve"> </w:t>
+              <w:t w:space="preserve" xml:space="preserve">{{ alq_analyst_initial }} </w:t>
+            </w:r>
+            <w:r>
+              <w:rPr>
+                <w:rFonts w:ascii="Times New Roman" w:hAnsi="Times New Roman"/>
+                <w:color w:val="000000" w:themeColor="text1"/>
+                <w:sz w:val="14"/>
+                <w:szCs w:val="14"/>
+              </w:rPr>
+              <w:t xml:space="preserve"/>
             </w:r>
           </w:p>
         </w:tc>
@@ -7251,7 +7251,7 @@
                 <w:sz w:val="14"/>
                 <w:szCs w:val="14"/>
               </w:rPr>
-              <w:t>{{ af_obs_pers_dur_pro }}</w:t>
+              <w:t w:space="preserve" xml:space="preserve">{{ alq_af_obs_pers_dur_pro }}</w:t>
             </w:r>
           </w:p>
         </w:tc>
@@ -7279,43 +7279,43 @@
                 <w:sz w:val="14"/>
                 <w:szCs w:val="14"/>
               </w:rPr>
-              <w:t xml:space="preserve">{{ </w:t>
-            </w:r>
-            <w:r>
-              <w:rPr>
-                <w:rFonts w:ascii="Times New Roman" w:hAnsi="Times New Roman"/>
-                <w:color w:val="000000" w:themeColor="text1"/>
-                <w:sz w:val="14"/>
-                <w:szCs w:val="14"/>
-              </w:rPr>
-              <w:t>af_</w:t>
-            </w:r>
-            <w:r>
-              <w:rPr>
-                <w:rFonts w:ascii="Times New Roman" w:hAnsi="Times New Roman"/>
-                <w:color w:val="000000" w:themeColor="text1"/>
-                <w:sz w:val="14"/>
-                <w:szCs w:val="14"/>
-              </w:rPr>
-              <w:t>etx_pers_dur</w:t>
-            </w:r>
-            <w:r>
-              <w:rPr>
-                <w:rFonts w:ascii="Times New Roman" w:hAnsi="Times New Roman"/>
-                <w:color w:val="000000" w:themeColor="text1"/>
-                <w:sz w:val="14"/>
-                <w:szCs w:val="14"/>
-              </w:rPr>
-              <w:t>_pro</w:t>
-            </w:r>
-            <w:r>
-              <w:rPr>
-                <w:rFonts w:ascii="Times New Roman" w:hAnsi="Times New Roman"/>
-                <w:color w:val="000000" w:themeColor="text1"/>
-                <w:sz w:val="14"/>
-                <w:szCs w:val="14"/>
-              </w:rPr>
-              <w:t xml:space="preserve"> }}</w:t>
+              <w:t xml:space="preserve" w:space="preserve">{{ alq_af_etx_pers_dur_pro }}</w:t>
+            </w:r>
+            <w:r>
+              <w:rPr>
+                <w:rFonts w:ascii="Times New Roman" w:hAnsi="Times New Roman"/>
+                <w:color w:val="000000" w:themeColor="text1"/>
+                <w:sz w:val="14"/>
+                <w:szCs w:val="14"/>
+              </w:rPr>
+              <w:t/>
+            </w:r>
+            <w:r>
+              <w:rPr>
+                <w:rFonts w:ascii="Times New Roman" w:hAnsi="Times New Roman"/>
+                <w:color w:val="000000" w:themeColor="text1"/>
+                <w:sz w:val="14"/>
+                <w:szCs w:val="14"/>
+              </w:rPr>
+              <w:t/>
+            </w:r>
+            <w:r>
+              <w:rPr>
+                <w:rFonts w:ascii="Times New Roman" w:hAnsi="Times New Roman"/>
+                <w:color w:val="000000" w:themeColor="text1"/>
+                <w:sz w:val="14"/>
+                <w:szCs w:val="14"/>
+              </w:rPr>
+              <w:t/>
+            </w:r>
+            <w:r>
+              <w:rPr>
+                <w:rFonts w:ascii="Times New Roman" w:hAnsi="Times New Roman"/>
+                <w:color w:val="000000" w:themeColor="text1"/>
+                <w:sz w:val="14"/>
+                <w:szCs w:val="14"/>
+              </w:rPr>
+              <w:t xml:space="preserve"/>
             </w:r>
           </w:p>
         </w:tc>
@@ -7343,43 +7343,43 @@
                 <w:sz w:val="14"/>
                 <w:szCs w:val="14"/>
               </w:rPr>
-              <w:t xml:space="preserve">{{ </w:t>
-            </w:r>
-            <w:r>
-              <w:rPr>
-                <w:rFonts w:ascii="Times New Roman" w:hAnsi="Times New Roman"/>
-                <w:color w:val="000000" w:themeColor="text1"/>
-                <w:sz w:val="14"/>
-                <w:szCs w:val="14"/>
-              </w:rPr>
-              <w:t>af_</w:t>
-            </w:r>
-            <w:r>
-              <w:rPr>
-                <w:rFonts w:ascii="Times New Roman" w:hAnsi="Times New Roman"/>
-                <w:color w:val="000000" w:themeColor="text1"/>
-                <w:sz w:val="14"/>
-                <w:szCs w:val="14"/>
-              </w:rPr>
-              <w:t>id_pers_dur</w:t>
-            </w:r>
-            <w:r>
-              <w:rPr>
-                <w:rFonts w:ascii="Times New Roman" w:hAnsi="Times New Roman"/>
-                <w:color w:val="000000" w:themeColor="text1"/>
-                <w:sz w:val="14"/>
-                <w:szCs w:val="14"/>
-              </w:rPr>
-              <w:t>_pro</w:t>
-            </w:r>
-            <w:r>
-              <w:rPr>
-                <w:rFonts w:ascii="Times New Roman" w:hAnsi="Times New Roman"/>
-                <w:color w:val="000000" w:themeColor="text1"/>
-                <w:sz w:val="14"/>
-                <w:szCs w:val="14"/>
-              </w:rPr>
-              <w:t xml:space="preserve"> }}</w:t>
+              <w:t xml:space="preserve" w:space="preserve">{{ alq_af_id_pers_dur_pro }}</w:t>
+            </w:r>
+            <w:r>
+              <w:rPr>
+                <w:rFonts w:ascii="Times New Roman" w:hAnsi="Times New Roman"/>
+                <w:color w:val="000000" w:themeColor="text1"/>
+                <w:sz w:val="14"/>
+                <w:szCs w:val="14"/>
+              </w:rPr>
+              <w:t/>
+            </w:r>
+            <w:r>
+              <w:rPr>
+                <w:rFonts w:ascii="Times New Roman" w:hAnsi="Times New Roman"/>
+                <w:color w:val="000000" w:themeColor="text1"/>
+                <w:sz w:val="14"/>
+                <w:szCs w:val="14"/>
+              </w:rPr>
+              <w:t/>
+            </w:r>
+            <w:r>
+              <w:rPr>
+                <w:rFonts w:ascii="Times New Roman" w:hAnsi="Times New Roman"/>
+                <w:color w:val="000000" w:themeColor="text1"/>
+                <w:sz w:val="14"/>
+                <w:szCs w:val="14"/>
+              </w:rPr>
+              <w:t/>
+            </w:r>
+            <w:r>
+              <w:rPr>
+                <w:rFonts w:ascii="Times New Roman" w:hAnsi="Times New Roman"/>
+                <w:color w:val="000000" w:themeColor="text1"/>
+                <w:sz w:val="14"/>
+                <w:szCs w:val="14"/>
+              </w:rPr>
+              <w:t xml:space="preserve"/>
             </w:r>
           </w:p>
         </w:tc>
@@ -7558,16 +7558,16 @@
                 <w:sz w:val="14"/>
                 <w:szCs w:val="14"/>
               </w:rPr>
-              <w:t xml:space="preserve"> </w:t>
-            </w:r>
-            <w:r>
-              <w:rPr>
-                <w:rFonts w:ascii="Times New Roman" w:hAnsi="Times New Roman"/>
-                <w:color w:val="000000" w:themeColor="text1"/>
-                <w:sz w:val="14"/>
-                <w:szCs w:val="14"/>
-              </w:rPr>
-              <w:t>{{ before_test }}</w:t>
+              <w:t xml:space="preserve" w:space="preserve"> {{ alq_before_test }}</w:t>
+            </w:r>
+            <w:r>
+              <w:rPr>
+                <w:rFonts w:ascii="Times New Roman" w:hAnsi="Times New Roman"/>
+                <w:color w:val="000000" w:themeColor="text1"/>
+                <w:sz w:val="14"/>
+                <w:szCs w:val="14"/>
+              </w:rPr>
+              <w:t/>
             </w:r>
           </w:p>
         </w:tc>
@@ -7605,7 +7605,7 @@
                 <w:sz w:val="14"/>
                 <w:szCs w:val="14"/>
               </w:rPr>
-              <w:t>{{ analyst_initial }}</w:t>
+              <w:t w:space="preserve" xml:space="preserve">{{ alq_analyst_initial }}</w:t>
             </w:r>
           </w:p>
         </w:tc>
@@ -7674,43 +7674,43 @@
                 <w:sz w:val="14"/>
                 <w:szCs w:val="14"/>
               </w:rPr>
-              <w:t xml:space="preserve">{{ </w:t>
-            </w:r>
-            <w:r>
-              <w:rPr>
-                <w:rFonts w:ascii="Times New Roman" w:hAnsi="Times New Roman"/>
-                <w:color w:val="000000" w:themeColor="text1"/>
-                <w:sz w:val="14"/>
-                <w:szCs w:val="14"/>
-              </w:rPr>
-              <w:t>be_</w:t>
-            </w:r>
-            <w:r>
-              <w:rPr>
-                <w:rFonts w:ascii="Times New Roman" w:hAnsi="Times New Roman"/>
-                <w:color w:val="000000" w:themeColor="text1"/>
-                <w:sz w:val="14"/>
-                <w:szCs w:val="14"/>
-              </w:rPr>
-              <w:t>obs_surf_dur</w:t>
-            </w:r>
-            <w:r>
-              <w:rPr>
-                <w:rFonts w:ascii="Times New Roman" w:hAnsi="Times New Roman"/>
-                <w:color w:val="000000" w:themeColor="text1"/>
-                <w:sz w:val="14"/>
-                <w:szCs w:val="14"/>
-              </w:rPr>
-              <w:t>_pro</w:t>
-            </w:r>
-            <w:r>
-              <w:rPr>
-                <w:rFonts w:ascii="Times New Roman" w:hAnsi="Times New Roman"/>
-                <w:color w:val="000000" w:themeColor="text1"/>
-                <w:sz w:val="14"/>
-                <w:szCs w:val="14"/>
-              </w:rPr>
-              <w:t xml:space="preserve"> }}</w:t>
+              <w:t xml:space="preserve" w:space="preserve">{{ alq_be_obs_surf_dur_pro }}</w:t>
+            </w:r>
+            <w:r>
+              <w:rPr>
+                <w:rFonts w:ascii="Times New Roman" w:hAnsi="Times New Roman"/>
+                <w:color w:val="000000" w:themeColor="text1"/>
+                <w:sz w:val="14"/>
+                <w:szCs w:val="14"/>
+              </w:rPr>
+              <w:t/>
+            </w:r>
+            <w:r>
+              <w:rPr>
+                <w:rFonts w:ascii="Times New Roman" w:hAnsi="Times New Roman"/>
+                <w:color w:val="000000" w:themeColor="text1"/>
+                <w:sz w:val="14"/>
+                <w:szCs w:val="14"/>
+              </w:rPr>
+              <w:t/>
+            </w:r>
+            <w:r>
+              <w:rPr>
+                <w:rFonts w:ascii="Times New Roman" w:hAnsi="Times New Roman"/>
+                <w:color w:val="000000" w:themeColor="text1"/>
+                <w:sz w:val="14"/>
+                <w:szCs w:val="14"/>
+              </w:rPr>
+              <w:t/>
+            </w:r>
+            <w:r>
+              <w:rPr>
+                <w:rFonts w:ascii="Times New Roman" w:hAnsi="Times New Roman"/>
+                <w:color w:val="000000" w:themeColor="text1"/>
+                <w:sz w:val="14"/>
+                <w:szCs w:val="14"/>
+              </w:rPr>
+              <w:t xml:space="preserve"/>
             </w:r>
           </w:p>
         </w:tc>
@@ -7738,43 +7738,43 @@
                 <w:sz w:val="14"/>
                 <w:szCs w:val="14"/>
               </w:rPr>
-              <w:t xml:space="preserve">{{ </w:t>
-            </w:r>
-            <w:r>
-              <w:rPr>
-                <w:rFonts w:ascii="Times New Roman" w:hAnsi="Times New Roman"/>
-                <w:color w:val="000000" w:themeColor="text1"/>
-                <w:sz w:val="14"/>
-                <w:szCs w:val="14"/>
-              </w:rPr>
-              <w:t>be_</w:t>
-            </w:r>
-            <w:r>
-              <w:rPr>
-                <w:rFonts w:ascii="Times New Roman" w:hAnsi="Times New Roman"/>
-                <w:color w:val="000000" w:themeColor="text1"/>
-                <w:sz w:val="14"/>
-                <w:szCs w:val="14"/>
-              </w:rPr>
-              <w:t>etx_surf_dur</w:t>
-            </w:r>
-            <w:r>
-              <w:rPr>
-                <w:rFonts w:ascii="Times New Roman" w:hAnsi="Times New Roman"/>
-                <w:color w:val="000000" w:themeColor="text1"/>
-                <w:sz w:val="14"/>
-                <w:szCs w:val="14"/>
-              </w:rPr>
-              <w:t>_pro</w:t>
-            </w:r>
-            <w:r>
-              <w:rPr>
-                <w:rFonts w:ascii="Times New Roman" w:hAnsi="Times New Roman"/>
-                <w:color w:val="000000" w:themeColor="text1"/>
-                <w:sz w:val="14"/>
-                <w:szCs w:val="14"/>
-              </w:rPr>
-              <w:t xml:space="preserve"> }}</w:t>
+              <w:t xml:space="preserve" w:space="preserve">{{ alq_be_etx_surf_dur_pro }}</w:t>
+            </w:r>
+            <w:r>
+              <w:rPr>
+                <w:rFonts w:ascii="Times New Roman" w:hAnsi="Times New Roman"/>
+                <w:color w:val="000000" w:themeColor="text1"/>
+                <w:sz w:val="14"/>
+                <w:szCs w:val="14"/>
+              </w:rPr>
+              <w:t/>
+            </w:r>
+            <w:r>
+              <w:rPr>
+                <w:rFonts w:ascii="Times New Roman" w:hAnsi="Times New Roman"/>
+                <w:color w:val="000000" w:themeColor="text1"/>
+                <w:sz w:val="14"/>
+                <w:szCs w:val="14"/>
+              </w:rPr>
+              <w:t/>
+            </w:r>
+            <w:r>
+              <w:rPr>
+                <w:rFonts w:ascii="Times New Roman" w:hAnsi="Times New Roman"/>
+                <w:color w:val="000000" w:themeColor="text1"/>
+                <w:sz w:val="14"/>
+                <w:szCs w:val="14"/>
+              </w:rPr>
+              <w:t/>
+            </w:r>
+            <w:r>
+              <w:rPr>
+                <w:rFonts w:ascii="Times New Roman" w:hAnsi="Times New Roman"/>
+                <w:color w:val="000000" w:themeColor="text1"/>
+                <w:sz w:val="14"/>
+                <w:szCs w:val="14"/>
+              </w:rPr>
+              <w:t xml:space="preserve"/>
             </w:r>
           </w:p>
         </w:tc>
@@ -7802,43 +7802,43 @@
                 <w:sz w:val="14"/>
                 <w:szCs w:val="14"/>
               </w:rPr>
-              <w:t xml:space="preserve">{{ </w:t>
-            </w:r>
-            <w:r>
-              <w:rPr>
-                <w:rFonts w:ascii="Times New Roman" w:hAnsi="Times New Roman"/>
-                <w:color w:val="000000" w:themeColor="text1"/>
-                <w:sz w:val="14"/>
-                <w:szCs w:val="14"/>
-              </w:rPr>
-              <w:t>be_</w:t>
-            </w:r>
-            <w:r>
-              <w:rPr>
-                <w:rFonts w:ascii="Times New Roman" w:hAnsi="Times New Roman"/>
-                <w:color w:val="000000" w:themeColor="text1"/>
-                <w:sz w:val="14"/>
-                <w:szCs w:val="14"/>
-              </w:rPr>
-              <w:t>id_surf_dur</w:t>
-            </w:r>
-            <w:r>
-              <w:rPr>
-                <w:rFonts w:ascii="Times New Roman" w:hAnsi="Times New Roman"/>
-                <w:color w:val="000000" w:themeColor="text1"/>
-                <w:sz w:val="14"/>
-                <w:szCs w:val="14"/>
-              </w:rPr>
-              <w:t>_pro</w:t>
-            </w:r>
-            <w:r>
-              <w:rPr>
-                <w:rFonts w:ascii="Times New Roman" w:hAnsi="Times New Roman"/>
-                <w:color w:val="000000" w:themeColor="text1"/>
-                <w:sz w:val="14"/>
-                <w:szCs w:val="14"/>
-              </w:rPr>
-              <w:t xml:space="preserve"> }}</w:t>
+              <w:t xml:space="preserve" w:space="preserve">{{ alq_be_id_surf_dur_pro }}</w:t>
+            </w:r>
+            <w:r>
+              <w:rPr>
+                <w:rFonts w:ascii="Times New Roman" w:hAnsi="Times New Roman"/>
+                <w:color w:val="000000" w:themeColor="text1"/>
+                <w:sz w:val="14"/>
+                <w:szCs w:val="14"/>
+              </w:rPr>
+              <w:t/>
+            </w:r>
+            <w:r>
+              <w:rPr>
+                <w:rFonts w:ascii="Times New Roman" w:hAnsi="Times New Roman"/>
+                <w:color w:val="000000" w:themeColor="text1"/>
+                <w:sz w:val="14"/>
+                <w:szCs w:val="14"/>
+              </w:rPr>
+              <w:t/>
+            </w:r>
+            <w:r>
+              <w:rPr>
+                <w:rFonts w:ascii="Times New Roman" w:hAnsi="Times New Roman"/>
+                <w:color w:val="000000" w:themeColor="text1"/>
+                <w:sz w:val="14"/>
+                <w:szCs w:val="14"/>
+              </w:rPr>
+              <w:t/>
+            </w:r>
+            <w:r>
+              <w:rPr>
+                <w:rFonts w:ascii="Times New Roman" w:hAnsi="Times New Roman"/>
+                <w:color w:val="000000" w:themeColor="text1"/>
+                <w:sz w:val="14"/>
+                <w:szCs w:val="14"/>
+              </w:rPr>
+              <w:t xml:space="preserve"/>
             </w:r>
           </w:p>
         </w:tc>
@@ -7995,16 +7995,16 @@
                 <w:sz w:val="14"/>
                 <w:szCs w:val="14"/>
               </w:rPr>
-              <w:t xml:space="preserve"> </w:t>
-            </w:r>
-            <w:r>
-              <w:rPr>
-                <w:rFonts w:ascii="Times New Roman" w:hAnsi="Times New Roman"/>
-                <w:color w:val="000000" w:themeColor="text1"/>
-                <w:sz w:val="14"/>
-                <w:szCs w:val="14"/>
-              </w:rPr>
-              <w:t>{{ test_date }}</w:t>
+              <w:t xml:space="preserve" w:space="preserve"> {{ alq_test_date }}</w:t>
+            </w:r>
+            <w:r>
+              <w:rPr>
+                <w:rFonts w:ascii="Times New Roman" w:hAnsi="Times New Roman"/>
+                <w:color w:val="000000" w:themeColor="text1"/>
+                <w:sz w:val="14"/>
+                <w:szCs w:val="14"/>
+              </w:rPr>
+              <w:t/>
             </w:r>
           </w:p>
         </w:tc>
@@ -8042,16 +8042,16 @@
                 <w:sz w:val="14"/>
                 <w:szCs w:val="14"/>
               </w:rPr>
-              <w:t>{{ analyst_initial }}</w:t>
-            </w:r>
-            <w:r>
-              <w:rPr>
-                <w:rFonts w:ascii="Times New Roman" w:hAnsi="Times New Roman"/>
-                <w:color w:val="000000" w:themeColor="text1"/>
-                <w:sz w:val="14"/>
-                <w:szCs w:val="14"/>
-              </w:rPr>
-              <w:t xml:space="preserve"> </w:t>
+              <w:t w:space="preserve" xml:space="preserve">{{ alq_analyst_initial }} </w:t>
+            </w:r>
+            <w:r>
+              <w:rPr>
+                <w:rFonts w:ascii="Times New Roman" w:hAnsi="Times New Roman"/>
+                <w:color w:val="000000" w:themeColor="text1"/>
+                <w:sz w:val="14"/>
+                <w:szCs w:val="14"/>
+              </w:rPr>
+              <w:t xml:space="preserve"/>
             </w:r>
           </w:p>
         </w:tc>
@@ -8120,25 +8120,25 @@
                 <w:sz w:val="14"/>
                 <w:szCs w:val="14"/>
               </w:rPr>
-              <w:t>{{ obs_surf_dur</w:t>
-            </w:r>
-            <w:r>
-              <w:rPr>
-                <w:rFonts w:ascii="Times New Roman" w:hAnsi="Times New Roman"/>
-                <w:color w:val="000000" w:themeColor="text1"/>
-                <w:sz w:val="14"/>
-                <w:szCs w:val="14"/>
-              </w:rPr>
-              <w:t>_pro</w:t>
-            </w:r>
-            <w:r>
-              <w:rPr>
-                <w:rFonts w:ascii="Times New Roman" w:hAnsi="Times New Roman"/>
-                <w:color w:val="000000" w:themeColor="text1"/>
-                <w:sz w:val="14"/>
-                <w:szCs w:val="14"/>
-              </w:rPr>
-              <w:t xml:space="preserve"> }}</w:t>
+              <w:t w:space="preserve" xml:space="preserve">{{ alq_obs_surf_dur_pro }}</w:t>
+            </w:r>
+            <w:r>
+              <w:rPr>
+                <w:rFonts w:ascii="Times New Roman" w:hAnsi="Times New Roman"/>
+                <w:color w:val="000000" w:themeColor="text1"/>
+                <w:sz w:val="14"/>
+                <w:szCs w:val="14"/>
+              </w:rPr>
+              <w:t/>
+            </w:r>
+            <w:r>
+              <w:rPr>
+                <w:rFonts w:ascii="Times New Roman" w:hAnsi="Times New Roman"/>
+                <w:color w:val="000000" w:themeColor="text1"/>
+                <w:sz w:val="14"/>
+                <w:szCs w:val="14"/>
+              </w:rPr>
+              <w:t xml:space="preserve"/>
             </w:r>
           </w:p>
         </w:tc>
@@ -8174,25 +8174,25 @@
                 <w:sz w:val="14"/>
                 <w:szCs w:val="14"/>
               </w:rPr>
-              <w:t>{{ etx_surf_dur</w:t>
-            </w:r>
-            <w:r>
-              <w:rPr>
-                <w:rFonts w:ascii="Times New Roman" w:hAnsi="Times New Roman"/>
-                <w:color w:val="000000" w:themeColor="text1"/>
-                <w:sz w:val="14"/>
-                <w:szCs w:val="14"/>
-              </w:rPr>
-              <w:t>_pro</w:t>
-            </w:r>
-            <w:r>
-              <w:rPr>
-                <w:rFonts w:ascii="Times New Roman" w:hAnsi="Times New Roman"/>
-                <w:color w:val="000000" w:themeColor="text1"/>
-                <w:sz w:val="14"/>
-                <w:szCs w:val="14"/>
-              </w:rPr>
-              <w:t xml:space="preserve"> }}</w:t>
+              <w:t w:space="preserve" xml:space="preserve">{{ alq_etx_surf_dur_pro }}</w:t>
+            </w:r>
+            <w:r>
+              <w:rPr>
+                <w:rFonts w:ascii="Times New Roman" w:hAnsi="Times New Roman"/>
+                <w:color w:val="000000" w:themeColor="text1"/>
+                <w:sz w:val="14"/>
+                <w:szCs w:val="14"/>
+              </w:rPr>
+              <w:t/>
+            </w:r>
+            <w:r>
+              <w:rPr>
+                <w:rFonts w:ascii="Times New Roman" w:hAnsi="Times New Roman"/>
+                <w:color w:val="000000" w:themeColor="text1"/>
+                <w:sz w:val="14"/>
+                <w:szCs w:val="14"/>
+              </w:rPr>
+              <w:t xml:space="preserve"/>
             </w:r>
           </w:p>
         </w:tc>
@@ -8228,25 +8228,25 @@
                 <w:sz w:val="14"/>
                 <w:szCs w:val="14"/>
               </w:rPr>
-              <w:t>{{ id_surf_dur</w:t>
-            </w:r>
-            <w:r>
-              <w:rPr>
-                <w:rFonts w:ascii="Times New Roman" w:hAnsi="Times New Roman"/>
-                <w:color w:val="000000" w:themeColor="text1"/>
-                <w:sz w:val="14"/>
-                <w:szCs w:val="14"/>
-              </w:rPr>
-              <w:t>_pro</w:t>
-            </w:r>
-            <w:r>
-              <w:rPr>
-                <w:rFonts w:ascii="Times New Roman" w:hAnsi="Times New Roman"/>
-                <w:color w:val="000000" w:themeColor="text1"/>
-                <w:sz w:val="14"/>
-                <w:szCs w:val="14"/>
-              </w:rPr>
-              <w:t xml:space="preserve"> }}</w:t>
+              <w:t w:space="preserve" xml:space="preserve">{{ alq_id_surf_dur_pro }}</w:t>
+            </w:r>
+            <w:r>
+              <w:rPr>
+                <w:rFonts w:ascii="Times New Roman" w:hAnsi="Times New Roman"/>
+                <w:color w:val="000000" w:themeColor="text1"/>
+                <w:sz w:val="14"/>
+                <w:szCs w:val="14"/>
+              </w:rPr>
+              <w:t/>
+            </w:r>
+            <w:r>
+              <w:rPr>
+                <w:rFonts w:ascii="Times New Roman" w:hAnsi="Times New Roman"/>
+                <w:color w:val="000000" w:themeColor="text1"/>
+                <w:sz w:val="14"/>
+                <w:szCs w:val="14"/>
+              </w:rPr>
+              <w:t xml:space="preserve"/>
             </w:r>
           </w:p>
         </w:tc>
@@ -8389,16 +8389,16 @@
                 <w:sz w:val="14"/>
                 <w:szCs w:val="14"/>
               </w:rPr>
-              <w:t xml:space="preserve"> </w:t>
-            </w:r>
-            <w:r>
-              <w:rPr>
-                <w:rFonts w:ascii="Times New Roman" w:hAnsi="Times New Roman"/>
-                <w:color w:val="000000" w:themeColor="text1"/>
-                <w:sz w:val="14"/>
-                <w:szCs w:val="14"/>
-              </w:rPr>
-              <w:t>{{ after_test }}</w:t>
+              <w:t xml:space="preserve" w:space="preserve"> {{ alq_after_test }}</w:t>
+            </w:r>
+            <w:r>
+              <w:rPr>
+                <w:rFonts w:ascii="Times New Roman" w:hAnsi="Times New Roman"/>
+                <w:color w:val="000000" w:themeColor="text1"/>
+                <w:sz w:val="14"/>
+                <w:szCs w:val="14"/>
+              </w:rPr>
+              <w:t/>
             </w:r>
           </w:p>
         </w:tc>
@@ -8436,16 +8436,16 @@
                 <w:sz w:val="14"/>
                 <w:szCs w:val="14"/>
               </w:rPr>
-              <w:t>{{ analyst_initial }}</w:t>
-            </w:r>
-            <w:r>
-              <w:rPr>
-                <w:rFonts w:ascii="Times New Roman" w:hAnsi="Times New Roman"/>
-                <w:color w:val="000000" w:themeColor="text1"/>
-                <w:sz w:val="14"/>
-                <w:szCs w:val="14"/>
-              </w:rPr>
-              <w:t xml:space="preserve"> </w:t>
+              <w:t w:space="preserve" xml:space="preserve">{{ alq_analyst_initial }} </w:t>
+            </w:r>
+            <w:r>
+              <w:rPr>
+                <w:rFonts w:ascii="Times New Roman" w:hAnsi="Times New Roman"/>
+                <w:color w:val="000000" w:themeColor="text1"/>
+                <w:sz w:val="14"/>
+                <w:szCs w:val="14"/>
+              </w:rPr>
+              <w:t xml:space="preserve"/>
             </w:r>
           </w:p>
         </w:tc>
@@ -8514,43 +8514,43 @@
                 <w:sz w:val="14"/>
                 <w:szCs w:val="14"/>
               </w:rPr>
-              <w:t xml:space="preserve">{{ </w:t>
-            </w:r>
-            <w:r>
-              <w:rPr>
-                <w:rFonts w:ascii="Times New Roman" w:hAnsi="Times New Roman"/>
-                <w:color w:val="000000" w:themeColor="text1"/>
-                <w:sz w:val="14"/>
-                <w:szCs w:val="14"/>
-              </w:rPr>
-              <w:t>af_</w:t>
-            </w:r>
-            <w:r>
-              <w:rPr>
-                <w:rFonts w:ascii="Times New Roman" w:hAnsi="Times New Roman"/>
-                <w:color w:val="000000" w:themeColor="text1"/>
-                <w:sz w:val="14"/>
-                <w:szCs w:val="14"/>
-              </w:rPr>
-              <w:t>obs_surf_dur</w:t>
-            </w:r>
-            <w:r>
-              <w:rPr>
-                <w:rFonts w:ascii="Times New Roman" w:hAnsi="Times New Roman"/>
-                <w:color w:val="000000" w:themeColor="text1"/>
-                <w:sz w:val="14"/>
-                <w:szCs w:val="14"/>
-              </w:rPr>
-              <w:t>_pro</w:t>
-            </w:r>
-            <w:r>
-              <w:rPr>
-                <w:rFonts w:ascii="Times New Roman" w:hAnsi="Times New Roman"/>
-                <w:color w:val="000000" w:themeColor="text1"/>
-                <w:sz w:val="14"/>
-                <w:szCs w:val="14"/>
-              </w:rPr>
-              <w:t xml:space="preserve"> }}</w:t>
+              <w:t xml:space="preserve" w:space="preserve">{{ alq_af_obs_surf_dur_pro }}</w:t>
+            </w:r>
+            <w:r>
+              <w:rPr>
+                <w:rFonts w:ascii="Times New Roman" w:hAnsi="Times New Roman"/>
+                <w:color w:val="000000" w:themeColor="text1"/>
+                <w:sz w:val="14"/>
+                <w:szCs w:val="14"/>
+              </w:rPr>
+              <w:t/>
+            </w:r>
+            <w:r>
+              <w:rPr>
+                <w:rFonts w:ascii="Times New Roman" w:hAnsi="Times New Roman"/>
+                <w:color w:val="000000" w:themeColor="text1"/>
+                <w:sz w:val="14"/>
+                <w:szCs w:val="14"/>
+              </w:rPr>
+              <w:t/>
+            </w:r>
+            <w:r>
+              <w:rPr>
+                <w:rFonts w:ascii="Times New Roman" w:hAnsi="Times New Roman"/>
+                <w:color w:val="000000" w:themeColor="text1"/>
+                <w:sz w:val="14"/>
+                <w:szCs w:val="14"/>
+              </w:rPr>
+              <w:t/>
+            </w:r>
+            <w:r>
+              <w:rPr>
+                <w:rFonts w:ascii="Times New Roman" w:hAnsi="Times New Roman"/>
+                <w:color w:val="000000" w:themeColor="text1"/>
+                <w:sz w:val="14"/>
+                <w:szCs w:val="14"/>
+              </w:rPr>
+              <w:t xml:space="preserve"/>
             </w:r>
           </w:p>
         </w:tc>
@@ -8578,43 +8578,43 @@
                 <w:sz w:val="14"/>
                 <w:szCs w:val="14"/>
               </w:rPr>
-              <w:t xml:space="preserve">{{ </w:t>
-            </w:r>
-            <w:r>
-              <w:rPr>
-                <w:rFonts w:ascii="Times New Roman" w:hAnsi="Times New Roman"/>
-                <w:color w:val="000000" w:themeColor="text1"/>
-                <w:sz w:val="14"/>
-                <w:szCs w:val="14"/>
-              </w:rPr>
-              <w:t>af_</w:t>
-            </w:r>
-            <w:r>
-              <w:rPr>
-                <w:rFonts w:ascii="Times New Roman" w:hAnsi="Times New Roman"/>
-                <w:color w:val="000000" w:themeColor="text1"/>
-                <w:sz w:val="14"/>
-                <w:szCs w:val="14"/>
-              </w:rPr>
-              <w:t>etx_surf_dur</w:t>
-            </w:r>
-            <w:r>
-              <w:rPr>
-                <w:rFonts w:ascii="Times New Roman" w:hAnsi="Times New Roman"/>
-                <w:color w:val="000000" w:themeColor="text1"/>
-                <w:sz w:val="14"/>
-                <w:szCs w:val="14"/>
-              </w:rPr>
-              <w:t>_pro</w:t>
-            </w:r>
-            <w:r>
-              <w:rPr>
-                <w:rFonts w:ascii="Times New Roman" w:hAnsi="Times New Roman"/>
-                <w:color w:val="000000" w:themeColor="text1"/>
-                <w:sz w:val="14"/>
-                <w:szCs w:val="14"/>
-              </w:rPr>
-              <w:t xml:space="preserve"> }}</w:t>
+              <w:t xml:space="preserve" w:space="preserve">{{ alq_af_etx_surf_dur_pro }}</w:t>
+            </w:r>
+            <w:r>
+              <w:rPr>
+                <w:rFonts w:ascii="Times New Roman" w:hAnsi="Times New Roman"/>
+                <w:color w:val="000000" w:themeColor="text1"/>
+                <w:sz w:val="14"/>
+                <w:szCs w:val="14"/>
+              </w:rPr>
+              <w:t/>
+            </w:r>
+            <w:r>
+              <w:rPr>
+                <w:rFonts w:ascii="Times New Roman" w:hAnsi="Times New Roman"/>
+                <w:color w:val="000000" w:themeColor="text1"/>
+                <w:sz w:val="14"/>
+                <w:szCs w:val="14"/>
+              </w:rPr>
+              <w:t/>
+            </w:r>
+            <w:r>
+              <w:rPr>
+                <w:rFonts w:ascii="Times New Roman" w:hAnsi="Times New Roman"/>
+                <w:color w:val="000000" w:themeColor="text1"/>
+                <w:sz w:val="14"/>
+                <w:szCs w:val="14"/>
+              </w:rPr>
+              <w:t/>
+            </w:r>
+            <w:r>
+              <w:rPr>
+                <w:rFonts w:ascii="Times New Roman" w:hAnsi="Times New Roman"/>
+                <w:color w:val="000000" w:themeColor="text1"/>
+                <w:sz w:val="14"/>
+                <w:szCs w:val="14"/>
+              </w:rPr>
+              <w:t xml:space="preserve"/>
             </w:r>
           </w:p>
         </w:tc>
@@ -8642,43 +8642,43 @@
                 <w:sz w:val="14"/>
                 <w:szCs w:val="14"/>
               </w:rPr>
-              <w:t xml:space="preserve">{{ </w:t>
-            </w:r>
-            <w:r>
-              <w:rPr>
-                <w:rFonts w:ascii="Times New Roman" w:hAnsi="Times New Roman"/>
-                <w:color w:val="000000" w:themeColor="text1"/>
-                <w:sz w:val="14"/>
-                <w:szCs w:val="14"/>
-              </w:rPr>
-              <w:t>af_</w:t>
-            </w:r>
-            <w:r>
-              <w:rPr>
-                <w:rFonts w:ascii="Times New Roman" w:hAnsi="Times New Roman"/>
-                <w:color w:val="000000" w:themeColor="text1"/>
-                <w:sz w:val="14"/>
-                <w:szCs w:val="14"/>
-              </w:rPr>
-              <w:t>id_surf_dur</w:t>
-            </w:r>
-            <w:r>
-              <w:rPr>
-                <w:rFonts w:ascii="Times New Roman" w:hAnsi="Times New Roman"/>
-                <w:color w:val="000000" w:themeColor="text1"/>
-                <w:sz w:val="14"/>
-                <w:szCs w:val="14"/>
-              </w:rPr>
-              <w:t>_pro</w:t>
-            </w:r>
-            <w:r>
-              <w:rPr>
-                <w:rFonts w:ascii="Times New Roman" w:hAnsi="Times New Roman"/>
-                <w:color w:val="000000" w:themeColor="text1"/>
-                <w:sz w:val="14"/>
-                <w:szCs w:val="14"/>
-              </w:rPr>
-              <w:t xml:space="preserve"> }}</w:t>
+              <w:t xml:space="preserve" w:space="preserve">{{ alq_af_id_surf_dur_pro }}</w:t>
+            </w:r>
+            <w:r>
+              <w:rPr>
+                <w:rFonts w:ascii="Times New Roman" w:hAnsi="Times New Roman"/>
+                <w:color w:val="000000" w:themeColor="text1"/>
+                <w:sz w:val="14"/>
+                <w:szCs w:val="14"/>
+              </w:rPr>
+              <w:t/>
+            </w:r>
+            <w:r>
+              <w:rPr>
+                <w:rFonts w:ascii="Times New Roman" w:hAnsi="Times New Roman"/>
+                <w:color w:val="000000" w:themeColor="text1"/>
+                <w:sz w:val="14"/>
+                <w:szCs w:val="14"/>
+              </w:rPr>
+              <w:t/>
+            </w:r>
+            <w:r>
+              <w:rPr>
+                <w:rFonts w:ascii="Times New Roman" w:hAnsi="Times New Roman"/>
+                <w:color w:val="000000" w:themeColor="text1"/>
+                <w:sz w:val="14"/>
+                <w:szCs w:val="14"/>
+              </w:rPr>
+              <w:t/>
+            </w:r>
+            <w:r>
+              <w:rPr>
+                <w:rFonts w:ascii="Times New Roman" w:hAnsi="Times New Roman"/>
+                <w:color w:val="000000" w:themeColor="text1"/>
+                <w:sz w:val="14"/>
+                <w:szCs w:val="14"/>
+              </w:rPr>
+              <w:t xml:space="preserve"/>
             </w:r>
           </w:p>
         </w:tc>
@@ -8821,7 +8821,7 @@
                 <w:sz w:val="14"/>
                 <w:szCs w:val="14"/>
               </w:rPr>
-              <w:t>{{ before_test }}</w:t>
+              <w:t w:space="preserve" xml:space="preserve">{{ alq_before_test }}</w:t>
             </w:r>
           </w:p>
         </w:tc>
@@ -8859,7 +8859,7 @@
                 <w:sz w:val="14"/>
                 <w:szCs w:val="14"/>
               </w:rPr>
-              <w:t>{{ analyst_initial }}</w:t>
+              <w:t w:space="preserve" xml:space="preserve">{{ alq_analyst_initial }}</w:t>
             </w:r>
           </w:p>
         </w:tc>
@@ -8928,7 +8928,7 @@
                 <w:sz w:val="14"/>
                 <w:szCs w:val="14"/>
               </w:rPr>
-              <w:t xml:space="preserve">{{ </w:t>
+              <w:t xml:space="preserve" w:space="preserve">{{ alq_be_obs_sett_dur_pro }}</w:t>
             </w:r>
             <w:r>
               <w:rPr>
@@ -8938,34 +8938,34 @@
                 <w:szCs w:val="14"/>
                 <w:lang w:eastAsia="zh-CN"/>
               </w:rPr>
-              <w:t>be_</w:t>
-            </w:r>
-            <w:r>
-              <w:rPr>
-                <w:rFonts w:ascii="Times New Roman" w:hAnsi="Times New Roman"/>
-                <w:color w:val="000000" w:themeColor="text1"/>
-                <w:sz w:val="14"/>
-                <w:szCs w:val="14"/>
-              </w:rPr>
-              <w:t>obs_sett_dur</w:t>
-            </w:r>
-            <w:r>
-              <w:rPr>
-                <w:rFonts w:ascii="Times New Roman" w:hAnsi="Times New Roman"/>
-                <w:color w:val="000000" w:themeColor="text1"/>
-                <w:sz w:val="14"/>
-                <w:szCs w:val="14"/>
-              </w:rPr>
-              <w:t>_pro</w:t>
-            </w:r>
-            <w:r>
-              <w:rPr>
-                <w:rFonts w:ascii="Times New Roman" w:hAnsi="Times New Roman"/>
-                <w:color w:val="000000" w:themeColor="text1"/>
-                <w:sz w:val="14"/>
-                <w:szCs w:val="14"/>
-              </w:rPr>
-              <w:t xml:space="preserve"> }}</w:t>
+              <w:t/>
+            </w:r>
+            <w:r>
+              <w:rPr>
+                <w:rFonts w:ascii="Times New Roman" w:hAnsi="Times New Roman"/>
+                <w:color w:val="000000" w:themeColor="text1"/>
+                <w:sz w:val="14"/>
+                <w:szCs w:val="14"/>
+              </w:rPr>
+              <w:t/>
+            </w:r>
+            <w:r>
+              <w:rPr>
+                <w:rFonts w:ascii="Times New Roman" w:hAnsi="Times New Roman"/>
+                <w:color w:val="000000" w:themeColor="text1"/>
+                <w:sz w:val="14"/>
+                <w:szCs w:val="14"/>
+              </w:rPr>
+              <w:t/>
+            </w:r>
+            <w:r>
+              <w:rPr>
+                <w:rFonts w:ascii="Times New Roman" w:hAnsi="Times New Roman"/>
+                <w:color w:val="000000" w:themeColor="text1"/>
+                <w:sz w:val="14"/>
+                <w:szCs w:val="14"/>
+              </w:rPr>
+              <w:t xml:space="preserve"/>
             </w:r>
           </w:p>
         </w:tc>
@@ -8993,7 +8993,7 @@
                 <w:sz w:val="14"/>
                 <w:szCs w:val="14"/>
               </w:rPr>
-              <w:t xml:space="preserve">{{ </w:t>
+              <w:t xml:space="preserve" w:space="preserve">{{ alq_be_etx_sett_dur_pro }}</w:t>
             </w:r>
             <w:r>
               <w:rPr>
@@ -9003,34 +9003,34 @@
                 <w:szCs w:val="14"/>
                 <w:lang w:eastAsia="zh-CN"/>
               </w:rPr>
-              <w:t>be_</w:t>
-            </w:r>
-            <w:r>
-              <w:rPr>
-                <w:rFonts w:ascii="Times New Roman" w:hAnsi="Times New Roman"/>
-                <w:color w:val="000000" w:themeColor="text1"/>
-                <w:sz w:val="14"/>
-                <w:szCs w:val="14"/>
-              </w:rPr>
-              <w:t>etx_sett_dur</w:t>
-            </w:r>
-            <w:r>
-              <w:rPr>
-                <w:rFonts w:ascii="Times New Roman" w:hAnsi="Times New Roman"/>
-                <w:color w:val="000000" w:themeColor="text1"/>
-                <w:sz w:val="14"/>
-                <w:szCs w:val="14"/>
-              </w:rPr>
-              <w:t>_pro</w:t>
-            </w:r>
-            <w:r>
-              <w:rPr>
-                <w:rFonts w:ascii="Times New Roman" w:hAnsi="Times New Roman"/>
-                <w:color w:val="000000" w:themeColor="text1"/>
-                <w:sz w:val="14"/>
-                <w:szCs w:val="14"/>
-              </w:rPr>
-              <w:t xml:space="preserve"> }}</w:t>
+              <w:t/>
+            </w:r>
+            <w:r>
+              <w:rPr>
+                <w:rFonts w:ascii="Times New Roman" w:hAnsi="Times New Roman"/>
+                <w:color w:val="000000" w:themeColor="text1"/>
+                <w:sz w:val="14"/>
+                <w:szCs w:val="14"/>
+              </w:rPr>
+              <w:t/>
+            </w:r>
+            <w:r>
+              <w:rPr>
+                <w:rFonts w:ascii="Times New Roman" w:hAnsi="Times New Roman"/>
+                <w:color w:val="000000" w:themeColor="text1"/>
+                <w:sz w:val="14"/>
+                <w:szCs w:val="14"/>
+              </w:rPr>
+              <w:t/>
+            </w:r>
+            <w:r>
+              <w:rPr>
+                <w:rFonts w:ascii="Times New Roman" w:hAnsi="Times New Roman"/>
+                <w:color w:val="000000" w:themeColor="text1"/>
+                <w:sz w:val="14"/>
+                <w:szCs w:val="14"/>
+              </w:rPr>
+              <w:t xml:space="preserve"/>
             </w:r>
           </w:p>
         </w:tc>
@@ -9058,7 +9058,7 @@
                 <w:sz w:val="14"/>
                 <w:szCs w:val="14"/>
               </w:rPr>
-              <w:t xml:space="preserve">{{ </w:t>
+              <w:t xml:space="preserve" w:space="preserve">{{ alq_be_id_sett_dur_pro }}</w:t>
             </w:r>
             <w:r>
               <w:rPr>
@@ -9068,34 +9068,34 @@
                 <w:szCs w:val="14"/>
                 <w:lang w:eastAsia="zh-CN"/>
               </w:rPr>
-              <w:t>be_</w:t>
-            </w:r>
-            <w:r>
-              <w:rPr>
-                <w:rFonts w:ascii="Times New Roman" w:hAnsi="Times New Roman"/>
-                <w:color w:val="000000" w:themeColor="text1"/>
-                <w:sz w:val="14"/>
-                <w:szCs w:val="14"/>
-              </w:rPr>
-              <w:t>id_sett_dur</w:t>
-            </w:r>
-            <w:r>
-              <w:rPr>
-                <w:rFonts w:ascii="Times New Roman" w:hAnsi="Times New Roman"/>
-                <w:color w:val="000000" w:themeColor="text1"/>
-                <w:sz w:val="14"/>
-                <w:szCs w:val="14"/>
-              </w:rPr>
-              <w:t>_pro</w:t>
-            </w:r>
-            <w:r>
-              <w:rPr>
-                <w:rFonts w:ascii="Times New Roman" w:hAnsi="Times New Roman"/>
-                <w:color w:val="000000" w:themeColor="text1"/>
-                <w:sz w:val="14"/>
-                <w:szCs w:val="14"/>
-              </w:rPr>
-              <w:t xml:space="preserve"> }}</w:t>
+              <w:t/>
+            </w:r>
+            <w:r>
+              <w:rPr>
+                <w:rFonts w:ascii="Times New Roman" w:hAnsi="Times New Roman"/>
+                <w:color w:val="000000" w:themeColor="text1"/>
+                <w:sz w:val="14"/>
+                <w:szCs w:val="14"/>
+              </w:rPr>
+              <w:t/>
+            </w:r>
+            <w:r>
+              <w:rPr>
+                <w:rFonts w:ascii="Times New Roman" w:hAnsi="Times New Roman"/>
+                <w:color w:val="000000" w:themeColor="text1"/>
+                <w:sz w:val="14"/>
+                <w:szCs w:val="14"/>
+              </w:rPr>
+              <w:t/>
+            </w:r>
+            <w:r>
+              <w:rPr>
+                <w:rFonts w:ascii="Times New Roman" w:hAnsi="Times New Roman"/>
+                <w:color w:val="000000" w:themeColor="text1"/>
+                <w:sz w:val="14"/>
+                <w:szCs w:val="14"/>
+              </w:rPr>
+              <w:t xml:space="preserve"/>
             </w:r>
           </w:p>
         </w:tc>
@@ -9238,16 +9238,16 @@
                 <w:sz w:val="14"/>
                 <w:szCs w:val="14"/>
               </w:rPr>
-              <w:t xml:space="preserve"> </w:t>
-            </w:r>
-            <w:r>
-              <w:rPr>
-                <w:rFonts w:ascii="Times New Roman" w:hAnsi="Times New Roman"/>
-                <w:color w:val="000000" w:themeColor="text1"/>
-                <w:sz w:val="14"/>
-                <w:szCs w:val="14"/>
-              </w:rPr>
-              <w:t>{{ test_date }}</w:t>
+              <w:t xml:space="preserve" w:space="preserve"> {{ alq_test_date }}</w:t>
+            </w:r>
+            <w:r>
+              <w:rPr>
+                <w:rFonts w:ascii="Times New Roman" w:hAnsi="Times New Roman"/>
+                <w:color w:val="000000" w:themeColor="text1"/>
+                <w:sz w:val="14"/>
+                <w:szCs w:val="14"/>
+              </w:rPr>
+              <w:t/>
             </w:r>
           </w:p>
         </w:tc>
@@ -9285,16 +9285,16 @@
                 <w:sz w:val="14"/>
                 <w:szCs w:val="14"/>
               </w:rPr>
-              <w:t>{{ analyst_initial }}</w:t>
-            </w:r>
-            <w:r>
-              <w:rPr>
-                <w:rFonts w:ascii="Times New Roman" w:hAnsi="Times New Roman"/>
-                <w:color w:val="000000" w:themeColor="text1"/>
-                <w:sz w:val="14"/>
-                <w:szCs w:val="14"/>
-              </w:rPr>
-              <w:t xml:space="preserve"> </w:t>
+              <w:t w:space="preserve" xml:space="preserve">{{ alq_analyst_initial }} </w:t>
+            </w:r>
+            <w:r>
+              <w:rPr>
+                <w:rFonts w:ascii="Times New Roman" w:hAnsi="Times New Roman"/>
+                <w:color w:val="000000" w:themeColor="text1"/>
+                <w:sz w:val="14"/>
+                <w:szCs w:val="14"/>
+              </w:rPr>
+              <w:t xml:space="preserve"/>
             </w:r>
           </w:p>
         </w:tc>
@@ -9363,25 +9363,25 @@
                 <w:sz w:val="14"/>
                 <w:szCs w:val="14"/>
               </w:rPr>
-              <w:t>{{ obs_sett_dur</w:t>
-            </w:r>
-            <w:r>
-              <w:rPr>
-                <w:rFonts w:ascii="Times New Roman" w:hAnsi="Times New Roman"/>
-                <w:color w:val="000000" w:themeColor="text1"/>
-                <w:sz w:val="14"/>
-                <w:szCs w:val="14"/>
-              </w:rPr>
-              <w:t>_pro</w:t>
-            </w:r>
-            <w:r>
-              <w:rPr>
-                <w:rFonts w:ascii="Times New Roman" w:hAnsi="Times New Roman"/>
-                <w:color w:val="000000" w:themeColor="text1"/>
-                <w:sz w:val="14"/>
-                <w:szCs w:val="14"/>
-              </w:rPr>
-              <w:t xml:space="preserve"> }}</w:t>
+              <w:t w:space="preserve" xml:space="preserve">{{ alq_obs_sett_dur_pro }}</w:t>
+            </w:r>
+            <w:r>
+              <w:rPr>
+                <w:rFonts w:ascii="Times New Roman" w:hAnsi="Times New Roman"/>
+                <w:color w:val="000000" w:themeColor="text1"/>
+                <w:sz w:val="14"/>
+                <w:szCs w:val="14"/>
+              </w:rPr>
+              <w:t/>
+            </w:r>
+            <w:r>
+              <w:rPr>
+                <w:rFonts w:ascii="Times New Roman" w:hAnsi="Times New Roman"/>
+                <w:color w:val="000000" w:themeColor="text1"/>
+                <w:sz w:val="14"/>
+                <w:szCs w:val="14"/>
+              </w:rPr>
+              <w:t xml:space="preserve"/>
             </w:r>
           </w:p>
         </w:tc>
@@ -9417,25 +9417,25 @@
                 <w:sz w:val="14"/>
                 <w:szCs w:val="14"/>
               </w:rPr>
-              <w:t>{{ etx_sett_dur</w:t>
-            </w:r>
-            <w:r>
-              <w:rPr>
-                <w:rFonts w:ascii="Times New Roman" w:hAnsi="Times New Roman"/>
-                <w:color w:val="000000" w:themeColor="text1"/>
-                <w:sz w:val="14"/>
-                <w:szCs w:val="14"/>
-              </w:rPr>
-              <w:t>_pro</w:t>
-            </w:r>
-            <w:r>
-              <w:rPr>
-                <w:rFonts w:ascii="Times New Roman" w:hAnsi="Times New Roman"/>
-                <w:color w:val="000000" w:themeColor="text1"/>
-                <w:sz w:val="14"/>
-                <w:szCs w:val="14"/>
-              </w:rPr>
-              <w:t xml:space="preserve"> }}</w:t>
+              <w:t w:space="preserve" xml:space="preserve">{{ alq_etx_sett_dur_pro }}</w:t>
+            </w:r>
+            <w:r>
+              <w:rPr>
+                <w:rFonts w:ascii="Times New Roman" w:hAnsi="Times New Roman"/>
+                <w:color w:val="000000" w:themeColor="text1"/>
+                <w:sz w:val="14"/>
+                <w:szCs w:val="14"/>
+              </w:rPr>
+              <w:t/>
+            </w:r>
+            <w:r>
+              <w:rPr>
+                <w:rFonts w:ascii="Times New Roman" w:hAnsi="Times New Roman"/>
+                <w:color w:val="000000" w:themeColor="text1"/>
+                <w:sz w:val="14"/>
+                <w:szCs w:val="14"/>
+              </w:rPr>
+              <w:t xml:space="preserve"/>
             </w:r>
           </w:p>
         </w:tc>
@@ -9471,25 +9471,25 @@
                 <w:sz w:val="14"/>
                 <w:szCs w:val="14"/>
               </w:rPr>
-              <w:t>{{ id_sett_dur</w:t>
-            </w:r>
-            <w:r>
-              <w:rPr>
-                <w:rFonts w:ascii="Times New Roman" w:hAnsi="Times New Roman"/>
-                <w:color w:val="000000" w:themeColor="text1"/>
-                <w:sz w:val="14"/>
-                <w:szCs w:val="14"/>
-              </w:rPr>
-              <w:t>_pro</w:t>
-            </w:r>
-            <w:r>
-              <w:rPr>
-                <w:rFonts w:ascii="Times New Roman" w:hAnsi="Times New Roman"/>
-                <w:color w:val="000000" w:themeColor="text1"/>
-                <w:sz w:val="14"/>
-                <w:szCs w:val="14"/>
-              </w:rPr>
-              <w:t xml:space="preserve"> }}</w:t>
+              <w:t w:space="preserve" xml:space="preserve">{{ alq_id_sett_dur_pro }}</w:t>
+            </w:r>
+            <w:r>
+              <w:rPr>
+                <w:rFonts w:ascii="Times New Roman" w:hAnsi="Times New Roman"/>
+                <w:color w:val="000000" w:themeColor="text1"/>
+                <w:sz w:val="14"/>
+                <w:szCs w:val="14"/>
+              </w:rPr>
+              <w:t/>
+            </w:r>
+            <w:r>
+              <w:rPr>
+                <w:rFonts w:ascii="Times New Roman" w:hAnsi="Times New Roman"/>
+                <w:color w:val="000000" w:themeColor="text1"/>
+                <w:sz w:val="14"/>
+                <w:szCs w:val="14"/>
+              </w:rPr>
+              <w:t xml:space="preserve"/>
             </w:r>
           </w:p>
         </w:tc>
@@ -9632,16 +9632,16 @@
                 <w:sz w:val="14"/>
                 <w:szCs w:val="14"/>
               </w:rPr>
-              <w:t xml:space="preserve"> </w:t>
-            </w:r>
-            <w:r>
-              <w:rPr>
-                <w:rFonts w:ascii="Times New Roman" w:hAnsi="Times New Roman"/>
-                <w:color w:val="000000" w:themeColor="text1"/>
-                <w:sz w:val="14"/>
-                <w:szCs w:val="14"/>
-              </w:rPr>
-              <w:t>{{ after_test }}</w:t>
+              <w:t xml:space="preserve" w:space="preserve"> {{ alq_after_test }}</w:t>
+            </w:r>
+            <w:r>
+              <w:rPr>
+                <w:rFonts w:ascii="Times New Roman" w:hAnsi="Times New Roman"/>
+                <w:color w:val="000000" w:themeColor="text1"/>
+                <w:sz w:val="14"/>
+                <w:szCs w:val="14"/>
+              </w:rPr>
+              <w:t/>
             </w:r>
           </w:p>
         </w:tc>
@@ -9679,16 +9679,16 @@
                 <w:sz w:val="14"/>
                 <w:szCs w:val="14"/>
               </w:rPr>
-              <w:t>{{ analyst_initial }}</w:t>
-            </w:r>
-            <w:r>
-              <w:rPr>
-                <w:rFonts w:ascii="Times New Roman" w:hAnsi="Times New Roman"/>
-                <w:color w:val="000000" w:themeColor="text1"/>
-                <w:sz w:val="14"/>
-                <w:szCs w:val="14"/>
-              </w:rPr>
-              <w:t xml:space="preserve"> </w:t>
+              <w:t w:space="preserve" xml:space="preserve">{{ alq_analyst_initial }} </w:t>
+            </w:r>
+            <w:r>
+              <w:rPr>
+                <w:rFonts w:ascii="Times New Roman" w:hAnsi="Times New Roman"/>
+                <w:color w:val="000000" w:themeColor="text1"/>
+                <w:sz w:val="14"/>
+                <w:szCs w:val="14"/>
+              </w:rPr>
+              <w:t xml:space="preserve"/>
             </w:r>
           </w:p>
         </w:tc>
@@ -9757,7 +9757,7 @@
                 <w:sz w:val="14"/>
                 <w:szCs w:val="14"/>
               </w:rPr>
-              <w:t xml:space="preserve">{{ </w:t>
+              <w:t xml:space="preserve" w:space="preserve">{{ alq_af_obs_sett_dur_pro }}</w:t>
             </w:r>
             <w:r>
               <w:rPr>
@@ -9767,34 +9767,34 @@
                 <w:szCs w:val="14"/>
                 <w:lang w:eastAsia="zh-CN"/>
               </w:rPr>
-              <w:t>af_</w:t>
-            </w:r>
-            <w:r>
-              <w:rPr>
-                <w:rFonts w:ascii="Times New Roman" w:hAnsi="Times New Roman"/>
-                <w:color w:val="000000" w:themeColor="text1"/>
-                <w:sz w:val="14"/>
-                <w:szCs w:val="14"/>
-              </w:rPr>
-              <w:t>obs_sett_dur</w:t>
-            </w:r>
-            <w:r>
-              <w:rPr>
-                <w:rFonts w:ascii="Times New Roman" w:hAnsi="Times New Roman"/>
-                <w:color w:val="000000" w:themeColor="text1"/>
-                <w:sz w:val="14"/>
-                <w:szCs w:val="14"/>
-              </w:rPr>
-              <w:t>_pro</w:t>
-            </w:r>
-            <w:r>
-              <w:rPr>
-                <w:rFonts w:ascii="Times New Roman" w:hAnsi="Times New Roman"/>
-                <w:color w:val="000000" w:themeColor="text1"/>
-                <w:sz w:val="14"/>
-                <w:szCs w:val="14"/>
-              </w:rPr>
-              <w:t xml:space="preserve"> }}</w:t>
+              <w:t/>
+            </w:r>
+            <w:r>
+              <w:rPr>
+                <w:rFonts w:ascii="Times New Roman" w:hAnsi="Times New Roman"/>
+                <w:color w:val="000000" w:themeColor="text1"/>
+                <w:sz w:val="14"/>
+                <w:szCs w:val="14"/>
+              </w:rPr>
+              <w:t/>
+            </w:r>
+            <w:r>
+              <w:rPr>
+                <w:rFonts w:ascii="Times New Roman" w:hAnsi="Times New Roman"/>
+                <w:color w:val="000000" w:themeColor="text1"/>
+                <w:sz w:val="14"/>
+                <w:szCs w:val="14"/>
+              </w:rPr>
+              <w:t/>
+            </w:r>
+            <w:r>
+              <w:rPr>
+                <w:rFonts w:ascii="Times New Roman" w:hAnsi="Times New Roman"/>
+                <w:color w:val="000000" w:themeColor="text1"/>
+                <w:sz w:val="14"/>
+                <w:szCs w:val="14"/>
+              </w:rPr>
+              <w:t xml:space="preserve"/>
             </w:r>
           </w:p>
         </w:tc>
@@ -9822,7 +9822,7 @@
                 <w:sz w:val="14"/>
                 <w:szCs w:val="14"/>
               </w:rPr>
-              <w:t xml:space="preserve">{{ </w:t>
+              <w:t xml:space="preserve" w:space="preserve">{{ alq_af_etx_sett_dur_pro }}</w:t>
             </w:r>
             <w:r>
               <w:rPr>
@@ -9832,34 +9832,34 @@
                 <w:szCs w:val="14"/>
                 <w:lang w:eastAsia="zh-CN"/>
               </w:rPr>
-              <w:t>af_</w:t>
-            </w:r>
-            <w:r>
-              <w:rPr>
-                <w:rFonts w:ascii="Times New Roman" w:hAnsi="Times New Roman"/>
-                <w:color w:val="000000" w:themeColor="text1"/>
-                <w:sz w:val="14"/>
-                <w:szCs w:val="14"/>
-              </w:rPr>
-              <w:t>etx_sett_dur</w:t>
-            </w:r>
-            <w:r>
-              <w:rPr>
-                <w:rFonts w:ascii="Times New Roman" w:hAnsi="Times New Roman"/>
-                <w:color w:val="000000" w:themeColor="text1"/>
-                <w:sz w:val="14"/>
-                <w:szCs w:val="14"/>
-              </w:rPr>
-              <w:t>_pro</w:t>
-            </w:r>
-            <w:r>
-              <w:rPr>
-                <w:rFonts w:ascii="Times New Roman" w:hAnsi="Times New Roman"/>
-                <w:color w:val="000000" w:themeColor="text1"/>
-                <w:sz w:val="14"/>
-                <w:szCs w:val="14"/>
-              </w:rPr>
-              <w:t xml:space="preserve"> }}</w:t>
+              <w:t/>
+            </w:r>
+            <w:r>
+              <w:rPr>
+                <w:rFonts w:ascii="Times New Roman" w:hAnsi="Times New Roman"/>
+                <w:color w:val="000000" w:themeColor="text1"/>
+                <w:sz w:val="14"/>
+                <w:szCs w:val="14"/>
+              </w:rPr>
+              <w:t/>
+            </w:r>
+            <w:r>
+              <w:rPr>
+                <w:rFonts w:ascii="Times New Roman" w:hAnsi="Times New Roman"/>
+                <w:color w:val="000000" w:themeColor="text1"/>
+                <w:sz w:val="14"/>
+                <w:szCs w:val="14"/>
+              </w:rPr>
+              <w:t/>
+            </w:r>
+            <w:r>
+              <w:rPr>
+                <w:rFonts w:ascii="Times New Roman" w:hAnsi="Times New Roman"/>
+                <w:color w:val="000000" w:themeColor="text1"/>
+                <w:sz w:val="14"/>
+                <w:szCs w:val="14"/>
+              </w:rPr>
+              <w:t xml:space="preserve"/>
             </w:r>
           </w:p>
         </w:tc>
@@ -9887,7 +9887,7 @@
                 <w:sz w:val="14"/>
                 <w:szCs w:val="14"/>
               </w:rPr>
-              <w:t xml:space="preserve">{{ </w:t>
+              <w:t xml:space="preserve" w:space="preserve">{{ alq_af_id_sett_dur_pro }}</w:t>
             </w:r>
             <w:r>
               <w:rPr>
@@ -9897,34 +9897,34 @@
                 <w:szCs w:val="14"/>
                 <w:lang w:eastAsia="zh-CN"/>
               </w:rPr>
-              <w:t>af_</w:t>
-            </w:r>
-            <w:r>
-              <w:rPr>
-                <w:rFonts w:ascii="Times New Roman" w:hAnsi="Times New Roman"/>
-                <w:color w:val="000000" w:themeColor="text1"/>
-                <w:sz w:val="14"/>
-                <w:szCs w:val="14"/>
-              </w:rPr>
-              <w:t>id_sett_dur</w:t>
-            </w:r>
-            <w:r>
-              <w:rPr>
-                <w:rFonts w:ascii="Times New Roman" w:hAnsi="Times New Roman"/>
-                <w:color w:val="000000" w:themeColor="text1"/>
-                <w:sz w:val="14"/>
-                <w:szCs w:val="14"/>
-              </w:rPr>
-              <w:t>_pro</w:t>
-            </w:r>
-            <w:r>
-              <w:rPr>
-                <w:rFonts w:ascii="Times New Roman" w:hAnsi="Times New Roman"/>
-                <w:color w:val="000000" w:themeColor="text1"/>
-                <w:sz w:val="14"/>
-                <w:szCs w:val="14"/>
-              </w:rPr>
-              <w:t xml:space="preserve"> }}</w:t>
+              <w:t/>
+            </w:r>
+            <w:r>
+              <w:rPr>
+                <w:rFonts w:ascii="Times New Roman" w:hAnsi="Times New Roman"/>
+                <w:color w:val="000000" w:themeColor="text1"/>
+                <w:sz w:val="14"/>
+                <w:szCs w:val="14"/>
+              </w:rPr>
+              <w:t/>
+            </w:r>
+            <w:r>
+              <w:rPr>
+                <w:rFonts w:ascii="Times New Roman" w:hAnsi="Times New Roman"/>
+                <w:color w:val="000000" w:themeColor="text1"/>
+                <w:sz w:val="14"/>
+                <w:szCs w:val="14"/>
+              </w:rPr>
+              <w:t/>
+            </w:r>
+            <w:r>
+              <w:rPr>
+                <w:rFonts w:ascii="Times New Roman" w:hAnsi="Times New Roman"/>
+                <w:color w:val="000000" w:themeColor="text1"/>
+                <w:sz w:val="14"/>
+                <w:szCs w:val="14"/>
+              </w:rPr>
+              <w:t xml:space="preserve"/>
             </w:r>
           </w:p>
         </w:tc>
@@ -10084,7 +10084,7 @@
                 <w:sz w:val="14"/>
                 <w:szCs w:val="14"/>
               </w:rPr>
-              <w:t>{{ date_of_weekly }}</w:t>
+              <w:t w:space="preserve" xml:space="preserve">{{ alq_date_of_weekly }}</w:t>
             </w:r>
           </w:p>
         </w:tc>
@@ -10172,7 +10172,7 @@
                 <w:sz w:val="14"/>
                 <w:szCs w:val="14"/>
               </w:rPr>
-              <w:t>{{ obs_air_wk_of }}</w:t>
+              <w:t w:space="preserve" xml:space="preserve">{{ alq_obs_air_wk_of }}</w:t>
             </w:r>
           </w:p>
         </w:tc>
@@ -10203,7 +10203,7 @@
                 <w:sz w:val="14"/>
                 <w:szCs w:val="14"/>
               </w:rPr>
-              <w:t>{{ etx_air_wk_of }}</w:t>
+              <w:t w:space="preserve" xml:space="preserve">{{ alq_etx_air_wk_of }}</w:t>
             </w:r>
           </w:p>
         </w:tc>
@@ -10235,7 +10235,7 @@
                 <w:sz w:val="14"/>
                 <w:szCs w:val="14"/>
               </w:rPr>
-              <w:t>{{ id_air_wk_of }}</w:t>
+              <w:t w:space="preserve" xml:space="preserve">{{ alq_id_air_wk_of }}</w:t>
             </w:r>
           </w:p>
         </w:tc>
@@ -10355,7 +10355,7 @@
                 <w:sz w:val="14"/>
                 <w:szCs w:val="14"/>
               </w:rPr>
-              <w:t>{{ date_of_weekly }}</w:t>
+              <w:t w:space="preserve" xml:space="preserve">{{ alq_date_of_weekly }}</w:t>
             </w:r>
           </w:p>
         </w:tc>
@@ -10438,7 +10438,7 @@
                 <w:sz w:val="14"/>
                 <w:szCs w:val="14"/>
               </w:rPr>
-              <w:t>{{ obs_air_wk_of }}</w:t>
+              <w:t w:space="preserve" xml:space="preserve">{{ alq_obs_air_wk_of }}</w:t>
             </w:r>
           </w:p>
         </w:tc>
@@ -10469,7 +10469,7 @@
                 <w:sz w:val="14"/>
                 <w:szCs w:val="14"/>
               </w:rPr>
-              <w:t>{{ etx_air_wk_of }}</w:t>
+              <w:t w:space="preserve" xml:space="preserve">{{ alq_etx_air_wk_of }}</w:t>
             </w:r>
           </w:p>
         </w:tc>
@@ -10501,7 +10501,7 @@
                 <w:sz w:val="14"/>
                 <w:szCs w:val="14"/>
               </w:rPr>
-              <w:t>{{ id_air_wk_of }}</w:t>
+              <w:t w:space="preserve" xml:space="preserve">{{ alq_id_air_wk_of }}</w:t>
             </w:r>
           </w:p>
         </w:tc>
@@ -10741,7 +10741,7 @@
                 <w:sz w:val="14"/>
                 <w:szCs w:val="14"/>
               </w:rPr>
-              <w:t>{{ obs_room_wk_of }}</w:t>
+              <w:t w:space="preserve" xml:space="preserve">{{ alq_obs_room_wk_of }}</w:t>
             </w:r>
           </w:p>
         </w:tc>
@@ -10772,7 +10772,7 @@
                 <w:sz w:val="14"/>
                 <w:szCs w:val="14"/>
               </w:rPr>
-              <w:t>{{ etx_room_wk_of }}</w:t>
+              <w:t w:space="preserve" xml:space="preserve">{{ alq_etx_room_wk_of }}</w:t>
             </w:r>
           </w:p>
         </w:tc>
@@ -10804,7 +10804,7 @@
                 <w:sz w:val="14"/>
                 <w:szCs w:val="14"/>
               </w:rPr>
-              <w:t>{{ id_room_wk_of }}</w:t>
+              <w:t w:space="preserve" xml:space="preserve">{{ alq_id_room_wk_of }}</w:t>
             </w:r>
           </w:p>
         </w:tc>
@@ -11007,7 +11007,7 @@
                 <w:sz w:val="14"/>
                 <w:szCs w:val="14"/>
               </w:rPr>
-              <w:t>{{ obs_room_wk_of }}</w:t>
+              <w:t w:space="preserve" xml:space="preserve">{{ alq_obs_room_wk_of }}</w:t>
             </w:r>
           </w:p>
         </w:tc>
@@ -11038,7 +11038,7 @@
                 <w:sz w:val="14"/>
                 <w:szCs w:val="14"/>
               </w:rPr>
-              <w:t>{{ etx_room_wk_of }}</w:t>
+              <w:t w:space="preserve" xml:space="preserve">{{ alq_etx_room_wk_of }}</w:t>
             </w:r>
           </w:p>
         </w:tc>
@@ -11070,7 +11070,7 @@
                 <w:sz w:val="14"/>
                 <w:szCs w:val="14"/>
               </w:rPr>
-              <w:t>{{ id_room_wk_of }}</w:t>
+              <w:t w:space="preserve" xml:space="preserve">{{ alq_id_room_wk_of }}</w:t>
             </w:r>
           </w:p>
         </w:tc>

--- a/tables for celsis.docx
+++ b/tables for celsis.docx
@@ -5342,7 +5342,7 @@
                 <w:sz w:val="14"/>
                 <w:szCs w:val="14"/>
               </w:rPr>
-              <w:t xml:space="preserve">12MAR 2026 </w:t>
+              <w:t xml:space="preserve">{{ pro_date_of_weekly }} </w:t>
             </w:r>
           </w:p>
         </w:tc>
@@ -5613,7 +5613,7 @@
                 <w:sz w:val="14"/>
                 <w:szCs w:val="14"/>
               </w:rPr>
-              <w:t xml:space="preserve"> 27MAR2026</w:t>
+              <w:t xml:space="preserve"> {{ pro_date_of_weekly }}</w:t>
             </w:r>
           </w:p>
         </w:tc>
@@ -10653,7 +10653,7 @@
                 <w:sz w:val="14"/>
                 <w:szCs w:val="14"/>
               </w:rPr>
-              <w:t xml:space="preserve">12MAR 2026 </w:t>
+              <w:t xml:space="preserve">{{ alq_date_of_weekly }} </w:t>
             </w:r>
           </w:p>
         </w:tc>
@@ -10924,7 +10924,7 @@
                 <w:sz w:val="14"/>
                 <w:szCs w:val="14"/>
               </w:rPr>
-              <w:t xml:space="preserve"> 27MAR2026</w:t>
+              <w:t xml:space="preserve"> {{ alq_date_of_weekly }}</w:t>
             </w:r>
           </w:p>
         </w:tc>

--- a/tables for celsis.docx
+++ b/tables for celsis.docx
@@ -116,18 +116,17 @@
     <w:tbl>
       <w:tblPr>
         <w:tblStyle w:val="TableGrid"/>
-        <w:tblW w:w="9900" w:type="dxa"/>
-        <w:jc w:val="center"/>
+        <w:tblW w:w="9340" w:type="dxa"/>
         <w:tblLayout w:type="fixed"/>
         <w:tblLook w:val="04A0" w:firstRow="1" w:lastRow="0" w:firstColumn="1" w:lastColumn="0" w:noHBand="0" w:noVBand="1"/>
       </w:tblPr>
       <w:tblGrid>
-        <w:gridCol w:w="1620"/>
-        <w:gridCol w:w="1620"/>
-        <w:gridCol w:w="1453"/>
-        <w:gridCol w:w="1427"/>
-        <w:gridCol w:w="1625"/>
-        <w:gridCol w:w="2155"/>
+        <w:gridCol w:w="1550"/>
+        <w:gridCol w:w="1550"/>
+        <w:gridCol w:w="1400"/>
+        <w:gridCol w:w="1400"/>
+        <w:gridCol w:w="1540"/>
+        <w:gridCol w:w="1900"/>
       </w:tblGrid>
       <w:tr>
         <w:trPr>
@@ -136,7 +135,7 @@
         </w:trPr>
         <w:tc>
           <w:tcPr>
-            <w:tcW w:w="1620" w:type="dxa"/>
+            <w:tcW w:w="1550" w:type="dxa"/>
             <w:shd w:val="clear" w:color="auto" w:fill="E8E8E8" w:themeFill="background2"/>
             <w:vAlign w:val="center"/>
           </w:tcPr>
@@ -170,7 +169,7 @@
         </w:tc>
         <w:tc>
           <w:tcPr>
-            <w:tcW w:w="1620" w:type="dxa"/>
+            <w:tcW w:w="1550" w:type="dxa"/>
             <w:shd w:val="clear" w:color="auto" w:fill="E8E8E8" w:themeFill="background2"/>
             <w:vAlign w:val="center"/>
           </w:tcPr>
@@ -206,7 +205,7 @@
         </w:tc>
         <w:tc>
           <w:tcPr>
-            <w:tcW w:w="1453" w:type="dxa"/>
+            <w:tcW w:w="1400" w:type="dxa"/>
             <w:shd w:val="clear" w:color="auto" w:fill="E8E8E8" w:themeFill="background2"/>
             <w:vAlign w:val="center"/>
           </w:tcPr>
@@ -232,7 +231,7 @@
         </w:tc>
         <w:tc>
           <w:tcPr>
-            <w:tcW w:w="1427" w:type="dxa"/>
+            <w:tcW w:w="1400" w:type="dxa"/>
             <w:shd w:val="clear" w:color="auto" w:fill="E8E8E8" w:themeFill="background2"/>
             <w:vAlign w:val="center"/>
           </w:tcPr>
@@ -258,7 +257,7 @@
         </w:tc>
         <w:tc>
           <w:tcPr>
-            <w:tcW w:w="1625" w:type="dxa"/>
+            <w:tcW w:w="1540" w:type="dxa"/>
             <w:shd w:val="clear" w:color="auto" w:fill="E8E8E8" w:themeFill="background2"/>
             <w:vAlign w:val="center"/>
           </w:tcPr>
@@ -284,7 +283,7 @@
         </w:tc>
         <w:tc>
           <w:tcPr>
-            <w:tcW w:w="2155" w:type="dxa"/>
+            <w:tcW w:w="1900" w:type="dxa"/>
             <w:shd w:val="clear" w:color="auto" w:fill="E8E8E8" w:themeFill="background2"/>
             <w:vAlign w:val="center"/>
           </w:tcPr>
@@ -317,7 +316,7 @@
         </w:trPr>
         <w:tc>
           <w:tcPr>
-            <w:tcW w:w="1620" w:type="dxa"/>
+            <w:tcW w:w="1550" w:type="dxa"/>
             <w:vAlign w:val="center"/>
           </w:tcPr>
           <w:p>
@@ -342,7 +341,7 @@
         </w:tc>
         <w:tc>
           <w:tcPr>
-            <w:tcW w:w="1620" w:type="dxa"/>
+            <w:tcW w:w="1550" w:type="dxa"/>
             <w:vAlign w:val="center"/>
           </w:tcPr>
           <w:p>
@@ -367,7 +366,7 @@
         </w:tc>
         <w:tc>
           <w:tcPr>
-            <w:tcW w:w="1453" w:type="dxa"/>
+            <w:tcW w:w="1400" w:type="dxa"/>
             <w:vAlign w:val="center"/>
           </w:tcPr>
           <w:p>
@@ -394,7 +393,7 @@
         </w:tc>
         <w:tc>
           <w:tcPr>
-            <w:tcW w:w="1427" w:type="dxa"/>
+            <w:tcW w:w="1400" w:type="dxa"/>
             <w:vAlign w:val="center"/>
           </w:tcPr>
           <w:p>
@@ -419,7 +418,7 @@
         </w:tc>
         <w:tc>
           <w:tcPr>
-            <w:tcW w:w="1625" w:type="dxa"/>
+            <w:tcW w:w="1540" w:type="dxa"/>
             <w:vAlign w:val="center"/>
           </w:tcPr>
           <w:p>
@@ -461,7 +460,7 @@
         </w:tc>
         <w:tc>
           <w:tcPr>
-            <w:tcW w:w="2155" w:type="dxa"/>
+            <w:tcW w:w="1900" w:type="dxa"/>
             <w:vAlign w:val="center"/>
           </w:tcPr>
           <w:p>
@@ -715,28 +714,7 @@
           </w:tcPr>
           <w:p>
             <w:r>
-              <w:rPr>
-                <w:rFonts w:ascii="Times New Roman" w:hAnsi="Times New Roman"/>
-                <w:b/>
-                <w:bCs/>
-                <w:color w:val="000000" w:themeColor="text1"/>
-                <w:sz w:val="12"/>
-                <w:szCs w:val="12"/>
-              </w:rPr>
-              <w:t>Datel (DDMM</w:t>
-            </w:r>
-          </w:p>
-          <w:p>
-            <w:r>
-              <w:rPr>
-                <w:rFonts w:ascii="Times New Roman" w:hAnsi="Times New Roman"/>
-                <w:b/>
-                <w:bCs/>
-                <w:color w:val="000000" w:themeColor="text1"/>
-                <w:sz w:val="12"/>
-                <w:szCs w:val="12"/>
-              </w:rPr>
-              <w:t>YY)</w:t>
+              <w:t>Date</w:t>
             </w:r>
           </w:p>
         </w:tc>
@@ -991,7 +969,7 @@
                 <w:sz w:val="14"/>
                 <w:szCs w:val="14"/>
               </w:rPr>
-              <w:t>Personal (Left Touch and Right Touch)</w:t>
+              <w:t>Personnel (Left Touch and Right Touch)</w:t>
             </w:r>
           </w:p>
         </w:tc>
@@ -1368,7 +1346,7 @@
                 <w:sz w:val="14"/>
                 <w:szCs w:val="14"/>
               </w:rPr>
-              <w:t>Personal (Left Touch and Right Touch)</w:t>
+              <w:t>Personnel (Left Touch and Right Touch)</w:t>
             </w:r>
           </w:p>
         </w:tc>
@@ -1746,7 +1724,7 @@
                 <w:sz w:val="14"/>
                 <w:szCs w:val="14"/>
               </w:rPr>
-              <w:t>Personal (Left Touch and Right Touch)</w:t>
+              <w:t>Personnel (Left Touch and Right Touch)</w:t>
             </w:r>
           </w:p>
         </w:tc>
@@ -6028,28 +6006,7 @@
           </w:tcPr>
           <w:p>
             <w:r>
-              <w:rPr>
-                <w:rFonts w:ascii="Times New Roman" w:hAnsi="Times New Roman"/>
-                <w:b/>
-                <w:bCs/>
-                <w:color w:val="000000" w:themeColor="text1"/>
-                <w:sz w:val="12"/>
-                <w:szCs w:val="12"/>
-              </w:rPr>
-              <w:t>Datel (DDMM</w:t>
-            </w:r>
-          </w:p>
-          <w:p>
-            <w:r>
-              <w:rPr>
-                <w:rFonts w:ascii="Times New Roman" w:hAnsi="Times New Roman"/>
-                <w:b/>
-                <w:bCs/>
-                <w:color w:val="000000" w:themeColor="text1"/>
-                <w:sz w:val="12"/>
-                <w:szCs w:val="12"/>
-              </w:rPr>
-              <w:t>YY)</w:t>
+              <w:t>Date</w:t>
             </w:r>
           </w:p>
         </w:tc>
@@ -6304,7 +6261,7 @@
                 <w:sz w:val="14"/>
                 <w:szCs w:val="14"/>
               </w:rPr>
-              <w:t>Personal (Left Touch and Right Touch)</w:t>
+              <w:t>Personnel (Left Touch and Right Touch)</w:t>
             </w:r>
           </w:p>
         </w:tc>
@@ -6681,7 +6638,7 @@
                 <w:sz w:val="14"/>
                 <w:szCs w:val="14"/>
               </w:rPr>
-              <w:t>Personal (Left Touch and Right Touch)</w:t>
+              <w:t>Personnel (Left Touch and Right Touch)</w:t>
             </w:r>
           </w:p>
         </w:tc>
@@ -7057,7 +7014,7 @@
                 <w:sz w:val="14"/>
                 <w:szCs w:val="14"/>
               </w:rPr>
-              <w:t>Personal (Left Touch and Right Touch)</w:t>
+              <w:t>Personnel (Left Touch and Right Touch)</w:t>
             </w:r>
           </w:p>
         </w:tc>

--- a/tables for celsis.docx
+++ b/tables for celsis.docx
@@ -714,7 +714,15 @@
           </w:tcPr>
           <w:p>
             <w:r>
-              <w:t>Date</w:t>
+              <w:rPr>
+                <w:rFonts w:ascii="Times New Roman" w:hAnsi="Times New Roman"/>
+                <w:b/>
+                <w:bCs/>
+                <w:color w:val="000000" w:themeColor="text1"/>
+                <w:sz w:val="12"/>
+                <w:szCs w:val="12"/>
+              </w:rPr>
+              <w:t>Date (DDMMMYY)</w:t>
             </w:r>
           </w:p>
         </w:tc>
@@ -6006,7 +6014,15 @@
           </w:tcPr>
           <w:p>
             <w:r>
-              <w:t>Date</w:t>
+              <w:rPr>
+                <w:rFonts w:ascii="Times New Roman" w:hAnsi="Times New Roman"/>
+                <w:b/>
+                <w:bCs/>
+                <w:color w:val="000000" w:themeColor="text1"/>
+                <w:sz w:val="12"/>
+                <w:szCs w:val="12"/>
+              </w:rPr>
+              <w:t>Date (DDMMMYY)</w:t>
             </w:r>
           </w:p>
         </w:tc>

--- a/tables for celsis.docx
+++ b/tables for celsis.docx
@@ -652,6 +652,9 @@
             <w:vAlign w:val="center"/>
           </w:tcPr>
           <w:p>
+            <w:pPr>
+              <w:jc w:val="center"/>
+            </w:pPr>
             <w:r>
               <w:rPr>
                 <w:rFonts w:ascii="Times New Roman" w:hAnsi="Times New Roman"/>
@@ -683,6 +686,9 @@
             <w:vAlign w:val="center"/>
           </w:tcPr>
           <w:p>
+            <w:pPr>
+              <w:jc w:val="center"/>
+            </w:pPr>
             <w:r>
               <w:rPr>
                 <w:rFonts w:ascii="Times New Roman" w:hAnsi="Times New Roman"/>
@@ -713,6 +719,9 @@
             <w:vAlign w:val="center"/>
           </w:tcPr>
           <w:p>
+            <w:pPr>
+              <w:jc w:val="center"/>
+            </w:pPr>
             <w:r>
               <w:rPr>
                 <w:rFonts w:ascii="Times New Roman" w:hAnsi="Times New Roman"/>
@@ -744,6 +753,9 @@
             <w:vAlign w:val="center"/>
           </w:tcPr>
           <w:p>
+            <w:pPr>
+              <w:jc w:val="center"/>
+            </w:pPr>
             <w:r>
               <w:rPr>
                 <w:rFonts w:ascii="Times New Roman" w:hAnsi="Times New Roman"/>
@@ -774,6 +786,9 @@
             <w:vAlign w:val="center"/>
           </w:tcPr>
           <w:p>
+            <w:pPr>
+              <w:jc w:val="center"/>
+            </w:pPr>
             <w:r>
               <w:rPr>
                 <w:rFonts w:ascii="Times New Roman" w:hAnsi="Times New Roman"/>
@@ -805,6 +820,9 @@
             <w:vAlign w:val="center"/>
           </w:tcPr>
           <w:p>
+            <w:pPr>
+              <w:jc w:val="center"/>
+            </w:pPr>
             <w:r>
               <w:rPr>
                 <w:rFonts w:ascii="Times New Roman" w:hAnsi="Times New Roman"/>
@@ -835,6 +853,9 @@
             <w:vAlign w:val="center"/>
           </w:tcPr>
           <w:p>
+            <w:pPr>
+              <w:jc w:val="center"/>
+            </w:pPr>
             <w:r>
               <w:rPr>
                 <w:rFonts w:ascii="Times New Roman" w:hAnsi="Times New Roman"/>
@@ -865,6 +886,9 @@
             <w:vAlign w:val="center"/>
           </w:tcPr>
           <w:p>
+            <w:pPr>
+              <w:jc w:val="center"/>
+            </w:pPr>
             <w:r>
               <w:rPr>
                 <w:rFonts w:ascii="Times New Roman" w:hAnsi="Times New Roman"/>
@@ -896,6 +920,9 @@
             <w:vAlign w:val="center"/>
           </w:tcPr>
           <w:p>
+            <w:pPr>
+              <w:jc w:val="center"/>
+            </w:pPr>
             <w:r>
               <w:rPr>
                 <w:rFonts w:ascii="Times New Roman" w:hAnsi="Times New Roman"/>
@@ -1037,6 +1064,7 @@
                 <w:sz w:val="14"/>
                 <w:szCs w:val="14"/>
               </w:rPr>
+              <w:jc w:val="center"/>
             </w:pPr>
             <w:r>
               <w:rPr>
@@ -5952,6 +5980,9 @@
             <w:vAlign w:val="center"/>
           </w:tcPr>
           <w:p>
+            <w:pPr>
+              <w:jc w:val="center"/>
+            </w:pPr>
             <w:r>
               <w:rPr>
                 <w:rFonts w:ascii="Times New Roman" w:hAnsi="Times New Roman"/>
@@ -5983,6 +6014,9 @@
             <w:vAlign w:val="center"/>
           </w:tcPr>
           <w:p>
+            <w:pPr>
+              <w:jc w:val="center"/>
+            </w:pPr>
             <w:r>
               <w:rPr>
                 <w:rFonts w:ascii="Times New Roman" w:hAnsi="Times New Roman"/>
@@ -6013,6 +6047,9 @@
             <w:vAlign w:val="center"/>
           </w:tcPr>
           <w:p>
+            <w:pPr>
+              <w:jc w:val="center"/>
+            </w:pPr>
             <w:r>
               <w:rPr>
                 <w:rFonts w:ascii="Times New Roman" w:hAnsi="Times New Roman"/>
@@ -6044,6 +6081,9 @@
             <w:vAlign w:val="center"/>
           </w:tcPr>
           <w:p>
+            <w:pPr>
+              <w:jc w:val="center"/>
+            </w:pPr>
             <w:r>
               <w:rPr>
                 <w:rFonts w:ascii="Times New Roman" w:hAnsi="Times New Roman"/>
@@ -6074,6 +6114,9 @@
             <w:vAlign w:val="center"/>
           </w:tcPr>
           <w:p>
+            <w:pPr>
+              <w:jc w:val="center"/>
+            </w:pPr>
             <w:r>
               <w:rPr>
                 <w:rFonts w:ascii="Times New Roman" w:hAnsi="Times New Roman"/>
@@ -6105,6 +6148,9 @@
             <w:vAlign w:val="center"/>
           </w:tcPr>
           <w:p>
+            <w:pPr>
+              <w:jc w:val="center"/>
+            </w:pPr>
             <w:r>
               <w:rPr>
                 <w:rFonts w:ascii="Times New Roman" w:hAnsi="Times New Roman"/>
@@ -6135,6 +6181,9 @@
             <w:vAlign w:val="center"/>
           </w:tcPr>
           <w:p>
+            <w:pPr>
+              <w:jc w:val="center"/>
+            </w:pPr>
             <w:r>
               <w:rPr>
                 <w:rFonts w:ascii="Times New Roman" w:hAnsi="Times New Roman"/>
@@ -6165,6 +6214,9 @@
             <w:vAlign w:val="center"/>
           </w:tcPr>
           <w:p>
+            <w:pPr>
+              <w:jc w:val="center"/>
+            </w:pPr>
             <w:r>
               <w:rPr>
                 <w:rFonts w:ascii="Times New Roman" w:hAnsi="Times New Roman"/>
@@ -6196,6 +6248,9 @@
             <w:vAlign w:val="center"/>
           </w:tcPr>
           <w:p>
+            <w:pPr>
+              <w:jc w:val="center"/>
+            </w:pPr>
             <w:r>
               <w:rPr>
                 <w:rFonts w:ascii="Times New Roman" w:hAnsi="Times New Roman"/>
@@ -6337,6 +6392,7 @@
                 <w:sz w:val="14"/>
                 <w:szCs w:val="14"/>
               </w:rPr>
+              <w:jc w:val="center"/>
             </w:pPr>
             <w:r>
               <w:rPr>

--- a/tables for celsis.docx
+++ b/tables for celsis.docx
@@ -4714,7 +4714,7 @@
               <w:top w:val="single" w:sz="8" w:space="0" w:color="auto"/>
               <w:left w:val="single" w:sz="8" w:space="0" w:color="auto"/>
               <w:bottom w:val="single" w:sz="8" w:space="0" w:color="auto"/>
-              <w:right w:val="single" w:sz="8" w:space="0" w:color="000000" w:themeColor="text1"/>
+              <w:right w:val="single" w:sz="8" w:space="0" w:color="auto"/>
             </w:tcBorders>
             <w:vAlign w:val="center"/>
           </w:tcPr>
@@ -4737,7 +4737,7 @@
           <w:tcPr>
             <w:tcW w:w="566" w:type="dxa"/>
             <w:tcBorders>
-              <w:top w:val="nil"/>
+              <w:top w:val="single" w:sz="8" w:space="0" w:color="auto"/>
               <w:left w:val="nil"/>
               <w:bottom w:val="single" w:sz="8" w:space="0" w:color="auto"/>
               <w:right w:val="single" w:sz="8" w:space="0" w:color="auto"/>
@@ -4763,7 +4763,7 @@
           <w:tcPr>
             <w:tcW w:w="1206" w:type="dxa"/>
             <w:tcBorders>
-              <w:top w:val="nil"/>
+              <w:top w:val="single" w:sz="8" w:space="0" w:color="auto"/>
               <w:left w:val="single" w:sz="8" w:space="0" w:color="auto"/>
               <w:bottom w:val="single" w:sz="8" w:space="0" w:color="auto"/>
               <w:right w:val="single" w:sz="8" w:space="0" w:color="auto"/>
@@ -4795,29 +4795,24 @@
           <w:tcPr>
             <w:tcW w:w="1049" w:type="dxa"/>
             <w:tcBorders>
-              <w:top w:val="nil"/>
-              <w:left w:val="single" w:sz="8" w:space="0" w:color="auto"/>
-              <w:bottom w:val="single" w:sz="8" w:space="0" w:color="auto"/>
-              <w:right w:val="single" w:sz="8" w:space="0" w:color="auto"/>
-            </w:tcBorders>
-            <w:vAlign w:val="center"/>
-          </w:tcPr>
-          <w:p>
-            <w:pPr>
-              <w:jc w:val="center"/>
-              <w:rPr>
-                <w:rFonts w:ascii="Times New Roman" w:hAnsi="Times New Roman"/>
-                <w:sz w:val="14"/>
-                <w:szCs w:val="14"/>
-              </w:rPr>
-            </w:pPr>
-            <w:r>
-              <w:rPr>
-                <w:rFonts w:ascii="Times New Roman" w:hAnsi="Times New Roman"/>
-                <w:sz w:val="14"/>
-                <w:szCs w:val="14"/>
-              </w:rPr>
-              <w:t xml:space="preserve">SMO </w:t>
+              <w:top w:val="single" w:sz="8" w:space="0" w:color="auto"/>
+              <w:left w:val="single" w:sz="8" w:space="0" w:color="auto"/>
+              <w:bottom w:val="single" w:sz="8" w:space="0" w:color="auto"/>
+              <w:right w:val="single" w:sz="8" w:space="0" w:color="auto"/>
+            </w:tcBorders>
+            <w:vAlign w:val="center"/>
+          </w:tcPr>
+          <w:p>
+            <w:pPr>
+              <w:jc w:val="center"/>
+            </w:pPr>
+            <w:r>
+              <w:rPr>
+                <w:rFonts w:ascii="Times New Roman" w:hAnsi="Times New Roman"/>
+                <w:sz w:val="14"/>
+                <w:szCs w:val="14"/>
+              </w:rPr>
+              <w:t xml:space="preserve"> SMO</w:t>
             </w:r>
           </w:p>
         </w:tc>
@@ -4826,25 +4821,25 @@
             <w:tcW w:w="786" w:type="dxa"/>
             <w:gridSpan w:val="3"/>
             <w:tcBorders>
-              <w:top w:val="nil"/>
-              <w:left w:val="single" w:sz="8" w:space="0" w:color="auto"/>
-              <w:bottom w:val="single" w:sz="8" w:space="0" w:color="auto"/>
-              <w:right w:val="single" w:sz="8" w:space="0" w:color="auto"/>
-            </w:tcBorders>
-            <w:vAlign w:val="center"/>
-          </w:tcPr>
-          <w:p>
-            <w:pPr>
-              <w:jc w:val="center"/>
-            </w:pPr>
-            <w:r>
-              <w:rPr>
-                <w:rFonts w:ascii="Times New Roman" w:hAnsi="Times New Roman"/>
-                <w:color w:val="000000" w:themeColor="text1"/>
-                <w:sz w:val="14"/>
-                <w:szCs w:val="14"/>
-              </w:rPr>
-              <w:t>Week (Before Testing Date)</w:t>
+              <w:top w:val="single" w:sz="8" w:space="0" w:color="auto"/>
+              <w:left w:val="single" w:sz="8" w:space="0" w:color="auto"/>
+              <w:bottom w:val="single" w:sz="8" w:space="0" w:color="auto"/>
+              <w:right w:val="single" w:sz="8" w:space="0" w:color="auto"/>
+            </w:tcBorders>
+            <w:vAlign w:val="center"/>
+          </w:tcPr>
+          <w:p>
+            <w:pPr>
+              <w:jc w:val="center"/>
+            </w:pPr>
+            <w:r>
+              <w:rPr>
+                <w:rFonts w:ascii="Times New Roman" w:hAnsi="Times New Roman"/>
+                <w:color w:val="000000" w:themeColor="text1"/>
+                <w:sz w:val="14"/>
+                <w:szCs w:val="14"/>
+              </w:rPr>
+              <w:t>Week on Testing Date</w:t>
             </w:r>
           </w:p>
         </w:tc>
@@ -4852,7 +4847,7 @@
           <w:tcPr>
             <w:tcW w:w="1419" w:type="dxa"/>
             <w:tcBorders>
-              <w:top w:val="nil"/>
+              <w:top w:val="single" w:sz="8" w:space="0" w:color="auto"/>
               <w:left w:val="nil"/>
               <w:bottom w:val="single" w:sz="8" w:space="0" w:color="auto"/>
               <w:right w:val="single" w:sz="8" w:space="0" w:color="auto"/>
@@ -4883,7 +4878,7 @@
           <w:tcPr>
             <w:tcW w:w="1444" w:type="dxa"/>
             <w:tcBorders>
-              <w:top w:val="nil"/>
+              <w:top w:val="single" w:sz="8" w:space="0" w:color="auto"/>
               <w:left w:val="single" w:sz="8" w:space="0" w:color="auto"/>
               <w:bottom w:val="single" w:sz="8" w:space="0" w:color="auto"/>
               <w:right w:val="single" w:sz="8" w:space="0" w:color="auto"/>
@@ -4915,7 +4910,7 @@
             <w:tcW w:w="1441" w:type="dxa"/>
             <w:gridSpan w:val="2"/>
             <w:tcBorders>
-              <w:top w:val="nil"/>
+              <w:top w:val="single" w:sz="8" w:space="0" w:color="auto"/>
               <w:left w:val="single" w:sz="8" w:space="0" w:color="auto"/>
               <w:bottom w:val="single" w:sz="8" w:space="0" w:color="auto"/>
               <w:right w:val="single" w:sz="8" w:space="0" w:color="auto"/>
@@ -4946,29 +4941,29 @@
           <w:tcPr>
             <w:tcW w:w="460" w:type="dxa"/>
             <w:tcBorders>
-              <w:top w:val="nil"/>
+              <w:top w:val="single" w:sz="8" w:space="0" w:color="auto"/>
               <w:left w:val="nil"/>
               <w:bottom w:val="single" w:sz="8" w:space="0" w:color="auto"/>
-              <w:right w:val="single" w:sz="8" w:space="0" w:color="000000" w:themeColor="text1"/>
-            </w:tcBorders>
-            <w:vAlign w:val="center"/>
-          </w:tcPr>
-          <w:p>
-            <w:pPr>
-              <w:jc w:val="center"/>
-              <w:rPr>
-                <w:rFonts w:ascii="Times New Roman" w:hAnsi="Times New Roman"/>
-                <w:sz w:val="14"/>
-                <w:szCs w:val="14"/>
-              </w:rPr>
-            </w:pPr>
-            <w:r>
-              <w:rPr>
-                <w:rFonts w:ascii="Times New Roman" w:hAnsi="Times New Roman"/>
-                <w:sz w:val="14"/>
-                <w:szCs w:val="14"/>
-              </w:rPr>
-              <w:t xml:space="preserve"> None</w:t>
+              <w:right w:val="single" w:sz="8" w:space="0" w:color="auto"/>
+            </w:tcBorders>
+            <w:vAlign w:val="center"/>
+          </w:tcPr>
+          <w:p>
+            <w:pPr>
+              <w:jc w:val="center"/>
+              <w:rPr>
+                <w:rFonts w:ascii="Times New Roman" w:hAnsi="Times New Roman"/>
+                <w:sz w:val="14"/>
+                <w:szCs w:val="14"/>
+              </w:rPr>
+            </w:pPr>
+            <w:r>
+              <w:rPr>
+                <w:rFonts w:ascii="Times New Roman" w:hAnsi="Times New Roman"/>
+                <w:sz w:val="14"/>
+                <w:szCs w:val="14"/>
+              </w:rPr>
+              <w:t xml:space="preserve">None </w:t>
             </w:r>
           </w:p>
         </w:tc>
@@ -4979,272 +4974,6 @@
         </w:trPr>
         <w:tc>
           <w:tcPr>
-            <w:tcW w:w="969" w:type="dxa"/>
-            <w:gridSpan w:val="2"/>
-            <w:tcBorders>
-              <w:top w:val="single" w:sz="8" w:space="0" w:color="auto"/>
-              <w:left w:val="single" w:sz="8" w:space="0" w:color="auto"/>
-              <w:bottom w:val="single" w:sz="8" w:space="0" w:color="auto"/>
-              <w:right w:val="single" w:sz="8" w:space="0" w:color="auto"/>
-            </w:tcBorders>
-            <w:vAlign w:val="center"/>
-          </w:tcPr>
-          <w:p>
-            <w:pPr>
-              <w:jc w:val="center"/>
-            </w:pPr>
-            <w:r>
-              <w:rPr>
-                <w:rFonts w:ascii="Times New Roman" w:hAnsi="Times New Roman"/>
-                <w:color w:val="000000" w:themeColor="text1"/>
-                <w:sz w:val="14"/>
-                <w:szCs w:val="14"/>
-              </w:rPr>
-              <w:t>Active Air Sampling of Cleanrooms</w:t>
-            </w:r>
-          </w:p>
-        </w:tc>
-        <w:tc>
-          <w:tcPr>
-            <w:tcW w:w="566" w:type="dxa"/>
-            <w:tcBorders>
-              <w:top w:val="single" w:sz="8" w:space="0" w:color="auto"/>
-              <w:left w:val="nil"/>
-              <w:bottom w:val="single" w:sz="8" w:space="0" w:color="auto"/>
-              <w:right w:val="single" w:sz="8" w:space="0" w:color="auto"/>
-            </w:tcBorders>
-            <w:vAlign w:val="center"/>
-          </w:tcPr>
-          <w:p>
-            <w:pPr>
-              <w:jc w:val="center"/>
-            </w:pPr>
-            <w:r>
-              <w:rPr>
-                <w:rFonts w:ascii="Times New Roman" w:hAnsi="Times New Roman"/>
-                <w:color w:val="000000" w:themeColor="text1"/>
-                <w:sz w:val="14"/>
-                <w:szCs w:val="14"/>
-              </w:rPr>
-              <w:t>Weekly</w:t>
-            </w:r>
-          </w:p>
-        </w:tc>
-        <w:tc>
-          <w:tcPr>
-            <w:tcW w:w="1206" w:type="dxa"/>
-            <w:tcBorders>
-              <w:top w:val="single" w:sz="8" w:space="0" w:color="auto"/>
-              <w:left w:val="single" w:sz="8" w:space="0" w:color="auto"/>
-              <w:bottom w:val="single" w:sz="8" w:space="0" w:color="auto"/>
-              <w:right w:val="single" w:sz="8" w:space="0" w:color="auto"/>
-            </w:tcBorders>
-            <w:vAlign w:val="center"/>
-          </w:tcPr>
-          <w:p>
-            <w:pPr>
-              <w:jc w:val="center"/>
-              <w:rPr>
-                <w:rFonts w:ascii="Times New Roman" w:hAnsi="Times New Roman"/>
-                <w:color w:val="000000" w:themeColor="text1"/>
-                <w:sz w:val="14"/>
-                <w:szCs w:val="14"/>
-              </w:rPr>
-            </w:pPr>
-            <w:r>
-              <w:rPr>
-                <w:rFonts w:ascii="Times New Roman" w:hAnsi="Times New Roman"/>
-                <w:color w:val="000000" w:themeColor="text1"/>
-                <w:sz w:val="14"/>
-                <w:szCs w:val="14"/>
-              </w:rPr>
-              <w:t w:space="preserve" xml:space="preserve">{{ pro_date_of_weekly }}</w:t>
-            </w:r>
-          </w:p>
-        </w:tc>
-        <w:tc>
-          <w:tcPr>
-            <w:tcW w:w="1049" w:type="dxa"/>
-            <w:tcBorders>
-              <w:top w:val="single" w:sz="8" w:space="0" w:color="auto"/>
-              <w:left w:val="single" w:sz="8" w:space="0" w:color="auto"/>
-              <w:bottom w:val="single" w:sz="8" w:space="0" w:color="auto"/>
-              <w:right w:val="single" w:sz="8" w:space="0" w:color="auto"/>
-            </w:tcBorders>
-            <w:vAlign w:val="center"/>
-          </w:tcPr>
-          <w:p>
-            <w:pPr>
-              <w:jc w:val="center"/>
-            </w:pPr>
-            <w:r>
-              <w:rPr>
-                <w:rFonts w:ascii="Times New Roman" w:hAnsi="Times New Roman"/>
-                <w:sz w:val="14"/>
-                <w:szCs w:val="14"/>
-              </w:rPr>
-              <w:t xml:space="preserve"> SMO</w:t>
-            </w:r>
-          </w:p>
-        </w:tc>
-        <w:tc>
-          <w:tcPr>
-            <w:tcW w:w="786" w:type="dxa"/>
-            <w:gridSpan w:val="3"/>
-            <w:tcBorders>
-              <w:top w:val="single" w:sz="8" w:space="0" w:color="auto"/>
-              <w:left w:val="single" w:sz="8" w:space="0" w:color="auto"/>
-              <w:bottom w:val="single" w:sz="8" w:space="0" w:color="auto"/>
-              <w:right w:val="single" w:sz="8" w:space="0" w:color="auto"/>
-            </w:tcBorders>
-            <w:vAlign w:val="center"/>
-          </w:tcPr>
-          <w:p>
-            <w:pPr>
-              <w:jc w:val="center"/>
-            </w:pPr>
-            <w:r>
-              <w:rPr>
-                <w:rFonts w:ascii="Times New Roman" w:hAnsi="Times New Roman"/>
-                <w:color w:val="000000" w:themeColor="text1"/>
-                <w:sz w:val="14"/>
-                <w:szCs w:val="14"/>
-              </w:rPr>
-              <w:t>Week (On or After Testing Date)</w:t>
-            </w:r>
-          </w:p>
-        </w:tc>
-        <w:tc>
-          <w:tcPr>
-            <w:tcW w:w="1419" w:type="dxa"/>
-            <w:tcBorders>
-              <w:top w:val="single" w:sz="8" w:space="0" w:color="auto"/>
-              <w:left w:val="nil"/>
-              <w:bottom w:val="single" w:sz="8" w:space="0" w:color="auto"/>
-              <w:right w:val="single" w:sz="8" w:space="0" w:color="auto"/>
-            </w:tcBorders>
-            <w:vAlign w:val="center"/>
-          </w:tcPr>
-          <w:p>
-            <w:pPr>
-              <w:jc w:val="center"/>
-              <w:rPr>
-                <w:rFonts w:ascii="Times New Roman" w:hAnsi="Times New Roman"/>
-                <w:sz w:val="14"/>
-                <w:szCs w:val="14"/>
-              </w:rPr>
-            </w:pPr>
-            <w:r>
-              <w:rPr>
-                <w:rFonts w:ascii="Times New Roman" w:hAnsi="Times New Roman"/>
-                <w:color w:val="000000" w:themeColor="text1"/>
-                <w:sz w:val="14"/>
-                <w:szCs w:val="14"/>
-              </w:rPr>
-              <w:t w:space="preserve" xml:space="preserve">{{ pro_obs_air_wk_of }}</w:t>
-            </w:r>
-          </w:p>
-        </w:tc>
-        <w:tc>
-          <w:tcPr>
-            <w:tcW w:w="1444" w:type="dxa"/>
-            <w:tcBorders>
-              <w:top w:val="single" w:sz="8" w:space="0" w:color="auto"/>
-              <w:left w:val="single" w:sz="8" w:space="0" w:color="auto"/>
-              <w:bottom w:val="single" w:sz="8" w:space="0" w:color="auto"/>
-              <w:right w:val="single" w:sz="8" w:space="0" w:color="auto"/>
-            </w:tcBorders>
-            <w:vAlign w:val="center"/>
-          </w:tcPr>
-          <w:p>
-            <w:pPr>
-              <w:jc w:val="center"/>
-              <w:rPr>
-                <w:rFonts w:ascii="Times New Roman" w:hAnsi="Times New Roman"/>
-                <w:sz w:val="14"/>
-                <w:szCs w:val="14"/>
-              </w:rPr>
-            </w:pPr>
-            <w:r>
-              <w:rPr>
-                <w:rFonts w:ascii="Times New Roman" w:hAnsi="Times New Roman"/>
-                <w:color w:val="000000" w:themeColor="text1"/>
-                <w:sz w:val="14"/>
-                <w:szCs w:val="14"/>
-              </w:rPr>
-              <w:t w:space="preserve" xml:space="preserve">{{ pro_etx_air_wk_of }}</w:t>
-            </w:r>
-          </w:p>
-        </w:tc>
-        <w:tc>
-          <w:tcPr>
-            <w:tcW w:w="1441" w:type="dxa"/>
-            <w:gridSpan w:val="2"/>
-            <w:tcBorders>
-              <w:top w:val="single" w:sz="8" w:space="0" w:color="auto"/>
-              <w:left w:val="single" w:sz="8" w:space="0" w:color="auto"/>
-              <w:bottom w:val="single" w:sz="8" w:space="0" w:color="auto"/>
-              <w:right w:val="single" w:sz="8" w:space="0" w:color="auto"/>
-            </w:tcBorders>
-            <w:vAlign w:val="center"/>
-          </w:tcPr>
-          <w:p>
-            <w:pPr>
-              <w:jc w:val="center"/>
-              <w:rPr>
-                <w:rFonts w:ascii="Times New Roman" w:hAnsi="Times New Roman"/>
-                <w:sz w:val="14"/>
-                <w:szCs w:val="14"/>
-              </w:rPr>
-            </w:pPr>
-            <w:r>
-              <w:rPr>
-                <w:rFonts w:ascii="Times New Roman" w:hAnsi="Times New Roman"/>
-                <w:color w:val="000000" w:themeColor="text1"/>
-                <w:sz w:val="14"/>
-                <w:szCs w:val="14"/>
-              </w:rPr>
-              <w:t w:space="preserve" xml:space="preserve">{{ pro_id_air_wk_of }}</w:t>
-            </w:r>
-          </w:p>
-        </w:tc>
-        <w:tc>
-          <w:tcPr>
-            <w:tcW w:w="460" w:type="dxa"/>
-            <w:tcBorders>
-              <w:top w:val="single" w:sz="8" w:space="0" w:color="auto"/>
-              <w:left w:val="nil"/>
-              <w:bottom w:val="single" w:sz="8" w:space="0" w:color="auto"/>
-              <w:right w:val="single" w:sz="8" w:space="0" w:color="auto"/>
-            </w:tcBorders>
-            <w:vAlign w:val="center"/>
-          </w:tcPr>
-          <w:p>
-            <w:pPr>
-              <w:jc w:val="center"/>
-              <w:rPr>
-                <w:rFonts w:ascii="Times New Roman" w:hAnsi="Times New Roman"/>
-                <w:sz w:val="14"/>
-                <w:szCs w:val="14"/>
-              </w:rPr>
-            </w:pPr>
-            <w:r>
-              <w:rPr>
-                <w:rFonts w:ascii="Times New Roman" w:hAnsi="Times New Roman"/>
-                <w:sz w:val="14"/>
-                <w:szCs w:val="14"/>
-              </w:rPr>
-              <w:t xml:space="preserve">None </w:t>
-            </w:r>
-          </w:p>
-        </w:tc>
-      </w:tr>
-      <w:tr>
-        <w:trPr>
-          <w:trHeight w:val="300"/>
-        </w:trPr>
-        <w:tc>
-          <w:tcPr>
             <w:tcW w:w="9340" w:type="dxa"/>
             <w:gridSpan w:val="13"/>
             <w:tcBorders>
@@ -5267,277 +4996,6 @@
                 <w:szCs w:val="14"/>
               </w:rPr>
               <w:t xml:space="preserve">   Surface Sampling of Anteroom and Cleanroom Bracketing </w:t>
-            </w:r>
-          </w:p>
-        </w:tc>
-      </w:tr>
-      <w:tr>
-        <w:trPr>
-          <w:trHeight w:val="300"/>
-        </w:trPr>
-        <w:tc>
-          <w:tcPr>
-            <w:tcW w:w="969" w:type="dxa"/>
-            <w:gridSpan w:val="2"/>
-            <w:tcBorders>
-              <w:top w:val="single" w:sz="8" w:space="0" w:color="auto"/>
-              <w:left w:val="single" w:sz="8" w:space="0" w:color="auto"/>
-              <w:bottom w:val="single" w:sz="8" w:space="0" w:color="auto"/>
-              <w:right w:val="single" w:sz="8" w:space="0" w:color="000000" w:themeColor="text1"/>
-            </w:tcBorders>
-            <w:vAlign w:val="center"/>
-          </w:tcPr>
-          <w:p>
-            <w:pPr>
-              <w:jc w:val="center"/>
-            </w:pPr>
-            <w:r>
-              <w:rPr>
-                <w:rFonts w:ascii="Times New Roman" w:hAnsi="Times New Roman"/>
-                <w:color w:val="000000" w:themeColor="text1"/>
-                <w:sz w:val="14"/>
-                <w:szCs w:val="14"/>
-              </w:rPr>
-              <w:t>Surface Sampling of Cleanrooms</w:t>
-            </w:r>
-          </w:p>
-        </w:tc>
-        <w:tc>
-          <w:tcPr>
-            <w:tcW w:w="566" w:type="dxa"/>
-            <w:tcBorders>
-              <w:top w:val="nil"/>
-              <w:left w:val="nil"/>
-              <w:bottom w:val="single" w:sz="8" w:space="0" w:color="auto"/>
-              <w:right w:val="single" w:sz="8" w:space="0" w:color="auto"/>
-            </w:tcBorders>
-            <w:vAlign w:val="center"/>
-          </w:tcPr>
-          <w:p>
-            <w:pPr>
-              <w:jc w:val="center"/>
-            </w:pPr>
-            <w:r>
-              <w:rPr>
-                <w:rFonts w:ascii="Times New Roman" w:hAnsi="Times New Roman"/>
-                <w:color w:val="000000" w:themeColor="text1"/>
-                <w:sz w:val="14"/>
-                <w:szCs w:val="14"/>
-              </w:rPr>
-              <w:t>Weekly</w:t>
-            </w:r>
-          </w:p>
-        </w:tc>
-        <w:tc>
-          <w:tcPr>
-            <w:tcW w:w="1206" w:type="dxa"/>
-            <w:tcBorders>
-              <w:top w:val="nil"/>
-              <w:left w:val="single" w:sz="8" w:space="0" w:color="auto"/>
-              <w:bottom w:val="single" w:sz="8" w:space="0" w:color="auto"/>
-              <w:right w:val="single" w:sz="8" w:space="0" w:color="auto"/>
-            </w:tcBorders>
-            <w:vAlign w:val="center"/>
-          </w:tcPr>
-          <w:p>
-            <w:pPr>
-              <w:jc w:val="center"/>
-              <w:rPr>
-                <w:rFonts w:ascii="Times New Roman" w:hAnsi="Times New Roman"/>
-                <w:color w:val="000000" w:themeColor="text1"/>
-                <w:sz w:val="14"/>
-                <w:szCs w:val="14"/>
-              </w:rPr>
-            </w:pPr>
-            <w:r>
-              <w:rPr>
-                <w:rFonts w:ascii="Times New Roman" w:hAnsi="Times New Roman"/>
-                <w:color w:val="000000" w:themeColor="text1"/>
-                <w:sz w:val="14"/>
-                <w:szCs w:val="14"/>
-              </w:rPr>
-              <w:t xml:space="preserve">{{ pro_date_of_weekly }} </w:t>
-            </w:r>
-          </w:p>
-        </w:tc>
-        <w:tc>
-          <w:tcPr>
-            <w:tcW w:w="1049" w:type="dxa"/>
-            <w:tcBorders>
-              <w:top w:val="nil"/>
-              <w:left w:val="single" w:sz="8" w:space="0" w:color="auto"/>
-              <w:bottom w:val="single" w:sz="8" w:space="0" w:color="auto"/>
-              <w:right w:val="single" w:sz="8" w:space="0" w:color="auto"/>
-            </w:tcBorders>
-            <w:vAlign w:val="center"/>
-          </w:tcPr>
-          <w:p>
-            <w:pPr>
-              <w:jc w:val="center"/>
-              <w:rPr>
-                <w:rFonts w:ascii="Times New Roman" w:hAnsi="Times New Roman"/>
-                <w:sz w:val="14"/>
-                <w:szCs w:val="14"/>
-              </w:rPr>
-            </w:pPr>
-            <w:r>
-              <w:rPr>
-                <w:rFonts w:ascii="Times New Roman" w:hAnsi="Times New Roman"/>
-                <w:sz w:val="14"/>
-                <w:szCs w:val="14"/>
-              </w:rPr>
-              <w:t xml:space="preserve">SMO </w:t>
-            </w:r>
-          </w:p>
-        </w:tc>
-        <w:tc>
-          <w:tcPr>
-            <w:tcW w:w="786" w:type="dxa"/>
-            <w:gridSpan w:val="3"/>
-            <w:tcBorders>
-              <w:top w:val="nil"/>
-              <w:left w:val="single" w:sz="8" w:space="0" w:color="auto"/>
-              <w:bottom w:val="single" w:sz="8" w:space="0" w:color="auto"/>
-              <w:right w:val="single" w:sz="8" w:space="0" w:color="auto"/>
-            </w:tcBorders>
-            <w:vAlign w:val="center"/>
-          </w:tcPr>
-          <w:p>
-            <w:pPr>
-              <w:jc w:val="center"/>
-            </w:pPr>
-            <w:r>
-              <w:rPr>
-                <w:rFonts w:ascii="Times New Roman" w:hAnsi="Times New Roman"/>
-                <w:color w:val="000000" w:themeColor="text1"/>
-                <w:sz w:val="14"/>
-                <w:szCs w:val="14"/>
-              </w:rPr>
-              <w:t>Week (Before Testing Date)</w:t>
-            </w:r>
-          </w:p>
-        </w:tc>
-        <w:tc>
-          <w:tcPr>
-            <w:tcW w:w="1419" w:type="dxa"/>
-            <w:tcBorders>
-              <w:top w:val="nil"/>
-              <w:left w:val="nil"/>
-              <w:bottom w:val="single" w:sz="8" w:space="0" w:color="auto"/>
-              <w:right w:val="single" w:sz="8" w:space="0" w:color="auto"/>
-            </w:tcBorders>
-            <w:vAlign w:val="center"/>
-          </w:tcPr>
-          <w:p>
-            <w:pPr>
-              <w:jc w:val="center"/>
-              <w:rPr>
-                <w:rFonts w:ascii="Times New Roman" w:hAnsi="Times New Roman"/>
-                <w:sz w:val="14"/>
-                <w:szCs w:val="14"/>
-              </w:rPr>
-            </w:pPr>
-            <w:r>
-              <w:rPr>
-                <w:rFonts w:ascii="Times New Roman" w:hAnsi="Times New Roman"/>
-                <w:color w:val="000000" w:themeColor="text1"/>
-                <w:sz w:val="14"/>
-                <w:szCs w:val="14"/>
-              </w:rPr>
-              <w:t w:space="preserve" xml:space="preserve">{{ pro_obs_room_wk_of }}</w:t>
-            </w:r>
-          </w:p>
-        </w:tc>
-        <w:tc>
-          <w:tcPr>
-            <w:tcW w:w="1444" w:type="dxa"/>
-            <w:tcBorders>
-              <w:top w:val="nil"/>
-              <w:left w:val="single" w:sz="8" w:space="0" w:color="auto"/>
-              <w:bottom w:val="single" w:sz="8" w:space="0" w:color="auto"/>
-              <w:right w:val="single" w:sz="8" w:space="0" w:color="auto"/>
-            </w:tcBorders>
-            <w:vAlign w:val="center"/>
-          </w:tcPr>
-          <w:p>
-            <w:pPr>
-              <w:jc w:val="center"/>
-              <w:rPr>
-                <w:rFonts w:ascii="Times New Roman" w:hAnsi="Times New Roman"/>
-                <w:sz w:val="14"/>
-                <w:szCs w:val="14"/>
-              </w:rPr>
-            </w:pPr>
-            <w:r>
-              <w:rPr>
-                <w:rFonts w:ascii="Times New Roman" w:hAnsi="Times New Roman"/>
-                <w:color w:val="000000" w:themeColor="text1"/>
-                <w:sz w:val="14"/>
-                <w:szCs w:val="14"/>
-              </w:rPr>
-              <w:t w:space="preserve" xml:space="preserve">{{ pro_etx_room_wk_of }}</w:t>
-            </w:r>
-          </w:p>
-        </w:tc>
-        <w:tc>
-          <w:tcPr>
-            <w:tcW w:w="1441" w:type="dxa"/>
-            <w:gridSpan w:val="2"/>
-            <w:tcBorders>
-              <w:top w:val="nil"/>
-              <w:left w:val="single" w:sz="8" w:space="0" w:color="auto"/>
-              <w:bottom w:val="single" w:sz="8" w:space="0" w:color="auto"/>
-              <w:right w:val="single" w:sz="8" w:space="0" w:color="auto"/>
-            </w:tcBorders>
-            <w:vAlign w:val="center"/>
-          </w:tcPr>
-          <w:p>
-            <w:pPr>
-              <w:jc w:val="center"/>
-              <w:rPr>
-                <w:rFonts w:ascii="Times New Roman" w:hAnsi="Times New Roman"/>
-                <w:sz w:val="14"/>
-                <w:szCs w:val="14"/>
-              </w:rPr>
-            </w:pPr>
-            <w:r>
-              <w:rPr>
-                <w:rFonts w:ascii="Times New Roman" w:hAnsi="Times New Roman"/>
-                <w:color w:val="000000" w:themeColor="text1"/>
-                <w:sz w:val="14"/>
-                <w:szCs w:val="14"/>
-              </w:rPr>
-              <w:t w:space="preserve" xml:space="preserve">{{ pro_id_room_wk_of }}</w:t>
-            </w:r>
-          </w:p>
-        </w:tc>
-        <w:tc>
-          <w:tcPr>
-            <w:tcW w:w="460" w:type="dxa"/>
-            <w:tcBorders>
-              <w:top w:val="nil"/>
-              <w:left w:val="nil"/>
-              <w:bottom w:val="single" w:sz="8" w:space="0" w:color="auto"/>
-              <w:right w:val="single" w:sz="8" w:space="0" w:color="000000" w:themeColor="text1"/>
-            </w:tcBorders>
-            <w:vAlign w:val="center"/>
-          </w:tcPr>
-          <w:p>
-            <w:pPr>
-              <w:jc w:val="center"/>
-              <w:rPr>
-                <w:rFonts w:ascii="Times New Roman" w:hAnsi="Times New Roman"/>
-                <w:sz w:val="14"/>
-                <w:szCs w:val="14"/>
-              </w:rPr>
-            </w:pPr>
-            <w:r>
-              <w:rPr>
-                <w:rFonts w:ascii="Times New Roman" w:hAnsi="Times New Roman"/>
-                <w:sz w:val="14"/>
-                <w:szCs w:val="14"/>
-              </w:rPr>
-              <w:t xml:space="preserve">None </w:t>
             </w:r>
           </w:p>
         </w:tc>
@@ -5679,7 +5137,7 @@
                 <w:sz w:val="14"/>
                 <w:szCs w:val="14"/>
               </w:rPr>
-              <w:t>Week (On or After Testing Date)</w:t>
+              <w:t>Week on Testing Date</w:t>
             </w:r>
           </w:p>
         </w:tc>
@@ -10040,7 +9498,7 @@
               <w:top w:val="single" w:sz="8" w:space="0" w:color="auto"/>
               <w:left w:val="single" w:sz="8" w:space="0" w:color="auto"/>
               <w:bottom w:val="single" w:sz="8" w:space="0" w:color="auto"/>
-              <w:right w:val="single" w:sz="8" w:space="0" w:color="000000" w:themeColor="text1"/>
+              <w:right w:val="single" w:sz="8" w:space="0" w:color="auto"/>
             </w:tcBorders>
             <w:vAlign w:val="center"/>
           </w:tcPr>
@@ -10063,7 +9521,7 @@
           <w:tcPr>
             <w:tcW w:w="566" w:type="dxa"/>
             <w:tcBorders>
-              <w:top w:val="nil"/>
+              <w:top w:val="single" w:sz="8" w:space="0" w:color="auto"/>
               <w:left w:val="nil"/>
               <w:bottom w:val="single" w:sz="8" w:space="0" w:color="auto"/>
               <w:right w:val="single" w:sz="8" w:space="0" w:color="auto"/>
@@ -10089,7 +9547,7 @@
           <w:tcPr>
             <w:tcW w:w="1206" w:type="dxa"/>
             <w:tcBorders>
-              <w:top w:val="nil"/>
+              <w:top w:val="single" w:sz="8" w:space="0" w:color="auto"/>
               <w:left w:val="single" w:sz="8" w:space="0" w:color="auto"/>
               <w:bottom w:val="single" w:sz="8" w:space="0" w:color="auto"/>
               <w:right w:val="single" w:sz="8" w:space="0" w:color="auto"/>
@@ -10121,29 +9579,24 @@
           <w:tcPr>
             <w:tcW w:w="1049" w:type="dxa"/>
             <w:tcBorders>
-              <w:top w:val="nil"/>
-              <w:left w:val="single" w:sz="8" w:space="0" w:color="auto"/>
-              <w:bottom w:val="single" w:sz="8" w:space="0" w:color="auto"/>
-              <w:right w:val="single" w:sz="8" w:space="0" w:color="auto"/>
-            </w:tcBorders>
-            <w:vAlign w:val="center"/>
-          </w:tcPr>
-          <w:p>
-            <w:pPr>
-              <w:jc w:val="center"/>
-              <w:rPr>
-                <w:rFonts w:ascii="Times New Roman" w:hAnsi="Times New Roman"/>
-                <w:sz w:val="14"/>
-                <w:szCs w:val="14"/>
-              </w:rPr>
-            </w:pPr>
-            <w:r>
-              <w:rPr>
-                <w:rFonts w:ascii="Times New Roman" w:hAnsi="Times New Roman"/>
-                <w:sz w:val="14"/>
-                <w:szCs w:val="14"/>
-              </w:rPr>
-              <w:t xml:space="preserve">SMO </w:t>
+              <w:top w:val="single" w:sz="8" w:space="0" w:color="auto"/>
+              <w:left w:val="single" w:sz="8" w:space="0" w:color="auto"/>
+              <w:bottom w:val="single" w:sz="8" w:space="0" w:color="auto"/>
+              <w:right w:val="single" w:sz="8" w:space="0" w:color="auto"/>
+            </w:tcBorders>
+            <w:vAlign w:val="center"/>
+          </w:tcPr>
+          <w:p>
+            <w:pPr>
+              <w:jc w:val="center"/>
+            </w:pPr>
+            <w:r>
+              <w:rPr>
+                <w:rFonts w:ascii="Times New Roman" w:hAnsi="Times New Roman"/>
+                <w:sz w:val="14"/>
+                <w:szCs w:val="14"/>
+              </w:rPr>
+              <w:t xml:space="preserve"> SMO</w:t>
             </w:r>
           </w:p>
         </w:tc>
@@ -10152,25 +9605,25 @@
             <w:tcW w:w="786" w:type="dxa"/>
             <w:gridSpan w:val="3"/>
             <w:tcBorders>
-              <w:top w:val="nil"/>
-              <w:left w:val="single" w:sz="8" w:space="0" w:color="auto"/>
-              <w:bottom w:val="single" w:sz="8" w:space="0" w:color="auto"/>
-              <w:right w:val="single" w:sz="8" w:space="0" w:color="auto"/>
-            </w:tcBorders>
-            <w:vAlign w:val="center"/>
-          </w:tcPr>
-          <w:p>
-            <w:pPr>
-              <w:jc w:val="center"/>
-            </w:pPr>
-            <w:r>
-              <w:rPr>
-                <w:rFonts w:ascii="Times New Roman" w:hAnsi="Times New Roman"/>
-                <w:color w:val="000000" w:themeColor="text1"/>
-                <w:sz w:val="14"/>
-                <w:szCs w:val="14"/>
-              </w:rPr>
-              <w:t>Week (Before Testing Date)</w:t>
+              <w:top w:val="single" w:sz="8" w:space="0" w:color="auto"/>
+              <w:left w:val="single" w:sz="8" w:space="0" w:color="auto"/>
+              <w:bottom w:val="single" w:sz="8" w:space="0" w:color="auto"/>
+              <w:right w:val="single" w:sz="8" w:space="0" w:color="auto"/>
+            </w:tcBorders>
+            <w:vAlign w:val="center"/>
+          </w:tcPr>
+          <w:p>
+            <w:pPr>
+              <w:jc w:val="center"/>
+            </w:pPr>
+            <w:r>
+              <w:rPr>
+                <w:rFonts w:ascii="Times New Roman" w:hAnsi="Times New Roman"/>
+                <w:color w:val="000000" w:themeColor="text1"/>
+                <w:sz w:val="14"/>
+                <w:szCs w:val="14"/>
+              </w:rPr>
+              <w:t>Week on Testing Date</w:t>
             </w:r>
           </w:p>
         </w:tc>
@@ -10178,7 +9631,7 @@
           <w:tcPr>
             <w:tcW w:w="1419" w:type="dxa"/>
             <w:tcBorders>
-              <w:top w:val="nil"/>
+              <w:top w:val="single" w:sz="8" w:space="0" w:color="auto"/>
               <w:left w:val="nil"/>
               <w:bottom w:val="single" w:sz="8" w:space="0" w:color="auto"/>
               <w:right w:val="single" w:sz="8" w:space="0" w:color="auto"/>
@@ -10209,7 +9662,7 @@
           <w:tcPr>
             <w:tcW w:w="1444" w:type="dxa"/>
             <w:tcBorders>
-              <w:top w:val="nil"/>
+              <w:top w:val="single" w:sz="8" w:space="0" w:color="auto"/>
               <w:left w:val="single" w:sz="8" w:space="0" w:color="auto"/>
               <w:bottom w:val="single" w:sz="8" w:space="0" w:color="auto"/>
               <w:right w:val="single" w:sz="8" w:space="0" w:color="auto"/>
@@ -10241,7 +9694,7 @@
             <w:tcW w:w="1441" w:type="dxa"/>
             <w:gridSpan w:val="2"/>
             <w:tcBorders>
-              <w:top w:val="nil"/>
+              <w:top w:val="single" w:sz="8" w:space="0" w:color="auto"/>
               <w:left w:val="single" w:sz="8" w:space="0" w:color="auto"/>
               <w:bottom w:val="single" w:sz="8" w:space="0" w:color="auto"/>
               <w:right w:val="single" w:sz="8" w:space="0" w:color="auto"/>
@@ -10272,29 +9725,29 @@
           <w:tcPr>
             <w:tcW w:w="460" w:type="dxa"/>
             <w:tcBorders>
-              <w:top w:val="nil"/>
+              <w:top w:val="single" w:sz="8" w:space="0" w:color="auto"/>
               <w:left w:val="nil"/>
               <w:bottom w:val="single" w:sz="8" w:space="0" w:color="auto"/>
-              <w:right w:val="single" w:sz="8" w:space="0" w:color="000000" w:themeColor="text1"/>
-            </w:tcBorders>
-            <w:vAlign w:val="center"/>
-          </w:tcPr>
-          <w:p>
-            <w:pPr>
-              <w:jc w:val="center"/>
-              <w:rPr>
-                <w:rFonts w:ascii="Times New Roman" w:hAnsi="Times New Roman"/>
-                <w:sz w:val="14"/>
-                <w:szCs w:val="14"/>
-              </w:rPr>
-            </w:pPr>
-            <w:r>
-              <w:rPr>
-                <w:rFonts w:ascii="Times New Roman" w:hAnsi="Times New Roman"/>
-                <w:sz w:val="14"/>
-                <w:szCs w:val="14"/>
-              </w:rPr>
-              <w:t xml:space="preserve"> None</w:t>
+              <w:right w:val="single" w:sz="8" w:space="0" w:color="auto"/>
+            </w:tcBorders>
+            <w:vAlign w:val="center"/>
+          </w:tcPr>
+          <w:p>
+            <w:pPr>
+              <w:jc w:val="center"/>
+              <w:rPr>
+                <w:rFonts w:ascii="Times New Roman" w:hAnsi="Times New Roman"/>
+                <w:sz w:val="14"/>
+                <w:szCs w:val="14"/>
+              </w:rPr>
+            </w:pPr>
+            <w:r>
+              <w:rPr>
+                <w:rFonts w:ascii="Times New Roman" w:hAnsi="Times New Roman"/>
+                <w:sz w:val="14"/>
+                <w:szCs w:val="14"/>
+              </w:rPr>
+              <w:t xml:space="preserve">None </w:t>
             </w:r>
           </w:p>
         </w:tc>
@@ -10305,272 +9758,6 @@
         </w:trPr>
         <w:tc>
           <w:tcPr>
-            <w:tcW w:w="969" w:type="dxa"/>
-            <w:gridSpan w:val="2"/>
-            <w:tcBorders>
-              <w:top w:val="single" w:sz="8" w:space="0" w:color="auto"/>
-              <w:left w:val="single" w:sz="8" w:space="0" w:color="auto"/>
-              <w:bottom w:val="single" w:sz="8" w:space="0" w:color="auto"/>
-              <w:right w:val="single" w:sz="8" w:space="0" w:color="auto"/>
-            </w:tcBorders>
-            <w:vAlign w:val="center"/>
-          </w:tcPr>
-          <w:p>
-            <w:pPr>
-              <w:jc w:val="center"/>
-            </w:pPr>
-            <w:r>
-              <w:rPr>
-                <w:rFonts w:ascii="Times New Roman" w:hAnsi="Times New Roman"/>
-                <w:color w:val="000000" w:themeColor="text1"/>
-                <w:sz w:val="14"/>
-                <w:szCs w:val="14"/>
-              </w:rPr>
-              <w:t>Active Air Sampling of Cleanrooms</w:t>
-            </w:r>
-          </w:p>
-        </w:tc>
-        <w:tc>
-          <w:tcPr>
-            <w:tcW w:w="566" w:type="dxa"/>
-            <w:tcBorders>
-              <w:top w:val="single" w:sz="8" w:space="0" w:color="auto"/>
-              <w:left w:val="nil"/>
-              <w:bottom w:val="single" w:sz="8" w:space="0" w:color="auto"/>
-              <w:right w:val="single" w:sz="8" w:space="0" w:color="auto"/>
-            </w:tcBorders>
-            <w:vAlign w:val="center"/>
-          </w:tcPr>
-          <w:p>
-            <w:pPr>
-              <w:jc w:val="center"/>
-            </w:pPr>
-            <w:r>
-              <w:rPr>
-                <w:rFonts w:ascii="Times New Roman" w:hAnsi="Times New Roman"/>
-                <w:color w:val="000000" w:themeColor="text1"/>
-                <w:sz w:val="14"/>
-                <w:szCs w:val="14"/>
-              </w:rPr>
-              <w:t>Weekly</w:t>
-            </w:r>
-          </w:p>
-        </w:tc>
-        <w:tc>
-          <w:tcPr>
-            <w:tcW w:w="1206" w:type="dxa"/>
-            <w:tcBorders>
-              <w:top w:val="single" w:sz="8" w:space="0" w:color="auto"/>
-              <w:left w:val="single" w:sz="8" w:space="0" w:color="auto"/>
-              <w:bottom w:val="single" w:sz="8" w:space="0" w:color="auto"/>
-              <w:right w:val="single" w:sz="8" w:space="0" w:color="auto"/>
-            </w:tcBorders>
-            <w:vAlign w:val="center"/>
-          </w:tcPr>
-          <w:p>
-            <w:pPr>
-              <w:jc w:val="center"/>
-              <w:rPr>
-                <w:rFonts w:ascii="Times New Roman" w:hAnsi="Times New Roman"/>
-                <w:color w:val="000000" w:themeColor="text1"/>
-                <w:sz w:val="14"/>
-                <w:szCs w:val="14"/>
-              </w:rPr>
-            </w:pPr>
-            <w:r>
-              <w:rPr>
-                <w:rFonts w:ascii="Times New Roman" w:hAnsi="Times New Roman"/>
-                <w:color w:val="000000" w:themeColor="text1"/>
-                <w:sz w:val="14"/>
-                <w:szCs w:val="14"/>
-              </w:rPr>
-              <w:t w:space="preserve" xml:space="preserve">{{ alq_date_of_weekly }}</w:t>
-            </w:r>
-          </w:p>
-        </w:tc>
-        <w:tc>
-          <w:tcPr>
-            <w:tcW w:w="1049" w:type="dxa"/>
-            <w:tcBorders>
-              <w:top w:val="single" w:sz="8" w:space="0" w:color="auto"/>
-              <w:left w:val="single" w:sz="8" w:space="0" w:color="auto"/>
-              <w:bottom w:val="single" w:sz="8" w:space="0" w:color="auto"/>
-              <w:right w:val="single" w:sz="8" w:space="0" w:color="auto"/>
-            </w:tcBorders>
-            <w:vAlign w:val="center"/>
-          </w:tcPr>
-          <w:p>
-            <w:pPr>
-              <w:jc w:val="center"/>
-            </w:pPr>
-            <w:r>
-              <w:rPr>
-                <w:rFonts w:ascii="Times New Roman" w:hAnsi="Times New Roman"/>
-                <w:sz w:val="14"/>
-                <w:szCs w:val="14"/>
-              </w:rPr>
-              <w:t xml:space="preserve"> SMO</w:t>
-            </w:r>
-          </w:p>
-        </w:tc>
-        <w:tc>
-          <w:tcPr>
-            <w:tcW w:w="786" w:type="dxa"/>
-            <w:gridSpan w:val="3"/>
-            <w:tcBorders>
-              <w:top w:val="single" w:sz="8" w:space="0" w:color="auto"/>
-              <w:left w:val="single" w:sz="8" w:space="0" w:color="auto"/>
-              <w:bottom w:val="single" w:sz="8" w:space="0" w:color="auto"/>
-              <w:right w:val="single" w:sz="8" w:space="0" w:color="auto"/>
-            </w:tcBorders>
-            <w:vAlign w:val="center"/>
-          </w:tcPr>
-          <w:p>
-            <w:pPr>
-              <w:jc w:val="center"/>
-            </w:pPr>
-            <w:r>
-              <w:rPr>
-                <w:rFonts w:ascii="Times New Roman" w:hAnsi="Times New Roman"/>
-                <w:color w:val="000000" w:themeColor="text1"/>
-                <w:sz w:val="14"/>
-                <w:szCs w:val="14"/>
-              </w:rPr>
-              <w:t>Week (On or After Testing Date)</w:t>
-            </w:r>
-          </w:p>
-        </w:tc>
-        <w:tc>
-          <w:tcPr>
-            <w:tcW w:w="1419" w:type="dxa"/>
-            <w:tcBorders>
-              <w:top w:val="single" w:sz="8" w:space="0" w:color="auto"/>
-              <w:left w:val="nil"/>
-              <w:bottom w:val="single" w:sz="8" w:space="0" w:color="auto"/>
-              <w:right w:val="single" w:sz="8" w:space="0" w:color="auto"/>
-            </w:tcBorders>
-            <w:vAlign w:val="center"/>
-          </w:tcPr>
-          <w:p>
-            <w:pPr>
-              <w:jc w:val="center"/>
-              <w:rPr>
-                <w:rFonts w:ascii="Times New Roman" w:hAnsi="Times New Roman"/>
-                <w:sz w:val="14"/>
-                <w:szCs w:val="14"/>
-              </w:rPr>
-            </w:pPr>
-            <w:r>
-              <w:rPr>
-                <w:rFonts w:ascii="Times New Roman" w:hAnsi="Times New Roman"/>
-                <w:color w:val="000000" w:themeColor="text1"/>
-                <w:sz w:val="14"/>
-                <w:szCs w:val="14"/>
-              </w:rPr>
-              <w:t w:space="preserve" xml:space="preserve">{{ alq_obs_air_wk_of }}</w:t>
-            </w:r>
-          </w:p>
-        </w:tc>
-        <w:tc>
-          <w:tcPr>
-            <w:tcW w:w="1444" w:type="dxa"/>
-            <w:tcBorders>
-              <w:top w:val="single" w:sz="8" w:space="0" w:color="auto"/>
-              <w:left w:val="single" w:sz="8" w:space="0" w:color="auto"/>
-              <w:bottom w:val="single" w:sz="8" w:space="0" w:color="auto"/>
-              <w:right w:val="single" w:sz="8" w:space="0" w:color="auto"/>
-            </w:tcBorders>
-            <w:vAlign w:val="center"/>
-          </w:tcPr>
-          <w:p>
-            <w:pPr>
-              <w:jc w:val="center"/>
-              <w:rPr>
-                <w:rFonts w:ascii="Times New Roman" w:hAnsi="Times New Roman"/>
-                <w:sz w:val="14"/>
-                <w:szCs w:val="14"/>
-              </w:rPr>
-            </w:pPr>
-            <w:r>
-              <w:rPr>
-                <w:rFonts w:ascii="Times New Roman" w:hAnsi="Times New Roman"/>
-                <w:color w:val="000000" w:themeColor="text1"/>
-                <w:sz w:val="14"/>
-                <w:szCs w:val="14"/>
-              </w:rPr>
-              <w:t w:space="preserve" xml:space="preserve">{{ alq_etx_air_wk_of }}</w:t>
-            </w:r>
-          </w:p>
-        </w:tc>
-        <w:tc>
-          <w:tcPr>
-            <w:tcW w:w="1441" w:type="dxa"/>
-            <w:gridSpan w:val="2"/>
-            <w:tcBorders>
-              <w:top w:val="single" w:sz="8" w:space="0" w:color="auto"/>
-              <w:left w:val="single" w:sz="8" w:space="0" w:color="auto"/>
-              <w:bottom w:val="single" w:sz="8" w:space="0" w:color="auto"/>
-              <w:right w:val="single" w:sz="8" w:space="0" w:color="auto"/>
-            </w:tcBorders>
-            <w:vAlign w:val="center"/>
-          </w:tcPr>
-          <w:p>
-            <w:pPr>
-              <w:jc w:val="center"/>
-              <w:rPr>
-                <w:rFonts w:ascii="Times New Roman" w:hAnsi="Times New Roman"/>
-                <w:sz w:val="14"/>
-                <w:szCs w:val="14"/>
-              </w:rPr>
-            </w:pPr>
-            <w:r>
-              <w:rPr>
-                <w:rFonts w:ascii="Times New Roman" w:hAnsi="Times New Roman"/>
-                <w:color w:val="000000" w:themeColor="text1"/>
-                <w:sz w:val="14"/>
-                <w:szCs w:val="14"/>
-              </w:rPr>
-              <w:t w:space="preserve" xml:space="preserve">{{ alq_id_air_wk_of }}</w:t>
-            </w:r>
-          </w:p>
-        </w:tc>
-        <w:tc>
-          <w:tcPr>
-            <w:tcW w:w="460" w:type="dxa"/>
-            <w:tcBorders>
-              <w:top w:val="single" w:sz="8" w:space="0" w:color="auto"/>
-              <w:left w:val="nil"/>
-              <w:bottom w:val="single" w:sz="8" w:space="0" w:color="auto"/>
-              <w:right w:val="single" w:sz="8" w:space="0" w:color="auto"/>
-            </w:tcBorders>
-            <w:vAlign w:val="center"/>
-          </w:tcPr>
-          <w:p>
-            <w:pPr>
-              <w:jc w:val="center"/>
-              <w:rPr>
-                <w:rFonts w:ascii="Times New Roman" w:hAnsi="Times New Roman"/>
-                <w:sz w:val="14"/>
-                <w:szCs w:val="14"/>
-              </w:rPr>
-            </w:pPr>
-            <w:r>
-              <w:rPr>
-                <w:rFonts w:ascii="Times New Roman" w:hAnsi="Times New Roman"/>
-                <w:sz w:val="14"/>
-                <w:szCs w:val="14"/>
-              </w:rPr>
-              <w:t xml:space="preserve">None </w:t>
-            </w:r>
-          </w:p>
-        </w:tc>
-      </w:tr>
-      <w:tr>
-        <w:trPr>
-          <w:trHeight w:val="300"/>
-        </w:trPr>
-        <w:tc>
-          <w:tcPr>
             <w:tcW w:w="9340" w:type="dxa"/>
             <w:gridSpan w:val="13"/>
             <w:tcBorders>
@@ -10593,277 +9780,6 @@
                 <w:szCs w:val="14"/>
               </w:rPr>
               <w:t xml:space="preserve">   Surface Sampling of Anteroom and Cleanroom Bracketing </w:t>
-            </w:r>
-          </w:p>
-        </w:tc>
-      </w:tr>
-      <w:tr>
-        <w:trPr>
-          <w:trHeight w:val="300"/>
-        </w:trPr>
-        <w:tc>
-          <w:tcPr>
-            <w:tcW w:w="969" w:type="dxa"/>
-            <w:gridSpan w:val="2"/>
-            <w:tcBorders>
-              <w:top w:val="single" w:sz="8" w:space="0" w:color="auto"/>
-              <w:left w:val="single" w:sz="8" w:space="0" w:color="auto"/>
-              <w:bottom w:val="single" w:sz="8" w:space="0" w:color="auto"/>
-              <w:right w:val="single" w:sz="8" w:space="0" w:color="000000" w:themeColor="text1"/>
-            </w:tcBorders>
-            <w:vAlign w:val="center"/>
-          </w:tcPr>
-          <w:p>
-            <w:pPr>
-              <w:jc w:val="center"/>
-            </w:pPr>
-            <w:r>
-              <w:rPr>
-                <w:rFonts w:ascii="Times New Roman" w:hAnsi="Times New Roman"/>
-                <w:color w:val="000000" w:themeColor="text1"/>
-                <w:sz w:val="14"/>
-                <w:szCs w:val="14"/>
-              </w:rPr>
-              <w:t>Surface Sampling of Cleanrooms</w:t>
-            </w:r>
-          </w:p>
-        </w:tc>
-        <w:tc>
-          <w:tcPr>
-            <w:tcW w:w="566" w:type="dxa"/>
-            <w:tcBorders>
-              <w:top w:val="nil"/>
-              <w:left w:val="nil"/>
-              <w:bottom w:val="single" w:sz="8" w:space="0" w:color="auto"/>
-              <w:right w:val="single" w:sz="8" w:space="0" w:color="auto"/>
-            </w:tcBorders>
-            <w:vAlign w:val="center"/>
-          </w:tcPr>
-          <w:p>
-            <w:pPr>
-              <w:jc w:val="center"/>
-            </w:pPr>
-            <w:r>
-              <w:rPr>
-                <w:rFonts w:ascii="Times New Roman" w:hAnsi="Times New Roman"/>
-                <w:color w:val="000000" w:themeColor="text1"/>
-                <w:sz w:val="14"/>
-                <w:szCs w:val="14"/>
-              </w:rPr>
-              <w:t>Weekly</w:t>
-            </w:r>
-          </w:p>
-        </w:tc>
-        <w:tc>
-          <w:tcPr>
-            <w:tcW w:w="1206" w:type="dxa"/>
-            <w:tcBorders>
-              <w:top w:val="nil"/>
-              <w:left w:val="single" w:sz="8" w:space="0" w:color="auto"/>
-              <w:bottom w:val="single" w:sz="8" w:space="0" w:color="auto"/>
-              <w:right w:val="single" w:sz="8" w:space="0" w:color="auto"/>
-            </w:tcBorders>
-            <w:vAlign w:val="center"/>
-          </w:tcPr>
-          <w:p>
-            <w:pPr>
-              <w:jc w:val="center"/>
-              <w:rPr>
-                <w:rFonts w:ascii="Times New Roman" w:hAnsi="Times New Roman"/>
-                <w:color w:val="000000" w:themeColor="text1"/>
-                <w:sz w:val="14"/>
-                <w:szCs w:val="14"/>
-              </w:rPr>
-            </w:pPr>
-            <w:r>
-              <w:rPr>
-                <w:rFonts w:ascii="Times New Roman" w:hAnsi="Times New Roman"/>
-                <w:color w:val="000000" w:themeColor="text1"/>
-                <w:sz w:val="14"/>
-                <w:szCs w:val="14"/>
-              </w:rPr>
-              <w:t xml:space="preserve">{{ alq_date_of_weekly }} </w:t>
-            </w:r>
-          </w:p>
-        </w:tc>
-        <w:tc>
-          <w:tcPr>
-            <w:tcW w:w="1049" w:type="dxa"/>
-            <w:tcBorders>
-              <w:top w:val="nil"/>
-              <w:left w:val="single" w:sz="8" w:space="0" w:color="auto"/>
-              <w:bottom w:val="single" w:sz="8" w:space="0" w:color="auto"/>
-              <w:right w:val="single" w:sz="8" w:space="0" w:color="auto"/>
-            </w:tcBorders>
-            <w:vAlign w:val="center"/>
-          </w:tcPr>
-          <w:p>
-            <w:pPr>
-              <w:jc w:val="center"/>
-              <w:rPr>
-                <w:rFonts w:ascii="Times New Roman" w:hAnsi="Times New Roman"/>
-                <w:sz w:val="14"/>
-                <w:szCs w:val="14"/>
-              </w:rPr>
-            </w:pPr>
-            <w:r>
-              <w:rPr>
-                <w:rFonts w:ascii="Times New Roman" w:hAnsi="Times New Roman"/>
-                <w:sz w:val="14"/>
-                <w:szCs w:val="14"/>
-              </w:rPr>
-              <w:t xml:space="preserve">SMO </w:t>
-            </w:r>
-          </w:p>
-        </w:tc>
-        <w:tc>
-          <w:tcPr>
-            <w:tcW w:w="786" w:type="dxa"/>
-            <w:gridSpan w:val="3"/>
-            <w:tcBorders>
-              <w:top w:val="nil"/>
-              <w:left w:val="single" w:sz="8" w:space="0" w:color="auto"/>
-              <w:bottom w:val="single" w:sz="8" w:space="0" w:color="auto"/>
-              <w:right w:val="single" w:sz="8" w:space="0" w:color="auto"/>
-            </w:tcBorders>
-            <w:vAlign w:val="center"/>
-          </w:tcPr>
-          <w:p>
-            <w:pPr>
-              <w:jc w:val="center"/>
-            </w:pPr>
-            <w:r>
-              <w:rPr>
-                <w:rFonts w:ascii="Times New Roman" w:hAnsi="Times New Roman"/>
-                <w:color w:val="000000" w:themeColor="text1"/>
-                <w:sz w:val="14"/>
-                <w:szCs w:val="14"/>
-              </w:rPr>
-              <w:t>Week (Before Testing Date)</w:t>
-            </w:r>
-          </w:p>
-        </w:tc>
-        <w:tc>
-          <w:tcPr>
-            <w:tcW w:w="1419" w:type="dxa"/>
-            <w:tcBorders>
-              <w:top w:val="nil"/>
-              <w:left w:val="nil"/>
-              <w:bottom w:val="single" w:sz="8" w:space="0" w:color="auto"/>
-              <w:right w:val="single" w:sz="8" w:space="0" w:color="auto"/>
-            </w:tcBorders>
-            <w:vAlign w:val="center"/>
-          </w:tcPr>
-          <w:p>
-            <w:pPr>
-              <w:jc w:val="center"/>
-              <w:rPr>
-                <w:rFonts w:ascii="Times New Roman" w:hAnsi="Times New Roman"/>
-                <w:sz w:val="14"/>
-                <w:szCs w:val="14"/>
-              </w:rPr>
-            </w:pPr>
-            <w:r>
-              <w:rPr>
-                <w:rFonts w:ascii="Times New Roman" w:hAnsi="Times New Roman"/>
-                <w:color w:val="000000" w:themeColor="text1"/>
-                <w:sz w:val="14"/>
-                <w:szCs w:val="14"/>
-              </w:rPr>
-              <w:t w:space="preserve" xml:space="preserve">{{ alq_obs_room_wk_of }}</w:t>
-            </w:r>
-          </w:p>
-        </w:tc>
-        <w:tc>
-          <w:tcPr>
-            <w:tcW w:w="1444" w:type="dxa"/>
-            <w:tcBorders>
-              <w:top w:val="nil"/>
-              <w:left w:val="single" w:sz="8" w:space="0" w:color="auto"/>
-              <w:bottom w:val="single" w:sz="8" w:space="0" w:color="auto"/>
-              <w:right w:val="single" w:sz="8" w:space="0" w:color="auto"/>
-            </w:tcBorders>
-            <w:vAlign w:val="center"/>
-          </w:tcPr>
-          <w:p>
-            <w:pPr>
-              <w:jc w:val="center"/>
-              <w:rPr>
-                <w:rFonts w:ascii="Times New Roman" w:hAnsi="Times New Roman"/>
-                <w:sz w:val="14"/>
-                <w:szCs w:val="14"/>
-              </w:rPr>
-            </w:pPr>
-            <w:r>
-              <w:rPr>
-                <w:rFonts w:ascii="Times New Roman" w:hAnsi="Times New Roman"/>
-                <w:color w:val="000000" w:themeColor="text1"/>
-                <w:sz w:val="14"/>
-                <w:szCs w:val="14"/>
-              </w:rPr>
-              <w:t w:space="preserve" xml:space="preserve">{{ alq_etx_room_wk_of }}</w:t>
-            </w:r>
-          </w:p>
-        </w:tc>
-        <w:tc>
-          <w:tcPr>
-            <w:tcW w:w="1441" w:type="dxa"/>
-            <w:gridSpan w:val="2"/>
-            <w:tcBorders>
-              <w:top w:val="nil"/>
-              <w:left w:val="single" w:sz="8" w:space="0" w:color="auto"/>
-              <w:bottom w:val="single" w:sz="8" w:space="0" w:color="auto"/>
-              <w:right w:val="single" w:sz="8" w:space="0" w:color="auto"/>
-            </w:tcBorders>
-            <w:vAlign w:val="center"/>
-          </w:tcPr>
-          <w:p>
-            <w:pPr>
-              <w:jc w:val="center"/>
-              <w:rPr>
-                <w:rFonts w:ascii="Times New Roman" w:hAnsi="Times New Roman"/>
-                <w:sz w:val="14"/>
-                <w:szCs w:val="14"/>
-              </w:rPr>
-            </w:pPr>
-            <w:r>
-              <w:rPr>
-                <w:rFonts w:ascii="Times New Roman" w:hAnsi="Times New Roman"/>
-                <w:color w:val="000000" w:themeColor="text1"/>
-                <w:sz w:val="14"/>
-                <w:szCs w:val="14"/>
-              </w:rPr>
-              <w:t w:space="preserve" xml:space="preserve">{{ alq_id_room_wk_of }}</w:t>
-            </w:r>
-          </w:p>
-        </w:tc>
-        <w:tc>
-          <w:tcPr>
-            <w:tcW w:w="460" w:type="dxa"/>
-            <w:tcBorders>
-              <w:top w:val="nil"/>
-              <w:left w:val="nil"/>
-              <w:bottom w:val="single" w:sz="8" w:space="0" w:color="auto"/>
-              <w:right w:val="single" w:sz="8" w:space="0" w:color="000000" w:themeColor="text1"/>
-            </w:tcBorders>
-            <w:vAlign w:val="center"/>
-          </w:tcPr>
-          <w:p>
-            <w:pPr>
-              <w:jc w:val="center"/>
-              <w:rPr>
-                <w:rFonts w:ascii="Times New Roman" w:hAnsi="Times New Roman"/>
-                <w:sz w:val="14"/>
-                <w:szCs w:val="14"/>
-              </w:rPr>
-            </w:pPr>
-            <w:r>
-              <w:rPr>
-                <w:rFonts w:ascii="Times New Roman" w:hAnsi="Times New Roman"/>
-                <w:sz w:val="14"/>
-                <w:szCs w:val="14"/>
-              </w:rPr>
-              <w:t xml:space="preserve">None </w:t>
             </w:r>
           </w:p>
         </w:tc>
@@ -11005,7 +9921,7 @@
                 <w:sz w:val="14"/>
                 <w:szCs w:val="14"/>
               </w:rPr>
-              <w:t>Week (On or After Testing Date)</w:t>
+              <w:t>Week on Testing Date</w:t>
             </w:r>
           </w:p>
         </w:tc>

--- a/tables for celsis.docx
+++ b/tables for celsis.docx
@@ -4839,7 +4839,7 @@
                 <w:sz w:val="14"/>
                 <w:szCs w:val="14"/>
               </w:rPr>
-              <w:t>Week on Testing Date</w:t>
+              <w:t>Week of Testing</w:t>
             </w:r>
           </w:p>
         </w:tc>
@@ -5137,7 +5137,7 @@
                 <w:sz w:val="14"/>
                 <w:szCs w:val="14"/>
               </w:rPr>
-              <w:t>Week on Testing Date</w:t>
+              <w:t>Week of Testing</w:t>
             </w:r>
           </w:p>
         </w:tc>
@@ -9623,7 +9623,7 @@
                 <w:sz w:val="14"/>
                 <w:szCs w:val="14"/>
               </w:rPr>
-              <w:t>Week on Testing Date</w:t>
+              <w:t>Week of Testing</w:t>
             </w:r>
           </w:p>
         </w:tc>
@@ -9921,7 +9921,7 @@
                 <w:sz w:val="14"/>
                 <w:szCs w:val="14"/>
               </w:rPr>
-              <w:t>Week on Testing Date</w:t>
+              <w:t>Week of Testing</w:t>
             </w:r>
           </w:p>
         </w:tc>
